--- a/report/Assignment_Documentation.docx
+++ b/report/Assignment_Documentation.docx
@@ -9,6 +9,8 @@
         <w:jc w:val="both"/>
       </w:pPr>
       <w:bookmarkStart w:id="0" w:name="_Toc223433525"/>
+      <w:bookmarkStart w:id="1" w:name="_Toc223463642"/>
+      <w:bookmarkStart w:id="2" w:name="_Toc223465837"/>
       <w:r>
         <w:rPr>
           <w:noProof/>
@@ -70,9 +72,12 @@
         </w:drawing>
       </w:r>
       <w:bookmarkEnd w:id="0"/>
-    </w:p>
-    <w:p>
-      <w:pPr>
+      <w:bookmarkEnd w:id="1"/>
+      <w:bookmarkEnd w:id="2"/>
+    </w:p>
+    <w:p>
+      <w:pPr>
+        <w:jc w:val="both"/>
         <w:rPr>
           <w:rFonts w:asciiTheme="majorHAnsi" w:eastAsiaTheme="majorEastAsia" w:hAnsiTheme="majorHAnsi" w:cstheme="majorBidi"/>
           <w:color w:val="0F4761" w:themeColor="accent1" w:themeShade="BF"/>
@@ -90,34 +95,26 @@
         <w:spacing w:line="276" w:lineRule="auto"/>
         <w:jc w:val="both"/>
       </w:pPr>
-      <w:bookmarkStart w:id="1" w:name="_Toc223433526"/>
+      <w:bookmarkStart w:id="3" w:name="_Toc223465838"/>
       <w:r>
         <w:lastRenderedPageBreak/>
         <w:t>Acknowledgement</w:t>
       </w:r>
-      <w:bookmarkEnd w:id="1"/>
-    </w:p>
-    <w:p>
-      <w:pPr>
-        <w:spacing w:line="276" w:lineRule="auto"/>
-        <w:jc w:val="both"/>
-      </w:pPr>
-    </w:p>
-    <w:p>
-      <w:pPr>
-        <w:spacing w:line="276" w:lineRule="auto"/>
-        <w:jc w:val="both"/>
-      </w:pPr>
-      <w:r>
-        <w:t xml:space="preserve">I would like to express my sincere gratitude to my module leader, Er. Suman Shrestha, for his guidance and support throughout this module. His expertise in Artificial Intelligence and practical </w:t>
-      </w:r>
-      <w:proofErr w:type="gramStart"/>
-      <w:r>
-        <w:t>teaching approach</w:t>
-      </w:r>
-      <w:proofErr w:type="gramEnd"/>
-      <w:r>
-        <w:t xml:space="preserve"> significantly contributed to my understanding of machine learning concepts and their real-world applications.</w:t>
+      <w:bookmarkEnd w:id="3"/>
+    </w:p>
+    <w:p>
+      <w:pPr>
+        <w:spacing w:line="276" w:lineRule="auto"/>
+        <w:jc w:val="both"/>
+      </w:pPr>
+    </w:p>
+    <w:p>
+      <w:pPr>
+        <w:spacing w:line="276" w:lineRule="auto"/>
+        <w:jc w:val="both"/>
+      </w:pPr>
+      <w:r>
+        <w:t>I would like to express my sincere gratitude to my module leader, Er. Suman Shrestha, for his guidance and support throughout this module. His expertise in Artificial Intelligence and practical teaching approach significantly contributed to my understanding of machine learning concepts and their real-world applications.</w:t>
       </w:r>
     </w:p>
     <w:p>
@@ -150,61 +147,50 @@
       <w:pPr>
         <w:pStyle w:val="Heading1"/>
         <w:spacing w:line="276" w:lineRule="auto"/>
-        <w:jc w:val="both"/>
-      </w:pPr>
-      <w:bookmarkStart w:id="2" w:name="_Toc223433527"/>
+        <w:jc w:val="center"/>
+      </w:pPr>
+      <w:bookmarkStart w:id="4" w:name="_Toc223465839"/>
       <w:r>
         <w:lastRenderedPageBreak/>
         <w:t>Abstract</w:t>
       </w:r>
-      <w:bookmarkEnd w:id="2"/>
-    </w:p>
-    <w:p>
-      <w:pPr>
-        <w:spacing w:line="276" w:lineRule="auto"/>
-        <w:jc w:val="both"/>
-      </w:pPr>
-    </w:p>
-    <w:p>
-      <w:pPr>
-        <w:spacing w:line="276" w:lineRule="auto"/>
-        <w:jc w:val="both"/>
-      </w:pPr>
-      <w:r>
-        <w:t>Resume screening is a critical stage in the recruitment process, yet manual evaluation of resumes is time-consuming, inconsistent, and difficult to scale. With the increasing number of job applications received by organizations, automated solutions are necessary to enhance efficiency and decision-making accuracy. This project presents an AI-based Resume Screening and Job Role Recommendation System that integrates Natural Language Processing (NLP), machine learning classification, and rule-based skill matching techniques.</w:t>
-      </w:r>
-    </w:p>
-    <w:p>
-      <w:pPr>
-        <w:spacing w:line="276" w:lineRule="auto"/>
-        <w:jc w:val="both"/>
-      </w:pPr>
-      <w:r>
-        <w:t>The system utilizes TF-IDF vectorization to transform resume text into numerical feature representations and applies a Logistic Regression classifier to categorize resumes into predefined job categories. In addition to classification, a weighted skill-matching mechanism compares candidate skills with predefined job role requirements to generate realistic job recommendations and identify missing competencies.</w:t>
-      </w:r>
-    </w:p>
-    <w:p>
-      <w:pPr>
-        <w:spacing w:line="276" w:lineRule="auto"/>
-        <w:jc w:val="both"/>
-      </w:pPr>
-      <w:r>
-        <w:t>The model performance was evaluated using multi-class classification metrics including accuracy, precision, recall, F1-score, and confusion matrix analysis. The results demonstrate that the system can effectively classify resumes and provide meaningful job role suggestions. The proposed solution highlights the practical application of Artificial Intelligence in recruitment and career guidance, offering an efficient and scalable alternative to manual resume screening.</w:t>
-      </w:r>
-    </w:p>
-    <w:p>
-      <w:pPr>
-        <w:spacing w:line="276" w:lineRule="auto"/>
-        <w:jc w:val="both"/>
-      </w:pPr>
+      <w:bookmarkEnd w:id="4"/>
+    </w:p>
+    <w:p>
+      <w:pPr>
+        <w:spacing w:line="276" w:lineRule="auto"/>
+        <w:jc w:val="both"/>
+      </w:pPr>
+    </w:p>
+    <w:p>
+      <w:pPr>
+        <w:spacing w:line="276" w:lineRule="auto"/>
+        <w:jc w:val="both"/>
+      </w:pPr>
+      <w:r>
+        <w:t>Though resume review plays a key role in hiring, checking each one by hand takes too long, shows variability, while struggling to keep up when volumes rise. As companies face growing numbers of applicants, systems that automate parts of selection become essential for faster, more reliable outcomes. Here comes a tool powered by artificial intelligence: it sorts resumes, suggests suitable roles, combining NLP methods, learned patterns through models, alongside fixed logic for aligning skills with job needs.</w:t>
+      </w:r>
+    </w:p>
+    <w:p>
+      <w:pPr>
+        <w:spacing w:line="276" w:lineRule="auto"/>
+        <w:jc w:val="both"/>
+      </w:pPr>
+      <w:r>
+        <w:t>Using TF-IDF, the model turns resume content into numbers that machines can process, then assigns job labels through Logistic Regression. Beyond labeling, it matches applicant skills against role demands using weighted comparisons, producing practical job suggestions while highlighting gaps in qualifications.</w:t>
+      </w:r>
+    </w:p>
+    <w:p>
+      <w:pPr>
+        <w:spacing w:line="276" w:lineRule="auto"/>
+        <w:jc w:val="both"/>
+      </w:pPr>
+      <w:r>
+        <w:t>Despite varying class distributions, evaluation relied on standard multi-class measures like accuracy, precision, recall, and F1-score, along with confusion matrices. Performance outcomes show strong capability in sorting resumes while generating relevant job recommendations. Instead of traditional methods, this approach uses artificial intelligence to streamline hiring tasks and support career decisions. Efficiency increases without sacrificing scalability when compared to human-led review processes.</w:t>
+      </w:r>
       <w:r>
         <w:br w:type="page"/>
       </w:r>
-    </w:p>
-    <w:p>
-      <w:pPr>
-        <w:spacing w:line="276" w:lineRule="auto"/>
-      </w:pPr>
     </w:p>
     <w:sdt>
       <w:sdtPr>
@@ -255,7 +241,11 @@
             <w:t>Contents</w:t>
           </w:r>
         </w:p>
-        <w:p/>
+        <w:p>
+          <w:pPr>
+            <w:jc w:val="both"/>
+          </w:pPr>
+        </w:p>
         <w:p>
           <w:pPr>
             <w:pStyle w:val="TOC1"/>
@@ -276,27 +266,13 @@
           <w:r>
             <w:fldChar w:fldCharType="separate"/>
           </w:r>
-          <w:hyperlink w:anchor="_Toc223433526" w:history="1">
+          <w:hyperlink w:anchor="_Toc223465838" w:history="1">
             <w:r>
               <w:rPr>
                 <w:rStyle w:val="Hyperlink"/>
                 <w:noProof/>
               </w:rPr>
-              <w:t>Acknowledgem</w:t>
-            </w:r>
-            <w:r>
-              <w:rPr>
-                <w:rStyle w:val="Hyperlink"/>
-                <w:noProof/>
-              </w:rPr>
-              <w:t>e</w:t>
-            </w:r>
-            <w:r>
-              <w:rPr>
-                <w:rStyle w:val="Hyperlink"/>
-                <w:noProof/>
-              </w:rPr>
-              <w:t>nt</w:t>
+              <w:t>Acknowledgement</w:t>
             </w:r>
             <w:r>
               <w:rPr>
@@ -317,7 +293,7 @@
                 <w:noProof/>
                 <w:webHidden/>
               </w:rPr>
-              <w:instrText xml:space="preserve"> PAGEREF _Toc223433526 \h </w:instrText>
+              <w:instrText xml:space="preserve"> PAGEREF _Toc223465838 \h </w:instrText>
             </w:r>
             <w:r>
               <w:rPr>
@@ -359,7 +335,7 @@
               <w:noProof/>
             </w:rPr>
           </w:pPr>
-          <w:hyperlink w:anchor="_Toc223433527" w:history="1">
+          <w:hyperlink w:anchor="_Toc223465839" w:history="1">
             <w:r>
               <w:rPr>
                 <w:rStyle w:val="Hyperlink"/>
@@ -386,7 +362,7 @@
                 <w:noProof/>
                 <w:webHidden/>
               </w:rPr>
-              <w:instrText xml:space="preserve"> PAGEREF _Toc223433527 \h </w:instrText>
+              <w:instrText xml:space="preserve"> PAGEREF _Toc223465839 \h </w:instrText>
             </w:r>
             <w:r>
               <w:rPr>
@@ -428,7 +404,7 @@
               <w:noProof/>
             </w:rPr>
           </w:pPr>
-          <w:hyperlink w:anchor="_Toc223433528" w:history="1">
+          <w:hyperlink w:anchor="_Toc223465840" w:history="1">
             <w:r>
               <w:rPr>
                 <w:rStyle w:val="Hyperlink"/>
@@ -455,7 +431,7 @@
                 <w:noProof/>
                 <w:webHidden/>
               </w:rPr>
-              <w:instrText xml:space="preserve"> PAGEREF _Toc223433528 \h </w:instrText>
+              <w:instrText xml:space="preserve"> PAGEREF _Toc223465840 \h </w:instrText>
             </w:r>
             <w:r>
               <w:rPr>
@@ -497,7 +473,7 @@
               <w:noProof/>
             </w:rPr>
           </w:pPr>
-          <w:hyperlink w:anchor="_Toc223433529" w:history="1">
+          <w:hyperlink w:anchor="_Toc223465841" w:history="1">
             <w:r>
               <w:rPr>
                 <w:rStyle w:val="Hyperlink"/>
@@ -524,7 +500,7 @@
                 <w:noProof/>
                 <w:webHidden/>
               </w:rPr>
-              <w:instrText xml:space="preserve"> PAGEREF _Toc223433529 \h </w:instrText>
+              <w:instrText xml:space="preserve"> PAGEREF _Toc223465841 \h </w:instrText>
             </w:r>
             <w:r>
               <w:rPr>
@@ -544,7 +520,7 @@
                 <w:noProof/>
                 <w:webHidden/>
               </w:rPr>
-              <w:t>7</w:t>
+              <w:t>6</w:t>
             </w:r>
             <w:r>
               <w:rPr>
@@ -566,7 +542,7 @@
               <w:noProof/>
             </w:rPr>
           </w:pPr>
-          <w:hyperlink w:anchor="_Toc223433530" w:history="1">
+          <w:hyperlink w:anchor="_Toc223465842" w:history="1">
             <w:r>
               <w:rPr>
                 <w:rStyle w:val="Hyperlink"/>
@@ -593,7 +569,7 @@
                 <w:noProof/>
                 <w:webHidden/>
               </w:rPr>
-              <w:instrText xml:space="preserve"> PAGEREF _Toc223433530 \h </w:instrText>
+              <w:instrText xml:space="preserve"> PAGEREF _Toc223465842 \h </w:instrText>
             </w:r>
             <w:r>
               <w:rPr>
@@ -635,7 +611,7 @@
               <w:noProof/>
             </w:rPr>
           </w:pPr>
-          <w:hyperlink w:anchor="_Toc223433531" w:history="1">
+          <w:hyperlink w:anchor="_Toc223465843" w:history="1">
             <w:r>
               <w:rPr>
                 <w:rStyle w:val="Hyperlink"/>
@@ -662,7 +638,7 @@
                 <w:noProof/>
                 <w:webHidden/>
               </w:rPr>
-              <w:instrText xml:space="preserve"> PAGEREF _Toc223433531 \h </w:instrText>
+              <w:instrText xml:space="preserve"> PAGEREF _Toc223465843 \h </w:instrText>
             </w:r>
             <w:r>
               <w:rPr>
@@ -682,7 +658,7 @@
                 <w:noProof/>
                 <w:webHidden/>
               </w:rPr>
-              <w:t>8</w:t>
+              <w:t>7</w:t>
             </w:r>
             <w:r>
               <w:rPr>
@@ -704,7 +680,7 @@
               <w:noProof/>
             </w:rPr>
           </w:pPr>
-          <w:hyperlink w:anchor="_Toc223433532" w:history="1">
+          <w:hyperlink w:anchor="_Toc223465844" w:history="1">
             <w:r>
               <w:rPr>
                 <w:rStyle w:val="Hyperlink"/>
@@ -731,7 +707,7 @@
                 <w:noProof/>
                 <w:webHidden/>
               </w:rPr>
-              <w:instrText xml:space="preserve"> PAGEREF _Toc223433532 \h </w:instrText>
+              <w:instrText xml:space="preserve"> PAGEREF _Toc223465844 \h </w:instrText>
             </w:r>
             <w:r>
               <w:rPr>
@@ -751,7 +727,7 @@
                 <w:noProof/>
                 <w:webHidden/>
               </w:rPr>
-              <w:t>9</w:t>
+              <w:t>8</w:t>
             </w:r>
             <w:r>
               <w:rPr>
@@ -773,7 +749,7 @@
               <w:noProof/>
             </w:rPr>
           </w:pPr>
-          <w:hyperlink w:anchor="_Toc223433533" w:history="1">
+          <w:hyperlink w:anchor="_Toc223465845" w:history="1">
             <w:r>
               <w:rPr>
                 <w:rStyle w:val="Hyperlink"/>
@@ -800,7 +776,7 @@
                 <w:noProof/>
                 <w:webHidden/>
               </w:rPr>
-              <w:instrText xml:space="preserve"> PAGEREF _Toc223433533 \h </w:instrText>
+              <w:instrText xml:space="preserve"> PAGEREF _Toc223465845 \h </w:instrText>
             </w:r>
             <w:r>
               <w:rPr>
@@ -820,7 +796,7 @@
                 <w:noProof/>
                 <w:webHidden/>
               </w:rPr>
-              <w:t>10</w:t>
+              <w:t>9</w:t>
             </w:r>
             <w:r>
               <w:rPr>
@@ -842,7 +818,7 @@
               <w:noProof/>
             </w:rPr>
           </w:pPr>
-          <w:hyperlink w:anchor="_Toc223433534" w:history="1">
+          <w:hyperlink w:anchor="_Toc223465846" w:history="1">
             <w:r>
               <w:rPr>
                 <w:rStyle w:val="Hyperlink"/>
@@ -869,7 +845,7 @@
                 <w:noProof/>
                 <w:webHidden/>
               </w:rPr>
-              <w:instrText xml:space="preserve"> PAGEREF _Toc223433534 \h </w:instrText>
+              <w:instrText xml:space="preserve"> PAGEREF _Toc223465846 \h </w:instrText>
             </w:r>
             <w:r>
               <w:rPr>
@@ -889,7 +865,7 @@
                 <w:noProof/>
                 <w:webHidden/>
               </w:rPr>
-              <w:t>12</w:t>
+              <w:t>11</w:t>
             </w:r>
             <w:r>
               <w:rPr>
@@ -911,7 +887,7 @@
               <w:noProof/>
             </w:rPr>
           </w:pPr>
-          <w:hyperlink w:anchor="_Toc223433535" w:history="1">
+          <w:hyperlink w:anchor="_Toc223465847" w:history="1">
             <w:r>
               <w:rPr>
                 <w:rStyle w:val="Hyperlink"/>
@@ -938,7 +914,7 @@
                 <w:noProof/>
                 <w:webHidden/>
               </w:rPr>
-              <w:instrText xml:space="preserve"> PAGEREF _Toc223433535 \h </w:instrText>
+              <w:instrText xml:space="preserve"> PAGEREF _Toc223465847 \h </w:instrText>
             </w:r>
             <w:r>
               <w:rPr>
@@ -958,7 +934,7 @@
                 <w:noProof/>
                 <w:webHidden/>
               </w:rPr>
-              <w:t>12</w:t>
+              <w:t>11</w:t>
             </w:r>
             <w:r>
               <w:rPr>
@@ -980,7 +956,7 @@
               <w:noProof/>
             </w:rPr>
           </w:pPr>
-          <w:hyperlink w:anchor="_Toc223433536" w:history="1">
+          <w:hyperlink w:anchor="_Toc223465848" w:history="1">
             <w:r>
               <w:rPr>
                 <w:rStyle w:val="Hyperlink"/>
@@ -1007,7 +983,7 @@
                 <w:noProof/>
                 <w:webHidden/>
               </w:rPr>
-              <w:instrText xml:space="preserve"> PAGEREF _Toc223433536 \h </w:instrText>
+              <w:instrText xml:space="preserve"> PAGEREF _Toc223465848 \h </w:instrText>
             </w:r>
             <w:r>
               <w:rPr>
@@ -1027,7 +1003,7 @@
                 <w:noProof/>
                 <w:webHidden/>
               </w:rPr>
-              <w:t>13</w:t>
+              <w:t>12</w:t>
             </w:r>
             <w:r>
               <w:rPr>
@@ -1049,7 +1025,7 @@
               <w:noProof/>
             </w:rPr>
           </w:pPr>
-          <w:hyperlink w:anchor="_Toc223433537" w:history="1">
+          <w:hyperlink w:anchor="_Toc223465849" w:history="1">
             <w:r>
               <w:rPr>
                 <w:rStyle w:val="Hyperlink"/>
@@ -1076,7 +1052,7 @@
                 <w:noProof/>
                 <w:webHidden/>
               </w:rPr>
-              <w:instrText xml:space="preserve"> PAGEREF _Toc223433537 \h </w:instrText>
+              <w:instrText xml:space="preserve"> PAGEREF _Toc223465849 \h </w:instrText>
             </w:r>
             <w:r>
               <w:rPr>
@@ -1096,7 +1072,7 @@
                 <w:noProof/>
                 <w:webHidden/>
               </w:rPr>
-              <w:t>15</w:t>
+              <w:t>14</w:t>
             </w:r>
             <w:r>
               <w:rPr>
@@ -1118,7 +1094,7 @@
               <w:noProof/>
             </w:rPr>
           </w:pPr>
-          <w:hyperlink w:anchor="_Toc223433538" w:history="1">
+          <w:hyperlink w:anchor="_Toc223465850" w:history="1">
             <w:r>
               <w:rPr>
                 <w:rStyle w:val="Hyperlink"/>
@@ -1145,7 +1121,7 @@
                 <w:noProof/>
                 <w:webHidden/>
               </w:rPr>
-              <w:instrText xml:space="preserve"> PAGEREF _Toc223433538 \h </w:instrText>
+              <w:instrText xml:space="preserve"> PAGEREF _Toc223465850 \h </w:instrText>
             </w:r>
             <w:r>
               <w:rPr>
@@ -1165,7 +1141,7 @@
                 <w:noProof/>
                 <w:webHidden/>
               </w:rPr>
-              <w:t>16</w:t>
+              <w:t>15</w:t>
             </w:r>
             <w:r>
               <w:rPr>
@@ -1187,7 +1163,7 @@
               <w:noProof/>
             </w:rPr>
           </w:pPr>
-          <w:hyperlink w:anchor="_Toc223433539" w:history="1">
+          <w:hyperlink w:anchor="_Toc223465851" w:history="1">
             <w:r>
               <w:rPr>
                 <w:rStyle w:val="Hyperlink"/>
@@ -1214,7 +1190,7 @@
                 <w:noProof/>
                 <w:webHidden/>
               </w:rPr>
-              <w:instrText xml:space="preserve"> PAGEREF _Toc223433539 \h </w:instrText>
+              <w:instrText xml:space="preserve"> PAGEREF _Toc223465851 \h </w:instrText>
             </w:r>
             <w:r>
               <w:rPr>
@@ -1234,7 +1210,7 @@
                 <w:noProof/>
                 <w:webHidden/>
               </w:rPr>
-              <w:t>17</w:t>
+              <w:t>16</w:t>
             </w:r>
             <w:r>
               <w:rPr>
@@ -1256,7 +1232,7 @@
               <w:noProof/>
             </w:rPr>
           </w:pPr>
-          <w:hyperlink w:anchor="_Toc223433540" w:history="1">
+          <w:hyperlink w:anchor="_Toc223465852" w:history="1">
             <w:r>
               <w:rPr>
                 <w:rStyle w:val="Hyperlink"/>
@@ -1283,7 +1259,7 @@
                 <w:noProof/>
                 <w:webHidden/>
               </w:rPr>
-              <w:instrText xml:space="preserve"> PAGEREF _Toc223433540 \h </w:instrText>
+              <w:instrText xml:space="preserve"> PAGEREF _Toc223465852 \h </w:instrText>
             </w:r>
             <w:r>
               <w:rPr>
@@ -1325,7 +1301,7 @@
               <w:noProof/>
             </w:rPr>
           </w:pPr>
-          <w:hyperlink w:anchor="_Toc223433541" w:history="1">
+          <w:hyperlink w:anchor="_Toc223465853" w:history="1">
             <w:r>
               <w:rPr>
                 <w:rStyle w:val="Hyperlink"/>
@@ -1352,7 +1328,7 @@
                 <w:noProof/>
                 <w:webHidden/>
               </w:rPr>
-              <w:instrText xml:space="preserve"> PAGEREF _Toc223433541 \h </w:instrText>
+              <w:instrText xml:space="preserve"> PAGEREF _Toc223465853 \h </w:instrText>
             </w:r>
             <w:r>
               <w:rPr>
@@ -1372,7 +1348,7 @@
                 <w:noProof/>
                 <w:webHidden/>
               </w:rPr>
-              <w:t>19</w:t>
+              <w:t>17</w:t>
             </w:r>
             <w:r>
               <w:rPr>
@@ -1394,7 +1370,7 @@
               <w:noProof/>
             </w:rPr>
           </w:pPr>
-          <w:hyperlink w:anchor="_Toc223433542" w:history="1">
+          <w:hyperlink w:anchor="_Toc223465854" w:history="1">
             <w:r>
               <w:rPr>
                 <w:rStyle w:val="Hyperlink"/>
@@ -1421,7 +1397,7 @@
                 <w:noProof/>
                 <w:webHidden/>
               </w:rPr>
-              <w:instrText xml:space="preserve"> PAGEREF _Toc223433542 \h </w:instrText>
+              <w:instrText xml:space="preserve"> PAGEREF _Toc223465854 \h </w:instrText>
             </w:r>
             <w:r>
               <w:rPr>
@@ -1441,7 +1417,7 @@
                 <w:noProof/>
                 <w:webHidden/>
               </w:rPr>
-              <w:t>22</w:t>
+              <w:t>21</w:t>
             </w:r>
             <w:r>
               <w:rPr>
@@ -1463,7 +1439,7 @@
               <w:noProof/>
             </w:rPr>
           </w:pPr>
-          <w:hyperlink w:anchor="_Toc223433543" w:history="1">
+          <w:hyperlink w:anchor="_Toc223465855" w:history="1">
             <w:r>
               <w:rPr>
                 <w:rStyle w:val="Hyperlink"/>
@@ -1490,7 +1466,7 @@
                 <w:noProof/>
                 <w:webHidden/>
               </w:rPr>
-              <w:instrText xml:space="preserve"> PAGEREF _Toc223433543 \h </w:instrText>
+              <w:instrText xml:space="preserve"> PAGEREF _Toc223465855 \h </w:instrText>
             </w:r>
             <w:r>
               <w:rPr>
@@ -1510,7 +1486,7 @@
                 <w:noProof/>
                 <w:webHidden/>
               </w:rPr>
-              <w:t>22</w:t>
+              <w:t>21</w:t>
             </w:r>
             <w:r>
               <w:rPr>
@@ -1532,7 +1508,7 @@
               <w:noProof/>
             </w:rPr>
           </w:pPr>
-          <w:hyperlink w:anchor="_Toc223433544" w:history="1">
+          <w:hyperlink w:anchor="_Toc223465856" w:history="1">
             <w:r>
               <w:rPr>
                 <w:rStyle w:val="Hyperlink"/>
@@ -1559,7 +1535,7 @@
                 <w:noProof/>
                 <w:webHidden/>
               </w:rPr>
-              <w:instrText xml:space="preserve"> PAGEREF _Toc223433544 \h </w:instrText>
+              <w:instrText xml:space="preserve"> PAGEREF _Toc223465856 \h </w:instrText>
             </w:r>
             <w:r>
               <w:rPr>
@@ -1579,7 +1555,7 @@
                 <w:noProof/>
                 <w:webHidden/>
               </w:rPr>
-              <w:t>22</w:t>
+              <w:t>21</w:t>
             </w:r>
             <w:r>
               <w:rPr>
@@ -1601,7 +1577,7 @@
               <w:noProof/>
             </w:rPr>
           </w:pPr>
-          <w:hyperlink w:anchor="_Toc223433545" w:history="1">
+          <w:hyperlink w:anchor="_Toc223465857" w:history="1">
             <w:r>
               <w:rPr>
                 <w:rStyle w:val="Hyperlink"/>
@@ -1628,7 +1604,7 @@
                 <w:noProof/>
                 <w:webHidden/>
               </w:rPr>
-              <w:instrText xml:space="preserve"> PAGEREF _Toc223433545 \h </w:instrText>
+              <w:instrText xml:space="preserve"> PAGEREF _Toc223465857 \h </w:instrText>
             </w:r>
             <w:r>
               <w:rPr>
@@ -1648,7 +1624,7 @@
                 <w:noProof/>
                 <w:webHidden/>
               </w:rPr>
-              <w:t>23</w:t>
+              <w:t>22</w:t>
             </w:r>
             <w:r>
               <w:rPr>
@@ -1670,7 +1646,7 @@
               <w:noProof/>
             </w:rPr>
           </w:pPr>
-          <w:hyperlink w:anchor="_Toc223433546" w:history="1">
+          <w:hyperlink w:anchor="_Toc223465858" w:history="1">
             <w:r>
               <w:rPr>
                 <w:rStyle w:val="Hyperlink"/>
@@ -1697,7 +1673,7 @@
                 <w:noProof/>
                 <w:webHidden/>
               </w:rPr>
-              <w:instrText xml:space="preserve"> PAGEREF _Toc223433546 \h </w:instrText>
+              <w:instrText xml:space="preserve"> PAGEREF _Toc223465858 \h </w:instrText>
             </w:r>
             <w:r>
               <w:rPr>
@@ -1717,7 +1693,7 @@
                 <w:noProof/>
                 <w:webHidden/>
               </w:rPr>
-              <w:t>23</w:t>
+              <w:t>22</w:t>
             </w:r>
             <w:r>
               <w:rPr>
@@ -1739,7 +1715,7 @@
               <w:noProof/>
             </w:rPr>
           </w:pPr>
-          <w:hyperlink w:anchor="_Toc223433547" w:history="1">
+          <w:hyperlink w:anchor="_Toc223465859" w:history="1">
             <w:r>
               <w:rPr>
                 <w:rStyle w:val="Hyperlink"/>
@@ -1766,7 +1742,7 @@
                 <w:noProof/>
                 <w:webHidden/>
               </w:rPr>
-              <w:instrText xml:space="preserve"> PAGEREF _Toc223433547 \h </w:instrText>
+              <w:instrText xml:space="preserve"> PAGEREF _Toc223465859 \h </w:instrText>
             </w:r>
             <w:r>
               <w:rPr>
@@ -1786,7 +1762,7 @@
                 <w:noProof/>
                 <w:webHidden/>
               </w:rPr>
-              <w:t>24</w:t>
+              <w:t>22</w:t>
             </w:r>
             <w:r>
               <w:rPr>
@@ -1808,7 +1784,7 @@
               <w:noProof/>
             </w:rPr>
           </w:pPr>
-          <w:hyperlink w:anchor="_Toc223433548" w:history="1">
+          <w:hyperlink w:anchor="_Toc223465860" w:history="1">
             <w:r>
               <w:rPr>
                 <w:rStyle w:val="Hyperlink"/>
@@ -1835,7 +1811,7 @@
                 <w:noProof/>
                 <w:webHidden/>
               </w:rPr>
-              <w:instrText xml:space="preserve"> PAGEREF _Toc223433548 \h </w:instrText>
+              <w:instrText xml:space="preserve"> PAGEREF _Toc223465860 \h </w:instrText>
             </w:r>
             <w:r>
               <w:rPr>
@@ -1855,7 +1831,7 @@
                 <w:noProof/>
                 <w:webHidden/>
               </w:rPr>
-              <w:t>25</w:t>
+              <w:t>23</w:t>
             </w:r>
             <w:r>
               <w:rPr>
@@ -1877,7 +1853,7 @@
               <w:noProof/>
             </w:rPr>
           </w:pPr>
-          <w:hyperlink w:anchor="_Toc223433549" w:history="1">
+          <w:hyperlink w:anchor="_Toc223465861" w:history="1">
             <w:r>
               <w:rPr>
                 <w:rStyle w:val="Hyperlink"/>
@@ -1904,7 +1880,7 @@
                 <w:noProof/>
                 <w:webHidden/>
               </w:rPr>
-              <w:instrText xml:space="preserve"> PAGEREF _Toc223433549 \h </w:instrText>
+              <w:instrText xml:space="preserve"> PAGEREF _Toc223465861 \h </w:instrText>
             </w:r>
             <w:r>
               <w:rPr>
@@ -1924,7 +1900,7 @@
                 <w:noProof/>
                 <w:webHidden/>
               </w:rPr>
-              <w:t>26</w:t>
+              <w:t>23</w:t>
             </w:r>
             <w:r>
               <w:rPr>
@@ -1946,7 +1922,7 @@
               <w:noProof/>
             </w:rPr>
           </w:pPr>
-          <w:hyperlink w:anchor="_Toc223433550" w:history="1">
+          <w:hyperlink w:anchor="_Toc223465862" w:history="1">
             <w:r>
               <w:rPr>
                 <w:rStyle w:val="Hyperlink"/>
@@ -1973,7 +1949,7 @@
                 <w:noProof/>
                 <w:webHidden/>
               </w:rPr>
-              <w:instrText xml:space="preserve"> PAGEREF _Toc223433550 \h </w:instrText>
+              <w:instrText xml:space="preserve"> PAGEREF _Toc223465862 \h </w:instrText>
             </w:r>
             <w:r>
               <w:rPr>
@@ -1993,7 +1969,7 @@
                 <w:noProof/>
                 <w:webHidden/>
               </w:rPr>
-              <w:t>27</w:t>
+              <w:t>24</w:t>
             </w:r>
             <w:r>
               <w:rPr>
@@ -2015,7 +1991,7 @@
               <w:noProof/>
             </w:rPr>
           </w:pPr>
-          <w:hyperlink w:anchor="_Toc223433551" w:history="1">
+          <w:hyperlink w:anchor="_Toc223465863" w:history="1">
             <w:r>
               <w:rPr>
                 <w:rStyle w:val="Hyperlink"/>
@@ -2042,7 +2018,7 @@
                 <w:noProof/>
                 <w:webHidden/>
               </w:rPr>
-              <w:instrText xml:space="preserve"> PAGEREF _Toc223433551 \h </w:instrText>
+              <w:instrText xml:space="preserve"> PAGEREF _Toc223465863 \h </w:instrText>
             </w:r>
             <w:r>
               <w:rPr>
@@ -2062,7 +2038,76 @@
                 <w:noProof/>
                 <w:webHidden/>
               </w:rPr>
-              <w:t>27</w:t>
+              <w:t>24</w:t>
+            </w:r>
+            <w:r>
+              <w:rPr>
+                <w:noProof/>
+                <w:webHidden/>
+              </w:rPr>
+              <w:fldChar w:fldCharType="end"/>
+            </w:r>
+          </w:hyperlink>
+        </w:p>
+        <w:p>
+          <w:pPr>
+            <w:pStyle w:val="TOC1"/>
+            <w:tabs>
+              <w:tab w:val="right" w:leader="dot" w:pos="9350"/>
+            </w:tabs>
+            <w:rPr>
+              <w:rFonts w:eastAsiaTheme="minorEastAsia"/>
+              <w:noProof/>
+            </w:rPr>
+          </w:pPr>
+          <w:hyperlink w:anchor="_Toc223465864" w:history="1">
+            <w:r>
+              <w:rPr>
+                <w:rStyle w:val="Hyperlink"/>
+                <w:noProof/>
+              </w:rPr>
+              <w:t>References</w:t>
+            </w:r>
+            <w:r>
+              <w:rPr>
+                <w:noProof/>
+                <w:webHidden/>
+              </w:rPr>
+              <w:tab/>
+            </w:r>
+            <w:r>
+              <w:rPr>
+                <w:noProof/>
+                <w:webHidden/>
+              </w:rPr>
+              <w:fldChar w:fldCharType="begin"/>
+            </w:r>
+            <w:r>
+              <w:rPr>
+                <w:noProof/>
+                <w:webHidden/>
+              </w:rPr>
+              <w:instrText xml:space="preserve"> PAGEREF _Toc223465864 \h </w:instrText>
+            </w:r>
+            <w:r>
+              <w:rPr>
+                <w:noProof/>
+                <w:webHidden/>
+              </w:rPr>
+            </w:r>
+            <w:r>
+              <w:rPr>
+                <w:noProof/>
+                <w:webHidden/>
+              </w:rPr>
+              <w:fldChar w:fldCharType="separate"/>
+            </w:r>
+            <w:r>
+              <w:rPr>
+                <w:noProof/>
+                <w:webHidden/>
+              </w:rPr>
+              <w:t>24</w:t>
             </w:r>
             <w:r>
               <w:rPr>
@@ -2076,6 +2121,7 @@
         <w:p>
           <w:pPr>
             <w:spacing w:line="276" w:lineRule="auto"/>
+            <w:jc w:val="both"/>
           </w:pPr>
           <w:r>
             <w:rPr>
@@ -2094,11 +2140,11 @@
         <w:pStyle w:val="Heading1"/>
         <w:jc w:val="center"/>
       </w:pPr>
-      <w:bookmarkStart w:id="3" w:name="_Toc223433528"/>
+      <w:bookmarkStart w:id="5" w:name="_Toc223465840"/>
       <w:r>
         <w:t>Table of Figures</w:t>
       </w:r>
-      <w:bookmarkEnd w:id="3"/>
+      <w:bookmarkEnd w:id="5"/>
     </w:p>
     <w:p>
       <w:pPr>
@@ -2106,6 +2152,7 @@
         <w:tabs>
           <w:tab w:val="right" w:leader="dot" w:pos="9350"/>
         </w:tabs>
+        <w:jc w:val="both"/>
         <w:rPr>
           <w:rFonts w:eastAsiaTheme="minorEastAsia"/>
           <w:noProof/>
@@ -2120,7 +2167,7 @@
       <w:r>
         <w:fldChar w:fldCharType="separate"/>
       </w:r>
-      <w:hyperlink w:anchor="_Toc223433579" w:history="1">
+      <w:hyperlink w:anchor="_Toc223463669" w:history="1">
         <w:r>
           <w:rPr>
             <w:rStyle w:val="Hyperlink"/>
@@ -2147,7 +2194,77 @@
             <w:noProof/>
             <w:webHidden/>
           </w:rPr>
-          <w:instrText xml:space="preserve"> PAGEREF _Toc223433579 \h </w:instrText>
+          <w:instrText xml:space="preserve"> PAGEREF _Toc223463669 \h </w:instrText>
+        </w:r>
+        <w:r>
+          <w:rPr>
+            <w:noProof/>
+            <w:webHidden/>
+          </w:rPr>
+        </w:r>
+        <w:r>
+          <w:rPr>
+            <w:noProof/>
+            <w:webHidden/>
+          </w:rPr>
+          <w:fldChar w:fldCharType="separate"/>
+        </w:r>
+        <w:r>
+          <w:rPr>
+            <w:noProof/>
+            <w:webHidden/>
+          </w:rPr>
+          <w:t>12</w:t>
+        </w:r>
+        <w:r>
+          <w:rPr>
+            <w:noProof/>
+            <w:webHidden/>
+          </w:rPr>
+          <w:fldChar w:fldCharType="end"/>
+        </w:r>
+      </w:hyperlink>
+    </w:p>
+    <w:p>
+      <w:pPr>
+        <w:pStyle w:val="TableofFigures"/>
+        <w:tabs>
+          <w:tab w:val="right" w:leader="dot" w:pos="9350"/>
+        </w:tabs>
+        <w:jc w:val="both"/>
+        <w:rPr>
+          <w:rFonts w:eastAsiaTheme="minorEastAsia"/>
+          <w:noProof/>
+        </w:rPr>
+      </w:pPr>
+      <w:hyperlink w:anchor="_Toc223463670" w:history="1">
+        <w:r>
+          <w:rPr>
+            <w:rStyle w:val="Hyperlink"/>
+            <w:noProof/>
+          </w:rPr>
+          <w:t>Figure 2: Distribution of Resume Categories in the Dataset.</w:t>
+        </w:r>
+        <w:r>
+          <w:rPr>
+            <w:noProof/>
+            <w:webHidden/>
+          </w:rPr>
+          <w:tab/>
+        </w:r>
+        <w:r>
+          <w:rPr>
+            <w:noProof/>
+            <w:webHidden/>
+          </w:rPr>
+          <w:fldChar w:fldCharType="begin"/>
+        </w:r>
+        <w:r>
+          <w:rPr>
+            <w:noProof/>
+            <w:webHidden/>
+          </w:rPr>
+          <w:instrText xml:space="preserve"> PAGEREF _Toc223463670 \h </w:instrText>
         </w:r>
         <w:r>
           <w:rPr>
@@ -2184,18 +2301,19 @@
         <w:tabs>
           <w:tab w:val="right" w:leader="dot" w:pos="9350"/>
         </w:tabs>
+        <w:jc w:val="both"/>
         <w:rPr>
           <w:rFonts w:eastAsiaTheme="minorEastAsia"/>
           <w:noProof/>
         </w:rPr>
       </w:pPr>
-      <w:hyperlink w:anchor="_Toc223433580" w:history="1">
+      <w:hyperlink w:anchor="_Toc223463671" w:history="1">
         <w:r>
           <w:rPr>
             <w:rStyle w:val="Hyperlink"/>
             <w:noProof/>
           </w:rPr>
-          <w:t>Figure 2: Distribution of Resume Categories in the Dataset.</w:t>
+          <w:t>Figure 3: Illustration of TF-IDF Vectorization Process.</w:t>
         </w:r>
         <w:r>
           <w:rPr>
@@ -2216,7 +2334,7 @@
             <w:noProof/>
             <w:webHidden/>
           </w:rPr>
-          <w:instrText xml:space="preserve"> PAGEREF _Toc223433580 \h </w:instrText>
+          <w:instrText xml:space="preserve"> PAGEREF _Toc223463671 \h </w:instrText>
         </w:r>
         <w:r>
           <w:rPr>
@@ -2253,81 +2371,13 @@
         <w:tabs>
           <w:tab w:val="right" w:leader="dot" w:pos="9350"/>
         </w:tabs>
+        <w:jc w:val="both"/>
         <w:rPr>
           <w:rFonts w:eastAsiaTheme="minorEastAsia"/>
           <w:noProof/>
         </w:rPr>
       </w:pPr>
-      <w:hyperlink w:anchor="_Toc223433581" w:history="1">
-        <w:r>
-          <w:rPr>
-            <w:rStyle w:val="Hyperlink"/>
-            <w:noProof/>
-          </w:rPr>
-          <w:t>Figure 3: Illustration of TF-IDF Vectorization Process.</w:t>
-        </w:r>
-        <w:r>
-          <w:rPr>
-            <w:noProof/>
-            <w:webHidden/>
-          </w:rPr>
-          <w:tab/>
-        </w:r>
-        <w:r>
-          <w:rPr>
-            <w:noProof/>
-            <w:webHidden/>
-          </w:rPr>
-          <w:fldChar w:fldCharType="begin"/>
-        </w:r>
-        <w:r>
-          <w:rPr>
-            <w:noProof/>
-            <w:webHidden/>
-          </w:rPr>
-          <w:instrText xml:space="preserve"> PAGEREF _Toc223433581 \h </w:instrText>
-        </w:r>
-        <w:r>
-          <w:rPr>
-            <w:noProof/>
-            <w:webHidden/>
-          </w:rPr>
-        </w:r>
-        <w:r>
-          <w:rPr>
-            <w:noProof/>
-            <w:webHidden/>
-          </w:rPr>
-          <w:fldChar w:fldCharType="separate"/>
-        </w:r>
-        <w:r>
-          <w:rPr>
-            <w:noProof/>
-            <w:webHidden/>
-          </w:rPr>
-          <w:t>15</w:t>
-        </w:r>
-        <w:r>
-          <w:rPr>
-            <w:noProof/>
-            <w:webHidden/>
-          </w:rPr>
-          <w:fldChar w:fldCharType="end"/>
-        </w:r>
-      </w:hyperlink>
-    </w:p>
-    <w:p>
-      <w:pPr>
-        <w:pStyle w:val="TableofFigures"/>
-        <w:tabs>
-          <w:tab w:val="right" w:leader="dot" w:pos="9350"/>
-        </w:tabs>
-        <w:rPr>
-          <w:rFonts w:eastAsiaTheme="minorEastAsia"/>
-          <w:noProof/>
-        </w:rPr>
-      </w:pPr>
-      <w:hyperlink w:anchor="_Toc223433582" w:history="1">
+      <w:hyperlink w:anchor="_Toc223463672" w:history="1">
         <w:r>
           <w:rPr>
             <w:rStyle w:val="Hyperlink"/>
@@ -2354,7 +2404,7 @@
             <w:noProof/>
             <w:webHidden/>
           </w:rPr>
-          <w:instrText xml:space="preserve"> PAGEREF _Toc223433582 \h </w:instrText>
+          <w:instrText xml:space="preserve"> PAGEREF _Toc223463672 \h </w:instrText>
         </w:r>
         <w:r>
           <w:rPr>
@@ -2374,7 +2424,7 @@
             <w:noProof/>
             <w:webHidden/>
           </w:rPr>
-          <w:t>15</w:t>
+          <w:t>14</w:t>
         </w:r>
         <w:r>
           <w:rPr>
@@ -2391,12 +2441,13 @@
         <w:tabs>
           <w:tab w:val="right" w:leader="dot" w:pos="9350"/>
         </w:tabs>
+        <w:jc w:val="both"/>
         <w:rPr>
           <w:rFonts w:eastAsiaTheme="minorEastAsia"/>
           <w:noProof/>
         </w:rPr>
       </w:pPr>
-      <w:hyperlink w:anchor="_Toc223433583" w:history="1">
+      <w:hyperlink w:anchor="_Toc223463673" w:history="1">
         <w:r>
           <w:rPr>
             <w:rStyle w:val="Hyperlink"/>
@@ -2423,7 +2474,77 @@
             <w:noProof/>
             <w:webHidden/>
           </w:rPr>
-          <w:instrText xml:space="preserve"> PAGEREF _Toc223433583 \h </w:instrText>
+          <w:instrText xml:space="preserve"> PAGEREF _Toc223463673 \h </w:instrText>
+        </w:r>
+        <w:r>
+          <w:rPr>
+            <w:noProof/>
+            <w:webHidden/>
+          </w:rPr>
+        </w:r>
+        <w:r>
+          <w:rPr>
+            <w:noProof/>
+            <w:webHidden/>
+          </w:rPr>
+          <w:fldChar w:fldCharType="separate"/>
+        </w:r>
+        <w:r>
+          <w:rPr>
+            <w:noProof/>
+            <w:webHidden/>
+          </w:rPr>
+          <w:t>16</w:t>
+        </w:r>
+        <w:r>
+          <w:rPr>
+            <w:noProof/>
+            <w:webHidden/>
+          </w:rPr>
+          <w:fldChar w:fldCharType="end"/>
+        </w:r>
+      </w:hyperlink>
+    </w:p>
+    <w:p>
+      <w:pPr>
+        <w:pStyle w:val="TableofFigures"/>
+        <w:tabs>
+          <w:tab w:val="right" w:leader="dot" w:pos="9350"/>
+        </w:tabs>
+        <w:jc w:val="both"/>
+        <w:rPr>
+          <w:rFonts w:eastAsiaTheme="minorEastAsia"/>
+          <w:noProof/>
+        </w:rPr>
+      </w:pPr>
+      <w:hyperlink w:anchor="_Toc223463674" w:history="1">
+        <w:r>
+          <w:rPr>
+            <w:rStyle w:val="Hyperlink"/>
+            <w:noProof/>
+          </w:rPr>
+          <w:t>Figure 6: Command-Line Interface Output for Job Role Recommendation.</w:t>
+        </w:r>
+        <w:r>
+          <w:rPr>
+            <w:noProof/>
+            <w:webHidden/>
+          </w:rPr>
+          <w:tab/>
+        </w:r>
+        <w:r>
+          <w:rPr>
+            <w:noProof/>
+            <w:webHidden/>
+          </w:rPr>
+          <w:fldChar w:fldCharType="begin"/>
+        </w:r>
+        <w:r>
+          <w:rPr>
+            <w:noProof/>
+            <w:webHidden/>
+          </w:rPr>
+          <w:instrText xml:space="preserve"> PAGEREF _Toc223463674 \h </w:instrText>
         </w:r>
         <w:r>
           <w:rPr>
@@ -2460,81 +2581,13 @@
         <w:tabs>
           <w:tab w:val="right" w:leader="dot" w:pos="9350"/>
         </w:tabs>
+        <w:jc w:val="both"/>
         <w:rPr>
           <w:rFonts w:eastAsiaTheme="minorEastAsia"/>
           <w:noProof/>
         </w:rPr>
       </w:pPr>
-      <w:hyperlink w:anchor="_Toc223433584" w:history="1">
-        <w:r>
-          <w:rPr>
-            <w:rStyle w:val="Hyperlink"/>
-            <w:noProof/>
-          </w:rPr>
-          <w:t>Figure 6: Command-Line Interface Output for Job Role Recommendation.</w:t>
-        </w:r>
-        <w:r>
-          <w:rPr>
-            <w:noProof/>
-            <w:webHidden/>
-          </w:rPr>
-          <w:tab/>
-        </w:r>
-        <w:r>
-          <w:rPr>
-            <w:noProof/>
-            <w:webHidden/>
-          </w:rPr>
-          <w:fldChar w:fldCharType="begin"/>
-        </w:r>
-        <w:r>
-          <w:rPr>
-            <w:noProof/>
-            <w:webHidden/>
-          </w:rPr>
-          <w:instrText xml:space="preserve"> PAGEREF _Toc223433584 \h </w:instrText>
-        </w:r>
-        <w:r>
-          <w:rPr>
-            <w:noProof/>
-            <w:webHidden/>
-          </w:rPr>
-        </w:r>
-        <w:r>
-          <w:rPr>
-            <w:noProof/>
-            <w:webHidden/>
-          </w:rPr>
-          <w:fldChar w:fldCharType="separate"/>
-        </w:r>
-        <w:r>
-          <w:rPr>
-            <w:noProof/>
-            <w:webHidden/>
-          </w:rPr>
-          <w:t>19</w:t>
-        </w:r>
-        <w:r>
-          <w:rPr>
-            <w:noProof/>
-            <w:webHidden/>
-          </w:rPr>
-          <w:fldChar w:fldCharType="end"/>
-        </w:r>
-      </w:hyperlink>
-    </w:p>
-    <w:p>
-      <w:pPr>
-        <w:pStyle w:val="TableofFigures"/>
-        <w:tabs>
-          <w:tab w:val="right" w:leader="dot" w:pos="9350"/>
-        </w:tabs>
-        <w:rPr>
-          <w:rFonts w:eastAsiaTheme="minorEastAsia"/>
-          <w:noProof/>
-        </w:rPr>
-      </w:pPr>
-      <w:hyperlink w:anchor="_Toc223433585" w:history="1">
+      <w:hyperlink w:anchor="_Toc223463675" w:history="1">
         <w:r>
           <w:rPr>
             <w:rStyle w:val="Hyperlink"/>
@@ -2561,7 +2614,77 @@
             <w:noProof/>
             <w:webHidden/>
           </w:rPr>
-          <w:instrText xml:space="preserve"> PAGEREF _Toc223433585 \h </w:instrText>
+          <w:instrText xml:space="preserve"> PAGEREF _Toc223463675 \h </w:instrText>
+        </w:r>
+        <w:r>
+          <w:rPr>
+            <w:noProof/>
+            <w:webHidden/>
+          </w:rPr>
+        </w:r>
+        <w:r>
+          <w:rPr>
+            <w:noProof/>
+            <w:webHidden/>
+          </w:rPr>
+          <w:fldChar w:fldCharType="separate"/>
+        </w:r>
+        <w:r>
+          <w:rPr>
+            <w:noProof/>
+            <w:webHidden/>
+          </w:rPr>
+          <w:t>18</w:t>
+        </w:r>
+        <w:r>
+          <w:rPr>
+            <w:noProof/>
+            <w:webHidden/>
+          </w:rPr>
+          <w:fldChar w:fldCharType="end"/>
+        </w:r>
+      </w:hyperlink>
+    </w:p>
+    <w:p>
+      <w:pPr>
+        <w:pStyle w:val="TableofFigures"/>
+        <w:tabs>
+          <w:tab w:val="right" w:leader="dot" w:pos="9350"/>
+        </w:tabs>
+        <w:jc w:val="both"/>
+        <w:rPr>
+          <w:rFonts w:eastAsiaTheme="minorEastAsia"/>
+          <w:noProof/>
+        </w:rPr>
+      </w:pPr>
+      <w:hyperlink w:anchor="_Toc223463676" w:history="1">
+        <w:r>
+          <w:rPr>
+            <w:rStyle w:val="Hyperlink"/>
+            <w:noProof/>
+          </w:rPr>
+          <w:t>Figure 8: Confusion Matrix of Multi-Class Resume Classification.</w:t>
+        </w:r>
+        <w:r>
+          <w:rPr>
+            <w:noProof/>
+            <w:webHidden/>
+          </w:rPr>
+          <w:tab/>
+        </w:r>
+        <w:r>
+          <w:rPr>
+            <w:noProof/>
+            <w:webHidden/>
+          </w:rPr>
+          <w:fldChar w:fldCharType="begin"/>
+        </w:r>
+        <w:r>
+          <w:rPr>
+            <w:noProof/>
+            <w:webHidden/>
+          </w:rPr>
+          <w:instrText xml:space="preserve"> PAGEREF _Toc223463676 \h </w:instrText>
         </w:r>
         <w:r>
           <w:rPr>
@@ -2594,74 +2717,8 @@
     </w:p>
     <w:p>
       <w:pPr>
-        <w:pStyle w:val="TableofFigures"/>
-        <w:tabs>
-          <w:tab w:val="right" w:leader="dot" w:pos="9350"/>
-        </w:tabs>
-        <w:rPr>
-          <w:rFonts w:eastAsiaTheme="minorEastAsia"/>
-          <w:noProof/>
-        </w:rPr>
-      </w:pPr>
-      <w:hyperlink w:anchor="_Toc223433586" w:history="1">
-        <w:r>
-          <w:rPr>
-            <w:rStyle w:val="Hyperlink"/>
-            <w:noProof/>
-          </w:rPr>
-          <w:t>Figure 8: Confusion Matrix of Multi-Class Resume Classification.</w:t>
-        </w:r>
-        <w:r>
-          <w:rPr>
-            <w:noProof/>
-            <w:webHidden/>
-          </w:rPr>
-          <w:tab/>
-        </w:r>
-        <w:r>
-          <w:rPr>
-            <w:noProof/>
-            <w:webHidden/>
-          </w:rPr>
-          <w:fldChar w:fldCharType="begin"/>
-        </w:r>
-        <w:r>
-          <w:rPr>
-            <w:noProof/>
-            <w:webHidden/>
-          </w:rPr>
-          <w:instrText xml:space="preserve"> PAGEREF _Toc223433586 \h </w:instrText>
-        </w:r>
-        <w:r>
-          <w:rPr>
-            <w:noProof/>
-            <w:webHidden/>
-          </w:rPr>
-        </w:r>
-        <w:r>
-          <w:rPr>
-            <w:noProof/>
-            <w:webHidden/>
-          </w:rPr>
-          <w:fldChar w:fldCharType="separate"/>
-        </w:r>
-        <w:r>
-          <w:rPr>
-            <w:noProof/>
-            <w:webHidden/>
-          </w:rPr>
-          <w:t>21</w:t>
-        </w:r>
-        <w:r>
-          <w:rPr>
-            <w:noProof/>
-            <w:webHidden/>
-          </w:rPr>
-          <w:fldChar w:fldCharType="end"/>
-        </w:r>
-      </w:hyperlink>
-    </w:p>
-    <w:p>
+        <w:jc w:val="both"/>
+      </w:pPr>
       <w:r>
         <w:fldChar w:fldCharType="end"/>
       </w:r>
@@ -2669,19 +2726,24 @@
         <w:t xml:space="preserve"> </w:t>
       </w:r>
     </w:p>
-    <w:p/>
-    <w:p>
+    <w:p>
+      <w:pPr>
+        <w:jc w:val="both"/>
+      </w:pPr>
+    </w:p>
+    <w:p>
+      <w:pPr>
+        <w:jc w:val="both"/>
+      </w:pPr>
       <w:r>
         <w:br w:type="page"/>
       </w:r>
     </w:p>
-    <w:p/>
-    <w:p>
-      <w:r>
-        <w:br w:type="page"/>
-      </w:r>
-    </w:p>
-    <w:p/>
+    <w:p>
+      <w:pPr>
+        <w:jc w:val="both"/>
+      </w:pPr>
+    </w:p>
     <w:p>
       <w:pPr>
         <w:spacing w:line="276" w:lineRule="auto"/>
@@ -2692,54 +2754,67 @@
       <w:pPr>
         <w:pStyle w:val="Heading1"/>
         <w:spacing w:line="276" w:lineRule="auto"/>
-        <w:jc w:val="both"/>
-      </w:pPr>
-      <w:bookmarkStart w:id="4" w:name="_Toc223433529"/>
+        <w:jc w:val="center"/>
+      </w:pPr>
+      <w:bookmarkStart w:id="6" w:name="_Toc223465841"/>
       <w:r>
         <w:t>Introduction</w:t>
       </w:r>
-      <w:bookmarkEnd w:id="4"/>
-    </w:p>
-    <w:p>
-      <w:pPr>
-        <w:spacing w:line="276" w:lineRule="auto"/>
-        <w:jc w:val="both"/>
-      </w:pPr>
-    </w:p>
-    <w:p>
-      <w:pPr>
-        <w:spacing w:line="276" w:lineRule="auto"/>
-        <w:jc w:val="both"/>
-      </w:pPr>
-      <w:r>
-        <w:t xml:space="preserve">Artificial Intelligence (AI) is increasingly being used in many real-world applications, including recruitment and job recommendation systems. One of the most important steps in recruitment is resume screening, where recruiters analyze candidate resumes to determine whether they are suitable for specific job roles. However, manual resume screening is time-consuming, inefficient, and difficult to scale when there are </w:t>
-      </w:r>
-      <w:proofErr w:type="gramStart"/>
-      <w:r>
-        <w:t>a large number of</w:t>
-      </w:r>
-      <w:proofErr w:type="gramEnd"/>
-      <w:r>
-        <w:t xml:space="preserve"> applicants. This creates a need for automated systems that can analyze resumes and recommend suitable job roles efficiently.</w:t>
-      </w:r>
-    </w:p>
-    <w:p>
-      <w:pPr>
-        <w:spacing w:line="276" w:lineRule="auto"/>
-        <w:jc w:val="both"/>
-      </w:pPr>
-      <w:r>
-        <w:t>This project presents an AI-based Resume Screening and Job Role Recommendation System that uses machine learning and skill matching techniques to analyze resume content. The system processes resume text, identifies important skills, and predicts suitable job categories using a trained machine learning model. In addition, the system compares the candidate’s skills with predefined job role requirements to recommend appropriate roles and identify missing skills that need improvement.</w:t>
-      </w:r>
-    </w:p>
-    <w:p>
-      <w:pPr>
-        <w:spacing w:line="276" w:lineRule="auto"/>
-        <w:jc w:val="both"/>
-      </w:pPr>
-      <w:r>
-        <w:t>The system combines Natural Language Processing (NLP), machine learning classification, and rule-based skill matching to provide meaningful and realistic job recommendations. This helps job seekers understand which roles they are best suited for and what skills they need to develop further. The project demonstrates how artificial intelligence can be used to improve efficiency and decision-making in recruitment and career guidance.</w:t>
-      </w:r>
+      <w:bookmarkEnd w:id="6"/>
+    </w:p>
+    <w:p>
+      <w:pPr>
+        <w:spacing w:line="276" w:lineRule="auto"/>
+        <w:jc w:val="both"/>
+      </w:pPr>
+    </w:p>
+    <w:p>
+      <w:pPr>
+        <w:jc w:val="both"/>
+      </w:pPr>
+      <w:r>
+        <w:t>Starting with hiring tasks, artificial intelligence moves into pairing people with jobs and selecting applicants. Resume checks stand out because they line up a person's background against what a role needs. When more applications come in, checking each by hand slows everything down, leads to missed details. Because of such issues, systems that sort resumes automatically become more useful. Matching workers to positions faster, these tools reduce hours lost on repetitive reviews.</w:t>
+      </w:r>
+    </w:p>
+    <w:p>
+      <w:pPr>
+        <w:jc w:val="both"/>
+      </w:pPr>
+      <w:r>
+        <w:t>Looking into resumes with machine learning helps sort candidates while offering hints about careers. Patterns found in text reveal main abilities automatically. Job matches come from sorting people based on earlier labeled groups shaped by that info. When someone's background fits set job demands, things line up - no person needed to decide. Where skills fit the work, things just line up. When some talents come up short, gaps stand out plainly. Overlaps between what exists and what's needed help direction grow slowly. Roles that make sense pop up near parts needing more effort.</w:t>
+      </w:r>
+    </w:p>
+    <w:p>
+      <w:pPr>
+        <w:jc w:val="both"/>
+      </w:pPr>
+      <w:r>
+        <w:t>A fresh mix of ways - looking closely at words, using numbers that tell stories, alongside clear logical steps - builds stronger links between individuals and their work. Out of the noise comes understanding: spots where someone fits naturally show up clearly, while spaces waiting to grow stand out too. Tools that think a little reveal hidden talents during hiring or thinking ahead about careers. Guided by smart digital support, finding the right role feels less like searching, more like arriving.</w:t>
+      </w:r>
+    </w:p>
+    <w:p>
+      <w:pPr>
+        <w:spacing w:line="276" w:lineRule="auto"/>
+        <w:jc w:val="both"/>
+      </w:pPr>
+    </w:p>
+    <w:p>
+      <w:pPr>
+        <w:spacing w:line="276" w:lineRule="auto"/>
+        <w:jc w:val="both"/>
+      </w:pPr>
+    </w:p>
+    <w:p>
+      <w:pPr>
+        <w:spacing w:line="276" w:lineRule="auto"/>
+        <w:jc w:val="both"/>
+      </w:pPr>
+    </w:p>
+    <w:p>
+      <w:pPr>
+        <w:spacing w:line="276" w:lineRule="auto"/>
+        <w:jc w:val="both"/>
+      </w:pPr>
     </w:p>
     <w:p>
       <w:pPr>
@@ -2759,52 +2834,41 @@
         <w:spacing w:line="276" w:lineRule="auto"/>
         <w:jc w:val="both"/>
       </w:pPr>
-      <w:bookmarkStart w:id="5" w:name="_Toc223433530"/>
-      <w:r>
+      <w:bookmarkStart w:id="7" w:name="_Toc223465842"/>
+      <w:r>
+        <w:lastRenderedPageBreak/>
         <w:t>Background and Motivation</w:t>
       </w:r>
-      <w:bookmarkEnd w:id="5"/>
-    </w:p>
-    <w:p>
-      <w:pPr>
-        <w:spacing w:line="276" w:lineRule="auto"/>
-        <w:jc w:val="both"/>
-      </w:pPr>
-    </w:p>
-    <w:p>
-      <w:pPr>
-        <w:spacing w:line="276" w:lineRule="auto"/>
-        <w:jc w:val="both"/>
-      </w:pPr>
-      <w:r>
-        <w:t xml:space="preserve">With the rapid growth of the technology industry, companies receive </w:t>
-      </w:r>
-      <w:proofErr w:type="gramStart"/>
-      <w:r>
-        <w:t>a large number of</w:t>
-      </w:r>
-      <w:proofErr w:type="gramEnd"/>
-      <w:r>
-        <w:t xml:space="preserve"> job applications for every open position. Recruiters must manually review resumes to identify suitable candidates, which requires significant time and effort. This process becomes inefficient when handling hundreds or thousands of resumes.</w:t>
-      </w:r>
-    </w:p>
-    <w:p>
-      <w:pPr>
-        <w:spacing w:line="276" w:lineRule="auto"/>
-        <w:jc w:val="both"/>
-      </w:pPr>
-      <w:r>
-        <w:lastRenderedPageBreak/>
-        <w:t>Artificial Intelligence provides a solution by automatically analyzing resume content and identifying relevant skills and job categories. Machine learning models can learn patterns from existing resume datasets and use this knowledge to classify new resumes. In addition, skill-matching systems can compare candidate skills with job requirements to recommend suitable roles.</w:t>
-      </w:r>
-    </w:p>
-    <w:p>
-      <w:pPr>
-        <w:spacing w:line="276" w:lineRule="auto"/>
-        <w:jc w:val="both"/>
-      </w:pPr>
-      <w:r>
-        <w:t>The motivation behind this project is to develop an intelligent system that helps users understand which job roles they are most suitable for and what skills they need to improve. This system can assist both job seekers and recruiters by providing faster and more accurate resume analysis.</w:t>
+      <w:bookmarkEnd w:id="7"/>
+    </w:p>
+    <w:p>
+      <w:pPr>
+        <w:spacing w:line="276" w:lineRule="auto"/>
+        <w:jc w:val="both"/>
+      </w:pPr>
+    </w:p>
+    <w:p>
+      <w:pPr>
+        <w:jc w:val="both"/>
+      </w:pPr>
+      <w:r>
+        <w:t>Nowadays, firms face challenges just due to the sheer volume of applicants per opening. Reviewing each CV by hand demands an enormous investment of time. When applicant counts rise past one hundred, slipping into hasty judgments grows nearly unavoidable.</w:t>
+      </w:r>
+    </w:p>
+    <w:p>
+      <w:pPr>
+        <w:jc w:val="both"/>
+      </w:pPr>
+      <w:r>
+        <w:t>Nowadays, speed matters. Many companies rely on software to review applications swiftly, spotting key abilities without manual checks. Rather than poring over each detail, such programs learn from earlier decisions, detecting traits linked to successful hires. Matching backgrounds to role needs becomes easier - even if details appear messy or freeform. Efficiency rises. Uniformity improves too.</w:t>
+      </w:r>
+    </w:p>
+    <w:p>
+      <w:pPr>
+        <w:jc w:val="both"/>
+      </w:pPr>
+      <w:r>
+        <w:t>Built around one core idea, this effort focuses on creating an intelligent tool to guide individuals toward jobs matching their abilities. Instead of just linking users to possible positions, it highlights skill gaps worth developing for improved prospects. For job seekers or hiring managers alike, the aim shows through clearer, faster decisions during selection. Simpler evaluations come from focusing on what truly matters - fit between person and role.</w:t>
       </w:r>
     </w:p>
     <w:p>
@@ -2813,48 +2877,42 @@
         <w:spacing w:line="276" w:lineRule="auto"/>
         <w:jc w:val="both"/>
       </w:pPr>
-    </w:p>
-    <w:p>
-      <w:pPr>
-        <w:pStyle w:val="Heading2"/>
-        <w:spacing w:line="276" w:lineRule="auto"/>
-        <w:jc w:val="both"/>
-      </w:pPr>
-      <w:bookmarkStart w:id="6" w:name="_Toc223433531"/>
+      <w:bookmarkStart w:id="8" w:name="_Toc223465843"/>
       <w:r>
         <w:t>Problem Statement and Scope</w:t>
       </w:r>
-      <w:bookmarkEnd w:id="6"/>
-    </w:p>
-    <w:p>
-      <w:pPr>
-        <w:spacing w:line="276" w:lineRule="auto"/>
-        <w:jc w:val="both"/>
-      </w:pPr>
-    </w:p>
-    <w:p>
-      <w:pPr>
-        <w:spacing w:line="276" w:lineRule="auto"/>
-        <w:jc w:val="both"/>
-      </w:pPr>
-      <w:r>
-        <w:t>Manual resume screening is inefficient and may lead to errors, delays, and inconsistent decision-making. Job seekers often do not know which job roles best match their skills, and recruiters spend excessive time reviewing resumes.</w:t>
-      </w:r>
-    </w:p>
-    <w:p>
-      <w:pPr>
-        <w:spacing w:line="276" w:lineRule="auto"/>
-        <w:jc w:val="both"/>
-      </w:pPr>
-      <w:r>
-        <w:t>The problem addressed in this project is to develop an automated system that can:</w:t>
-      </w:r>
-    </w:p>
-    <w:p>
-      <w:pPr>
+      <w:bookmarkEnd w:id="8"/>
+    </w:p>
+    <w:p>
+      <w:pPr>
+        <w:spacing w:line="276" w:lineRule="auto"/>
+        <w:jc w:val="both"/>
+      </w:pPr>
+    </w:p>
+    <w:p>
+      <w:pPr>
+        <w:spacing w:line="276" w:lineRule="auto"/>
+        <w:jc w:val="both"/>
+      </w:pPr>
+      <w:r>
+        <w:t>Each year, sorting through resumes takes too long, opening room for mistakes, slow responses, and inconsistent outcomes. Without clear guidance, applicants struggle to find roles fitting their abilities. Reviewing piles of applications eats up recruiter hours, draining energy better used elsewhere.</w:t>
+      </w:r>
+    </w:p>
+    <w:p>
+      <w:pPr>
+        <w:spacing w:line="276" w:lineRule="auto"/>
+        <w:jc w:val="both"/>
+      </w:pPr>
+      <w:r>
+        <w:t>This study tackles building a system able to work without constant human input. One main goal involves enabling machines to process tasks independently. A key challenge lies in making decisions based on changing conditions. It focuses on creating rules that adapt when new data appears. The approach uses patterns found in past examples. Instead of manual steps, it relies on learned behaviors. Success depends on consistent performance across varied situations</w:t>
+      </w:r>
+    </w:p>
+    <w:p>
+      <w:pPr>
+        <w:pStyle w:val="ListParagraph"/>
         <w:numPr>
           <w:ilvl w:val="0"/>
-          <w:numId w:val="1"/>
+          <w:numId w:val="5"/>
         </w:numPr>
         <w:spacing w:line="276" w:lineRule="auto"/>
         <w:jc w:val="both"/>
@@ -2865,9 +2923,10 @@
     </w:p>
     <w:p>
       <w:pPr>
+        <w:pStyle w:val="ListParagraph"/>
         <w:numPr>
           <w:ilvl w:val="0"/>
-          <w:numId w:val="1"/>
+          <w:numId w:val="5"/>
         </w:numPr>
         <w:spacing w:line="276" w:lineRule="auto"/>
         <w:jc w:val="both"/>
@@ -2878,9 +2937,10 @@
     </w:p>
     <w:p>
       <w:pPr>
+        <w:pStyle w:val="ListParagraph"/>
         <w:numPr>
           <w:ilvl w:val="0"/>
-          <w:numId w:val="1"/>
+          <w:numId w:val="5"/>
         </w:numPr>
         <w:spacing w:line="276" w:lineRule="auto"/>
         <w:jc w:val="both"/>
@@ -2891,9 +2951,10 @@
     </w:p>
     <w:p>
       <w:pPr>
+        <w:pStyle w:val="ListParagraph"/>
         <w:numPr>
           <w:ilvl w:val="0"/>
-          <w:numId w:val="1"/>
+          <w:numId w:val="5"/>
         </w:numPr>
         <w:spacing w:line="276" w:lineRule="auto"/>
         <w:jc w:val="both"/>
@@ -2908,16 +2969,20 @@
         <w:jc w:val="both"/>
       </w:pPr>
       <w:r>
-        <w:t>The scope of this project focuses on using machine learning and Natural Language Processing techniques to analyze resume text and provide job role recommendations. The system is designed as a command-line application that allows users to input their resume skills and receive recommendations.</w:t>
-      </w:r>
-    </w:p>
-    <w:p>
-      <w:pPr>
-        <w:spacing w:line="276" w:lineRule="auto"/>
-        <w:jc w:val="both"/>
-      </w:pPr>
-      <w:r>
-        <w:t>This project does not include advanced features such as PDF parsing or real-time integration with job portals, but it demonstrates the core functionality of AI-based resume screening and recommendation.</w:t>
+        <w:t xml:space="preserve">A fresh look at how machines understand resumes begins here - by applying learning algorithms alongside language analysis methods. Instead of relying on graphical interfaces, </w:t>
+      </w:r>
+      <w:r>
+        <w:lastRenderedPageBreak/>
+        <w:t>interaction happens through typed input in a terminal window. Recommendations form after reviewing stated abilities, matched against possible career fits. This approach skips web forms, leaning into simplicity. Tools used include automated reading of skill descriptions, guiding suggestions without human judgment.</w:t>
+      </w:r>
+    </w:p>
+    <w:p>
+      <w:pPr>
+        <w:spacing w:line="276" w:lineRule="auto"/>
+        <w:jc w:val="both"/>
+      </w:pPr>
+      <w:r>
+        <w:t>Focusing on essentials, this project skips extras like parsing PDFs or live links to job sites. Still, it shows how AI can sort resumes and suggest matches.</w:t>
       </w:r>
     </w:p>
     <w:p>
@@ -2938,12 +3003,11 @@
         <w:spacing w:line="276" w:lineRule="auto"/>
         <w:jc w:val="both"/>
       </w:pPr>
-      <w:bookmarkStart w:id="7" w:name="_Toc223433532"/>
-      <w:r>
-        <w:lastRenderedPageBreak/>
+      <w:bookmarkStart w:id="9" w:name="_Toc223465844"/>
+      <w:r>
         <w:t>Objective</w:t>
       </w:r>
-      <w:bookmarkEnd w:id="7"/>
+      <w:bookmarkEnd w:id="9"/>
     </w:p>
     <w:p>
       <w:pPr>
@@ -3099,117 +3163,82 @@
       <w:pPr>
         <w:pStyle w:val="Heading1"/>
         <w:spacing w:line="276" w:lineRule="auto"/>
-        <w:jc w:val="both"/>
-      </w:pPr>
-      <w:bookmarkStart w:id="8" w:name="_Toc223433533"/>
+        <w:jc w:val="center"/>
+      </w:pPr>
+      <w:bookmarkStart w:id="10" w:name="_Toc223465845"/>
       <w:r>
         <w:lastRenderedPageBreak/>
         <w:t>Literature Review</w:t>
       </w:r>
-      <w:bookmarkEnd w:id="8"/>
-    </w:p>
-    <w:p>
-      <w:pPr>
-        <w:spacing w:line="276" w:lineRule="auto"/>
-        <w:jc w:val="both"/>
-      </w:pPr>
-    </w:p>
-    <w:p>
-      <w:pPr>
-        <w:spacing w:line="276" w:lineRule="auto"/>
-        <w:jc w:val="both"/>
-      </w:pPr>
-      <w:r>
-        <w:t>The use of Artificial Intelligence in recruitment has increased significantly in recent years due to the growing number of job applications and the need for efficient candidate screening. Traditional resume screening is performed manually by recruiters, which is time-consuming and may lead to inconsistent decision-making. To address this issue, researchers and organizations have explored machine learning and Natural Language Processing (NLP) techniques to automate resume analysis and job recommendation.</w:t>
-      </w:r>
-    </w:p>
-    <w:p>
-      <w:pPr>
-        <w:spacing w:line="276" w:lineRule="auto"/>
-        <w:jc w:val="both"/>
-      </w:pPr>
-      <w:r>
-        <w:t>Resume screening can be considered a text classification problem, where resumes are categorized into predefined job roles based on their content. Several machine learning algorithms have been used for text classification tasks, including Naïve Bayes, Support Vector Machines (SVM), Logistic Regression, and Neural Networks. Among these, Logistic Regression has proven to be highly effective for high-dimensional textual data. It works efficiently with sparse feature representations and provides interpretable results. Compared to more complex models such as deep neural networks, Logistic Regression requires less computational power and is easier to implement, making it suitable for small to medium-sized datasets.</w:t>
-      </w:r>
-    </w:p>
-    <w:p>
-      <w:pPr>
-        <w:spacing w:line="276" w:lineRule="auto"/>
-        <w:jc w:val="both"/>
-      </w:pPr>
-      <w:r>
-        <w:t xml:space="preserve">Before applying </w:t>
-      </w:r>
-      <w:proofErr w:type="gramStart"/>
-      <w:r>
-        <w:t>machine learning</w:t>
-      </w:r>
-      <w:proofErr w:type="gramEnd"/>
-      <w:r>
-        <w:t xml:space="preserve"> algorithms, textual data must be converted into numerical </w:t>
-      </w:r>
-      <w:proofErr w:type="gramStart"/>
-      <w:r>
-        <w:t>form</w:t>
-      </w:r>
-      <w:proofErr w:type="gramEnd"/>
-      <w:r>
-        <w:t xml:space="preserve">. One of the </w:t>
-      </w:r>
-      <w:proofErr w:type="gramStart"/>
-      <w:r>
-        <w:t>most commonly used</w:t>
-      </w:r>
-      <w:proofErr w:type="gramEnd"/>
-      <w:r>
-        <w:t xml:space="preserve"> feature extraction techniques is Term Frequency–Inverse Document Frequency (TF-IDF). TF-IDF assigns weights to words based on their importance within a document relative to the entire dataset. Words that appear frequently in one resume but are rare across others receive higher weights, helping the model identify important technical skills such as programming languages and tools. TF-IDF is widely used in document classification tasks because it balances efficiency and effectiveness.</w:t>
-      </w:r>
-    </w:p>
-    <w:p>
-      <w:pPr>
-        <w:spacing w:line="276" w:lineRule="auto"/>
-        <w:jc w:val="both"/>
-      </w:pPr>
-      <w:r>
-        <w:t>Recent advancements in NLP have introduced deep learning models such as Convolutional Neural Networks (CNNs), Recurrent Neural Networks (RNNs), and transformer-based models like BERT. These models can capture contextual meaning and semantic relationships between words. However, they require large datasets and significant computational resources. For structured resume datasets of moderate size, traditional machine learning methods combined with TF-IDF often provide reliable and efficient performance.</w:t>
-      </w:r>
-    </w:p>
-    <w:p>
-      <w:pPr>
-        <w:spacing w:line="276" w:lineRule="auto"/>
-        <w:jc w:val="both"/>
-      </w:pPr>
-      <w:r>
-        <w:t xml:space="preserve">In addition to classification models, recommendation systems are often used to improve practical usability. While classification predicts a general category, recommendation systems can provide more personalized suggestions. Hybrid systems that combine machine learning predictions with rule-based skill matching enhance transparency and </w:t>
+      <w:bookmarkEnd w:id="10"/>
+    </w:p>
+    <w:p>
+      <w:pPr>
+        <w:jc w:val="both"/>
+      </w:pPr>
+    </w:p>
+    <w:p>
+      <w:pPr>
+        <w:jc w:val="both"/>
+      </w:pPr>
+      <w:r>
+        <w:t>Built around understanding how people speak, Natural Language Processing - NLP for short - lets machines make sense of our words. Lately, firms began turning to AI when picking new hires. Not hard to see why. Application piles grow taller every week, yet hiring teams must move quicker each time. Reading every resume by hand eats up whole days, and opinions shift based on who's reading. Even though gut feeling has its place, the cracks in consistency push employers toward different tools. Now machines learn language patterns, letting firms sort applicant skills faster than before. Still, people build smarter tools every day - tools meant to speed up hiring while keeping choices fair and precise at first checks.</w:t>
+      </w:r>
+    </w:p>
+    <w:p>
+      <w:pPr>
+        <w:jc w:val="both"/>
+      </w:pPr>
+      <w:r>
+        <w:t>Looking at resume screening through tech eyes turns it into sorting text by meaning. Each document gets slotted somewhere depending on what details show up inside. Methods like Naïve Bayes, Support Vector Machines, even neural nets tried handling jobs like this before. Still, Logistic Regression tends to work well without overcomplicating things. Despite being less complex than deep learning, it works effectively with many text attributes. Because resume details often lead to lots of zeros across fields, this method manages them without trouble. Speed matters too - processing happens fast, using minimal computing power next to heavy neural networks. Clarity stands out as well; figuring out which factors drive its choices feels straightforward. When handling modest amounts of data, the mix of quick results, clear logic, and solid output holds up well.</w:t>
+      </w:r>
+    </w:p>
+    <w:p>
+      <w:pPr>
+        <w:jc w:val="both"/>
+      </w:pPr>
+      <w:r>
+        <w:t>Words need numbers before an algorithm can process them. This conversion happens first, always. A common method doing this job is called TF-IDF - short for Term Frequency–Inverse Document Frequency. It gives value to terms depending on their relevance in one file versus many files together. Think of a niche ability showing up often in just one resume out of hundreds. That term gains more weight than expected. The rarer it appears elsewhere, the stronger its signal becomes. A different way to spot key abilities - like coding tongues or digital utilities - is right here. Simple? Yes. Quick? Often. That’s why folks still lean on TF-IDF when sorting text, even now.</w:t>
+      </w:r>
+    </w:p>
+    <w:p>
+      <w:pPr>
+        <w:jc w:val="both"/>
+      </w:pPr>
+      <w:r>
+        <w:t xml:space="preserve">New tools in language processing now use complex networks - some built to scan word order, others designed to track sequences, plus newer ones based on attention layers such as BERT. Because these catch context and fine shifts in wording, their outputs feel more tuned to real usage. Still, high performance usually demands vast data sets along with heavy computing resources. When dealing with mid-sized collections of CVs that stick to predictable layouts, older methods using TF-IDF scoring tend to work just as well. They skip </w:t>
       </w:r>
       <w:r>
         <w:lastRenderedPageBreak/>
-        <w:t>interpretability. In recruitment applications, interpretability is important because automated decisions directly impact individuals’ career opportunities.</w:t>
-      </w:r>
-    </w:p>
-    <w:p>
-      <w:pPr>
-        <w:spacing w:line="276" w:lineRule="auto"/>
-        <w:jc w:val="both"/>
-      </w:pPr>
-      <w:r>
-        <w:t>Despite the benefits of AI-based resume screening, challenges remain. Similar job roles may share overlapping skills, leading to potential misclassification. Class imbalance can also affect model performance if certain categories have significantly more samples than others. Furthermore, automated systems must be carefully designed to minimize bias and ensure fair decision-making.</w:t>
-      </w:r>
-    </w:p>
-    <w:p>
-      <w:pPr>
-        <w:spacing w:line="276" w:lineRule="auto"/>
-        <w:jc w:val="both"/>
-      </w:pPr>
-      <w:r>
-        <w:t>Overall, machine learning and NLP techniques provide an effective foundation for developing automated resume screening systems. By combining TF-IDF feature extraction, Logistic Regression classification, and rule-based skill matching, this project aims to implement a practical and interpretable AI-driven solution for job role recommendation.</w:t>
-      </w:r>
-    </w:p>
-    <w:p>
-      <w:pPr>
-        <w:spacing w:line="276" w:lineRule="auto"/>
-        <w:jc w:val="both"/>
-      </w:pPr>
+        <w:t>the extra weight of deep architectures while staying accurate enough. Going basic may also mean fewer breakdowns down the line - and clearer reasoning behind each output.</w:t>
+      </w:r>
+    </w:p>
+    <w:p>
+      <w:pPr>
+        <w:jc w:val="both"/>
+      </w:pPr>
+      <w:r>
+        <w:t>Not just sorting folks into boxes, smart filters might point applicants toward jobs fitting their background. Rather than stopping at labels, these tools highlight positions matching what someone actually does well. One approach mixes algorithm guesses with fixed rules so matches feel less like luck. When computers help pick hires, being clear about how choices are made matters deeply. Outcomes shape livelihoods - so the way results appear should make sense to those affected.</w:t>
+      </w:r>
+    </w:p>
+    <w:p>
+      <w:pPr>
+        <w:jc w:val="both"/>
+      </w:pPr>
+      <w:r>
+        <w:t>Even with these upsides, problems still pop up now and then. When jobs look too much alike in terms of skills, sorting them gets messy. One category piling up way more examples than another might push the model to favor it by default. Balancing how data is shaped matters just as much as how the setup thinks through each case. Fair results depend on both tweaks behind the scenes and choices made early on.</w:t>
+      </w:r>
+    </w:p>
+    <w:p>
+      <w:pPr>
+        <w:jc w:val="both"/>
+      </w:pPr>
+      <w:r>
+        <w:t>Starting off, mixing machine learning and natural language processing sets up solid ground for automatic resume sorting tools. Here, features get pulled using TF-IDF, decisions come from Logistic Regression, while skills line up through rules written by hand. Built to be clear and work well, the system points toward fitting jobs without leaning on tangled, hard-to-follow models.</w:t>
+      </w:r>
+      <w:r>
+        <w:t>.</w:t>
+      </w:r>
       <w:r>
         <w:br w:type="page"/>
       </w:r>
@@ -3224,13 +3253,13 @@
       <w:pPr>
         <w:pStyle w:val="Heading1"/>
         <w:spacing w:line="276" w:lineRule="auto"/>
-        <w:jc w:val="both"/>
-      </w:pPr>
-      <w:bookmarkStart w:id="9" w:name="_Toc223433534"/>
+        <w:jc w:val="center"/>
+      </w:pPr>
+      <w:bookmarkStart w:id="11" w:name="_Toc223465846"/>
       <w:r>
         <w:t>Methodology</w:t>
       </w:r>
-      <w:bookmarkEnd w:id="9"/>
+      <w:bookmarkEnd w:id="11"/>
     </w:p>
     <w:p>
       <w:pPr>
@@ -3244,116 +3273,79 @@
         <w:spacing w:line="276" w:lineRule="auto"/>
         <w:jc w:val="both"/>
       </w:pPr>
-      <w:bookmarkStart w:id="10" w:name="_Toc223433535"/>
+      <w:bookmarkStart w:id="12" w:name="_Toc223465847"/>
       <w:r>
         <w:t>Overview</w:t>
       </w:r>
-      <w:bookmarkEnd w:id="10"/>
-    </w:p>
-    <w:p>
-      <w:pPr>
-        <w:spacing w:line="276" w:lineRule="auto"/>
-        <w:jc w:val="both"/>
-      </w:pPr>
-      <w:r>
-        <w:t>This project implements an AI-based Resume Screening and Job Role Recommendation System using a hybrid approach that combines machine learning with rule-based skill matching. The system follows a structured pipeline:</w:t>
-      </w:r>
-    </w:p>
-    <w:p>
-      <w:pPr>
-        <w:numPr>
-          <w:ilvl w:val="0"/>
-          <w:numId w:val="4"/>
-        </w:numPr>
-        <w:spacing w:line="276" w:lineRule="auto"/>
-        <w:jc w:val="both"/>
-      </w:pPr>
-      <w:r>
-        <w:t>Data loading and inspection of the raw resume dataset.</w:t>
-      </w:r>
-    </w:p>
-    <w:p>
-      <w:pPr>
-        <w:numPr>
-          <w:ilvl w:val="0"/>
-          <w:numId w:val="4"/>
-        </w:numPr>
-        <w:spacing w:line="276" w:lineRule="auto"/>
-        <w:jc w:val="both"/>
-      </w:pPr>
-      <w:r>
-        <w:t xml:space="preserve">Text preprocessing to remove noise (e.g., URLs, emails) and normalize technical terms, producing a </w:t>
-      </w:r>
-      <w:proofErr w:type="gramStart"/>
-      <w:r>
-        <w:t>cleaned</w:t>
-      </w:r>
-      <w:proofErr w:type="gramEnd"/>
-      <w:r>
-        <w:t xml:space="preserve"> dataset for learning. </w:t>
-      </w:r>
-    </w:p>
-    <w:p>
-      <w:pPr>
-        <w:numPr>
-          <w:ilvl w:val="0"/>
-          <w:numId w:val="4"/>
-        </w:numPr>
-        <w:spacing w:line="276" w:lineRule="auto"/>
-        <w:jc w:val="both"/>
-      </w:pPr>
-      <w:r>
-        <w:t xml:space="preserve">Feature extraction using TF-IDF to transform cleaned resume text into numerical vectors suitable for machine learning. </w:t>
-      </w:r>
-    </w:p>
-    <w:p>
-      <w:pPr>
-        <w:numPr>
-          <w:ilvl w:val="0"/>
-          <w:numId w:val="4"/>
-        </w:numPr>
-        <w:spacing w:line="276" w:lineRule="auto"/>
-        <w:jc w:val="both"/>
-      </w:pPr>
-      <w:r>
-        <w:t xml:space="preserve">Model training using Logistic Regression for multi-class resume category classification. </w:t>
-      </w:r>
-    </w:p>
-    <w:p>
-      <w:pPr>
-        <w:numPr>
-          <w:ilvl w:val="0"/>
-          <w:numId w:val="4"/>
-        </w:numPr>
-        <w:spacing w:line="276" w:lineRule="auto"/>
-        <w:jc w:val="both"/>
-      </w:pPr>
-      <w:r>
-        <w:t xml:space="preserve">Model evaluation using standard classification metrics and confusion matrix analysis. </w:t>
-      </w:r>
-    </w:p>
-    <w:p>
-      <w:pPr>
-        <w:numPr>
-          <w:ilvl w:val="0"/>
-          <w:numId w:val="4"/>
-        </w:numPr>
-        <w:spacing w:line="276" w:lineRule="auto"/>
-        <w:jc w:val="both"/>
-      </w:pPr>
-      <w:r>
-        <w:t xml:space="preserve">Interactive CLI interface that provides job role recommendations and improvement suggestions using weighted skill matching and machine learning confidence. </w:t>
-      </w:r>
-    </w:p>
-    <w:p>
-      <w:pPr>
-        <w:spacing w:line="276" w:lineRule="auto"/>
-        <w:ind w:left="720"/>
-        <w:jc w:val="both"/>
-      </w:pPr>
+      <w:bookmarkEnd w:id="12"/>
+    </w:p>
+    <w:p>
+      <w:pPr>
+        <w:jc w:val="both"/>
+      </w:pPr>
+      <w:r>
+        <w:t>This tool runs on a single trained model, supported by a small set of clear, rule-based checks. Each time a resume is submitted, the system starts from scratch. It reads through the document to identify important details such as skills, past experience, and relevant keywords. Once those elements are collected, they are compared directly with job requirements. The process follows a clear order: first data collection, then analysis, and finally matching. A score is calculated based on how closely the candidate’s skills align with what a role requires. In this way, the final recommendations are shaped by both what the model has learned from past data and by practical, predefined criteria. The result is a ranked list of roles that balances machine learning insights with straightforward logic.</w:t>
+      </w:r>
+    </w:p>
+    <w:p>
+      <w:pPr>
+        <w:jc w:val="both"/>
+      </w:pPr>
+      <w:r>
+        <w:t>As soon as a resume is uploaded, the system begins by examining its structure. It looks for recognizable sections such as headings, work history, and skill lists. This early step ensures that the content is properly organized before any deeper processing takes place. Behind the scenes, formatting adjustments help standardize the layout so that the information is easier to handle in later stages.</w:t>
+      </w:r>
+    </w:p>
+    <w:p>
+      <w:pPr>
+        <w:jc w:val="both"/>
+      </w:pPr>
+      <w:r>
+        <w:t>Next comes text cleaning. Unnecessary elements like web links, email addresses, and stray symbols are removed. Similar skills are grouped under consistent terms so that different variations of the same ability are treated equally. After this step, the resume is transformed into a cleaner and more structured version of itself, ready for meaningful analysis.</w:t>
+      </w:r>
+    </w:p>
+    <w:p>
+      <w:pPr>
+        <w:jc w:val="both"/>
+      </w:pPr>
+      <w:r>
+        <w:t>With the text prepared, TF-IDF is applied to convert words into numerical representations. Instead of working with raw sentences, the model now processes importance scores. Words that are uncommon across resumes but significant in a particular one receive higher weight. This helps highlight what makes each candidate distinct. Rather than focusing on repetition alone, the method captures contrast — identifying which terms truly stand out. In this way, each resume becomes a measurable pattern of emphasized skills and experiences.</w:t>
+      </w:r>
+    </w:p>
+    <w:p>
+      <w:pPr>
+        <w:jc w:val="both"/>
+      </w:pPr>
+      <w:r>
+        <w:t xml:space="preserve">Logistic Regression is then used to classify the resumes into job categories. After training on labeled examples, the model learns to recognize patterns associated with different roles. Once training is complete, its performance is evaluated using standard metrics such as accuracy, precision, and recall. A confusion matrix provides additional insight by showing </w:t>
+      </w:r>
       <w:r>
         <w:lastRenderedPageBreak/>
-        <w:t>This methodology aligns with the coursework requirement to define an AI problem, prepare a dataset, implement an AI model, evaluate it with suitable metrics, and demonstrate the system through an interface.</w:t>
+        <w:t>where the model makes correct predictions and where it may confuse one category with another.</w:t>
+      </w:r>
+    </w:p>
+    <w:p>
+      <w:pPr>
+        <w:jc w:val="both"/>
+      </w:pPr>
+      <w:r>
+        <w:t>From the user’s perspective, interaction happens through a simple command-line interface. A user enters their background information, and the system responds with suggested career paths along with feedback on areas that could be improved. Each recommendation is supported by calculated match scores and confidence levels derived from the trained model. Instead of giving fixed or generic outputs, the system adapts its suggestions based on how closely a candidate’s profile fits each role.</w:t>
+      </w:r>
+    </w:p>
+    <w:p>
+      <w:pPr>
+        <w:jc w:val="both"/>
+      </w:pPr>
+      <w:r>
+        <w:t>Overall, this approach aligns closely with the course requirements. It begins by identifying a practical AI problem, then moves through data collection and preparation. A model is built and trained, its performance is measured using clear evaluation methods, and finally, the solution is demonstrated through a working user interface.</w:t>
+      </w:r>
+    </w:p>
+    <w:p>
+      <w:pPr>
+        <w:spacing w:line="276" w:lineRule="auto"/>
+        <w:jc w:val="both"/>
+      </w:pPr>
+      <w:r>
+        <w:t>.</w:t>
       </w:r>
       <w:r>
         <w:rPr>
@@ -3482,27 +3474,40 @@
                             <w:pPr>
                               <w:pStyle w:val="Caption"/>
                             </w:pPr>
-                            <w:bookmarkStart w:id="11" w:name="_Toc222867761"/>
-                            <w:bookmarkStart w:id="12" w:name="_Toc223433579"/>
+                            <w:bookmarkStart w:id="13" w:name="_Toc222867761"/>
+                            <w:bookmarkStart w:id="14" w:name="_Toc223463669"/>
                             <w:r>
                               <w:t xml:space="preserve">Figure </w:t>
                             </w:r>
-                            <w:fldSimple w:instr=" SEQ Figure \* ARABIC ">
-                              <w:r>
-                                <w:rPr>
-                                  <w:noProof/>
-                                </w:rPr>
-                                <w:t>1</w:t>
-                              </w:r>
-                            </w:fldSimple>
+                            <w:r>
+                              <w:fldChar w:fldCharType="begin"/>
+                            </w:r>
+                            <w:r>
+                              <w:instrText xml:space="preserve"> SEQ Figure \* ARABIC </w:instrText>
+                            </w:r>
+                            <w:r>
+                              <w:fldChar w:fldCharType="separate"/>
+                            </w:r>
+                            <w:r>
+                              <w:rPr>
+                                <w:noProof/>
+                              </w:rPr>
+                              <w:t>1</w:t>
+                            </w:r>
+                            <w:r>
+                              <w:rPr>
+                                <w:noProof/>
+                              </w:rPr>
+                              <w:fldChar w:fldCharType="end"/>
+                            </w:r>
                             <w:r>
                               <w:t xml:space="preserve">: </w:t>
                             </w:r>
                             <w:r>
                               <w:t>Overall System Architecture of the AI-Based Resume Screening and Job</w:t>
                             </w:r>
-                            <w:bookmarkEnd w:id="11"/>
-                            <w:bookmarkEnd w:id="12"/>
+                            <w:bookmarkEnd w:id="13"/>
+                            <w:bookmarkEnd w:id="14"/>
                           </w:p>
                         </w:txbxContent>
                       </wps:txbx>
@@ -3520,38 +3525,47 @@
           </mc:Choice>
           <mc:Fallback>
             <w:pict>
-              <v:shapetype w14:anchorId="70272D12" id="_x0000_t202" coordsize="21600,21600" o:spt="202" path="m,l,21600r21600,l21600,xe">
-                <v:stroke joinstyle="miter"/>
-                <v:path gradientshapeok="t" o:connecttype="rect"/>
-              </v:shapetype>
-              <v:shape id="_x0000_s1027" type="#_x0000_t202" style="position:absolute;left:0;text-align:left;margin-left:0;margin-top:367.35pt;width:468pt;height:.05pt;z-index:251696128;visibility:visible;mso-wrap-style:square;mso-wrap-distance-left:9pt;mso-wrap-distance-top:0;mso-wrap-distance-right:9pt;mso-wrap-distance-bottom:0;mso-position-horizontal:absolute;mso-position-horizontal-relative:text;mso-position-vertical:absolute;mso-position-vertical-relative:text;v-text-anchor:top" o:gfxdata="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" stroked="f">
+              <v:shape w14:anchorId="70272D12" id="_x0000_s1027" type="#_x0000_t202" style="position:absolute;left:0;text-align:left;margin-left:0;margin-top:367.35pt;width:468pt;height:.05pt;z-index:251696128;visibility:visible;mso-wrap-style:square;mso-wrap-distance-left:9pt;mso-wrap-distance-top:0;mso-wrap-distance-right:9pt;mso-wrap-distance-bottom:0;mso-position-horizontal:absolute;mso-position-horizontal-relative:text;mso-position-vertical:absolute;mso-position-vertical-relative:text;v-text-anchor:top" o:gfxdata="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" stroked="f">
                 <v:textbox style="mso-fit-shape-to-text:t" inset="0,0,0,0">
                   <w:txbxContent>
                     <w:p>
                       <w:pPr>
                         <w:pStyle w:val="Caption"/>
                       </w:pPr>
-                      <w:bookmarkStart w:id="13" w:name="_Toc222867761"/>
-                      <w:bookmarkStart w:id="14" w:name="_Toc223433579"/>
+                      <w:bookmarkStart w:id="15" w:name="_Toc222867761"/>
+                      <w:bookmarkStart w:id="16" w:name="_Toc223463669"/>
                       <w:r>
                         <w:t xml:space="preserve">Figure </w:t>
                       </w:r>
-                      <w:fldSimple w:instr=" SEQ Figure \* ARABIC ">
-                        <w:r>
-                          <w:rPr>
-                            <w:noProof/>
-                          </w:rPr>
-                          <w:t>1</w:t>
-                        </w:r>
-                      </w:fldSimple>
+                      <w:r>
+                        <w:fldChar w:fldCharType="begin"/>
+                      </w:r>
+                      <w:r>
+                        <w:instrText xml:space="preserve"> SEQ Figure \* ARABIC </w:instrText>
+                      </w:r>
+                      <w:r>
+                        <w:fldChar w:fldCharType="separate"/>
+                      </w:r>
+                      <w:r>
+                        <w:rPr>
+                          <w:noProof/>
+                        </w:rPr>
+                        <w:t>1</w:t>
+                      </w:r>
+                      <w:r>
+                        <w:rPr>
+                          <w:noProof/>
+                        </w:rPr>
+                        <w:fldChar w:fldCharType="end"/>
+                      </w:r>
                       <w:r>
                         <w:t xml:space="preserve">: </w:t>
                       </w:r>
                       <w:r>
                         <w:t>Overall System Architecture of the AI-Based Resume Screening and Job</w:t>
                       </w:r>
-                      <w:bookmarkEnd w:id="13"/>
-                      <w:bookmarkEnd w:id="14"/>
+                      <w:bookmarkEnd w:id="15"/>
+                      <w:bookmarkEnd w:id="16"/>
                     </w:p>
                   </w:txbxContent>
                 </v:textbox>
@@ -3566,7 +3580,7 @@
           <w:noProof/>
         </w:rPr>
         <w:drawing>
-          <wp:anchor distT="0" distB="0" distL="114300" distR="114300" simplePos="0" relativeHeight="251659264" behindDoc="0" locked="0" layoutInCell="1" allowOverlap="1" wp14:anchorId="60EC996C" wp14:editId="477E2416">
+          <wp:anchor distT="0" distB="0" distL="114300" distR="114300" simplePos="0" relativeHeight="251659264" behindDoc="0" locked="0" layoutInCell="1" allowOverlap="1" wp14:anchorId="60EC996C" wp14:editId="472364B3">
             <wp:simplePos x="0" y="0"/>
             <wp:positionH relativeFrom="margin">
               <wp:align>right</wp:align>
@@ -3634,63 +3648,108 @@
         <w:spacing w:line="276" w:lineRule="auto"/>
         <w:jc w:val="both"/>
       </w:pPr>
-      <w:bookmarkStart w:id="15" w:name="_Toc223433536"/>
+    </w:p>
+    <w:p>
+      <w:pPr>
+        <w:pStyle w:val="Heading2"/>
+        <w:spacing w:line="276" w:lineRule="auto"/>
+        <w:jc w:val="both"/>
+      </w:pPr>
+      <w:bookmarkStart w:id="17" w:name="_Toc223465848"/>
       <w:r>
         <w:t>Data preprocessing</w:t>
       </w:r>
-      <w:bookmarkEnd w:id="15"/>
-    </w:p>
-    <w:p>
-      <w:pPr>
-        <w:spacing w:line="276" w:lineRule="auto"/>
-        <w:jc w:val="both"/>
-      </w:pPr>
-    </w:p>
-    <w:p>
-      <w:pPr>
-        <w:spacing w:line="276" w:lineRule="auto"/>
-        <w:jc w:val="both"/>
-      </w:pPr>
-      <w:r>
-        <w:t>The raw resume dataset contains unstructured text with various symbols, formatting, and noise that cannot be directly used for machine learning. Therefore, data preprocessing was performed to clean and normalize the resume text. The preprocessing steps included converting all text to lowercase, removing special characters, removing URLs and unnecessary symbols, and normalizing technical terms. These steps help improve the quality of the data and ensure that the machine learning model can accurately learn patterns from the resume text. The cleaned resume text was then stored in a new file called resumes_clean.csv, which was used for model training and evaluation.</w:t>
-      </w:r>
-    </w:p>
-    <w:p>
-      <w:pPr>
-        <w:spacing w:line="276" w:lineRule="auto"/>
-        <w:jc w:val="both"/>
-      </w:pPr>
-    </w:p>
-    <w:p>
-      <w:pPr>
-        <w:spacing w:line="276" w:lineRule="auto"/>
-        <w:jc w:val="both"/>
-      </w:pPr>
-      <w:r>
-        <w:t xml:space="preserve">In addition to cleaning textual noise, preprocessing improves feature quality and reduces dimensional sparsity in the TF-IDF representation. Removing URLs and email addresses </w:t>
-      </w:r>
-      <w:r>
-        <w:lastRenderedPageBreak/>
-        <w:t>prevents the model from learning irrelevant patterns that do not contribute to job classification. Dropping rows with missing values ensures that incomplete samples do not introduce bias or unstable learning behavior.</w:t>
-      </w:r>
-    </w:p>
-    <w:p>
-      <w:pPr>
-        <w:spacing w:line="276" w:lineRule="auto"/>
-        <w:jc w:val="both"/>
-      </w:pPr>
-      <w:r>
-        <w:t>Very short resumes were removed because they contain insufficient textual information for reliable classification. Including extremely short samples may introduce noise and reduce model generalization performance. By filtering low-information entries, the dataset becomes more consistent and representative of realistic resume content.</w:t>
-      </w:r>
-    </w:p>
-    <w:p>
-      <w:pPr>
-        <w:spacing w:line="276" w:lineRule="auto"/>
-        <w:jc w:val="both"/>
-      </w:pPr>
-      <w:r>
-        <w:t>Furthermore, preserving technical tokens such as “C++”, “C#”, and “.NET” was important because these terms are highly discriminative features in technical job classification tasks. Retaining these tokens ensures that meaningful skill indicators are not lost during preprocessing.</w:t>
-      </w:r>
+      <w:bookmarkEnd w:id="17"/>
+    </w:p>
+    <w:p>
+      <w:pPr>
+        <w:spacing w:line="276" w:lineRule="auto"/>
+        <w:jc w:val="both"/>
+      </w:pPr>
+    </w:p>
+    <w:p>
+      <w:pPr>
+        <w:spacing w:line="276" w:lineRule="auto"/>
+        <w:jc w:val="both"/>
+      </w:pPr>
+      <w:r>
+        <w:t>The dataset used in this project was obtained from Kaggle and contains 962 labeled resumes</w:t>
+      </w:r>
+      <w:r>
+        <w:t xml:space="preserve"> </w:t>
+      </w:r>
+      <w:sdt>
+        <w:sdtPr>
+          <w:id w:val="1784065777"/>
+          <w:citation/>
+        </w:sdtPr>
+        <w:sdtEndPr/>
+        <w:sdtContent>
+          <w:r>
+            <w:fldChar w:fldCharType="begin"/>
+          </w:r>
+          <w:r>
+            <w:instrText xml:space="preserve"> CITATION Gau23 \l 1033 </w:instrText>
+          </w:r>
+          <w:r>
+            <w:fldChar w:fldCharType="separate"/>
+          </w:r>
+          <w:r>
+            <w:rPr>
+              <w:noProof/>
+            </w:rPr>
+            <w:t>(Gauravduttakiit, 2023)</w:t>
+          </w:r>
+          <w:r>
+            <w:fldChar w:fldCharType="end"/>
+          </w:r>
+        </w:sdtContent>
+      </w:sdt>
+      <w:r>
+        <w:t xml:space="preserve">. </w:t>
+      </w:r>
+      <w:r>
+        <w:t>Starting off, the original resume collection holds messy text filled with odd signs, layout quirks, and clutter - unsuitable right away for algorithm work. So, cleaning took place to shape up and standardize how things appear across entries. First, every letter shifted into small form, stripping case differences entirely. After that, strange marks got deleted along with web links and extra visual clutter muddying clarity. Technical phrases were adjusted too, bringing them under one consistent format. This cleanup sharpens what stays behind, letting algorithms detect meaningful trends without interference. In the end, polished versions landed inside a fresh document named resumes_clean.csv, later pulled for teaching and testing models alike.</w:t>
+      </w:r>
+    </w:p>
+    <w:p>
+      <w:pPr>
+        <w:spacing w:line="276" w:lineRule="auto"/>
+        <w:jc w:val="both"/>
+      </w:pPr>
+    </w:p>
+    <w:p>
+      <w:pPr>
+        <w:spacing w:line="276" w:lineRule="auto"/>
+        <w:jc w:val="both"/>
+      </w:pPr>
+      <w:r>
+        <w:t>Besides clearing out messy text, preprocessing enhances how well features are captured while cutting down on sparse data points within TF-IDF. By eliminating web links and contact emails, models avoid picking up meaningless signals unrelated to job labeling tasks. When entries with blank fields get removed, flawed training examples stop skewing results or disrupting consistent performance.</w:t>
+      </w:r>
+    </w:p>
+    <w:p>
+      <w:pPr>
+        <w:spacing w:line="276" w:lineRule="auto"/>
+        <w:jc w:val="both"/>
+      </w:pPr>
+      <w:r>
+        <w:t>Tiny resumes got cut - too little text to classify well. When super brief ones stay in, errors creep up, weakening how models handle new cases. Cleaning out these sparse entries sharpens the data, aligning it closer to actual resume detail levels.</w:t>
+      </w:r>
+    </w:p>
+    <w:p>
+      <w:pPr>
+        <w:spacing w:line="276" w:lineRule="auto"/>
+        <w:jc w:val="both"/>
+      </w:pPr>
+      <w:r>
+        <w:t>Keeping specific technical terms like “C++”, “C”, or “.NET” intact mattered - these act as strong signals when sorting jobs by required skills. Without them, key details about expertise could disappear in early processing stages.</w:t>
+      </w:r>
+    </w:p>
+    <w:p>
+      <w:pPr>
+        <w:spacing w:line="276" w:lineRule="auto"/>
+        <w:jc w:val="both"/>
+      </w:pPr>
     </w:p>
     <w:p>
       <w:pPr>
@@ -3713,6 +3772,7 @@
         <w:rPr>
           <w:noProof/>
         </w:rPr>
+        <w:lastRenderedPageBreak/>
         <mc:AlternateContent>
           <mc:Choice Requires="wps">
             <w:drawing>
@@ -3757,10 +3817,10 @@
                                 <w:noProof/>
                               </w:rPr>
                             </w:pPr>
-                            <w:bookmarkStart w:id="16" w:name="_Toc222867147"/>
-                            <w:bookmarkStart w:id="17" w:name="_Toc222867158"/>
-                            <w:bookmarkStart w:id="18" w:name="_Toc222867762"/>
-                            <w:bookmarkStart w:id="19" w:name="_Toc223433580"/>
+                            <w:bookmarkStart w:id="18" w:name="_Toc222867147"/>
+                            <w:bookmarkStart w:id="19" w:name="_Toc222867158"/>
+                            <w:bookmarkStart w:id="20" w:name="_Toc222867762"/>
+                            <w:bookmarkStart w:id="21" w:name="_Toc223463670"/>
                             <w:r>
                               <w:rPr>
                                 <w:noProof/>
@@ -3806,10 +3866,10 @@
                             <w:r>
                               <w:t>Distribution of Resume Categories in the Dataset.</w:t>
                             </w:r>
-                            <w:bookmarkEnd w:id="16"/>
-                            <w:bookmarkEnd w:id="17"/>
                             <w:bookmarkEnd w:id="18"/>
                             <w:bookmarkEnd w:id="19"/>
+                            <w:bookmarkEnd w:id="20"/>
+                            <w:bookmarkEnd w:id="21"/>
                           </w:p>
                         </w:txbxContent>
                       </wps:txbx>
@@ -3837,10 +3897,10 @@
                           <w:noProof/>
                         </w:rPr>
                       </w:pPr>
-                      <w:bookmarkStart w:id="20" w:name="_Toc222867147"/>
-                      <w:bookmarkStart w:id="21" w:name="_Toc222867158"/>
-                      <w:bookmarkStart w:id="22" w:name="_Toc222867762"/>
-                      <w:bookmarkStart w:id="23" w:name="_Toc223433580"/>
+                      <w:bookmarkStart w:id="22" w:name="_Toc222867147"/>
+                      <w:bookmarkStart w:id="23" w:name="_Toc222867158"/>
+                      <w:bookmarkStart w:id="24" w:name="_Toc222867762"/>
+                      <w:bookmarkStart w:id="25" w:name="_Toc223463670"/>
                       <w:r>
                         <w:rPr>
                           <w:noProof/>
@@ -3886,10 +3946,10 @@
                       <w:r>
                         <w:t>Distribution of Resume Categories in the Dataset.</w:t>
                       </w:r>
-                      <w:bookmarkEnd w:id="20"/>
-                      <w:bookmarkEnd w:id="21"/>
                       <w:bookmarkEnd w:id="22"/>
                       <w:bookmarkEnd w:id="23"/>
+                      <w:bookmarkEnd w:id="24"/>
+                      <w:bookmarkEnd w:id="25"/>
                     </w:p>
                   </w:txbxContent>
                 </v:textbox>
@@ -3972,34 +4032,67 @@
         <w:spacing w:line="276" w:lineRule="auto"/>
         <w:jc w:val="both"/>
       </w:pPr>
-      <w:bookmarkStart w:id="24" w:name="_Toc223433537"/>
-      <w:r>
-        <w:lastRenderedPageBreak/>
+      <w:bookmarkStart w:id="26" w:name="_Toc223465849"/>
+      <w:r>
         <w:t>Feature Extraction using TF-IDF</w:t>
       </w:r>
-      <w:bookmarkEnd w:id="24"/>
-    </w:p>
-    <w:p>
-      <w:pPr>
-        <w:spacing w:line="276" w:lineRule="auto"/>
-        <w:jc w:val="both"/>
-      </w:pPr>
-    </w:p>
-    <w:p>
-      <w:pPr>
-        <w:spacing w:line="276" w:lineRule="auto"/>
-        <w:jc w:val="both"/>
-      </w:pPr>
-      <w:r>
-        <w:t xml:space="preserve">TF-IDF (Term Frequency–Inverse Document Frequency) was used to convert the cleaned resume text into numerical features. Machine learning models cannot understand text directly, so TF-IDF assigns numerical weights to words based on their importance in the resume. Words that appear frequently in a specific resume but are rare across other resumes receive higher importance scores. This helps the model identify key technical skills such as programming languages and tools. In this project, the </w:t>
-      </w:r>
-      <w:proofErr w:type="spellStart"/>
-      <w:r>
-        <w:t>TfidfVectorizer</w:t>
-      </w:r>
-      <w:proofErr w:type="spellEnd"/>
-      <w:r>
-        <w:t xml:space="preserve"> from the scikit-learn library was used with a maximum feature size of 5000. The resulting numerical vectors were used as input for training the Logistic Regression model.</w:t>
+      <w:bookmarkEnd w:id="26"/>
+    </w:p>
+    <w:p>
+      <w:pPr>
+        <w:spacing w:line="276" w:lineRule="auto"/>
+        <w:jc w:val="both"/>
+      </w:pPr>
+    </w:p>
+    <w:p>
+      <w:pPr>
+        <w:spacing w:line="276" w:lineRule="auto"/>
+        <w:jc w:val="both"/>
+      </w:pPr>
+      <w:r>
+        <w:t>TF-IDF (Term Frequency–Inverse Document Frequency) is a statistical technique used to convert textual data into numerical features based on term importance</w:t>
+      </w:r>
+      <w:sdt>
+        <w:sdtPr>
+          <w:id w:val="2096428064"/>
+          <w:citation/>
+        </w:sdtPr>
+        <w:sdtEndPr/>
+        <w:sdtContent>
+          <w:r>
+            <w:fldChar w:fldCharType="begin"/>
+          </w:r>
+          <w:r>
+            <w:instrText xml:space="preserve"> CITATION Ram03 \l 1033 </w:instrText>
+          </w:r>
+          <w:r>
+            <w:fldChar w:fldCharType="separate"/>
+          </w:r>
+          <w:r>
+            <w:rPr>
+              <w:noProof/>
+            </w:rPr>
+            <w:t xml:space="preserve"> (Ramos, 2003)</w:t>
+          </w:r>
+          <w:r>
+            <w:fldChar w:fldCharType="end"/>
+          </w:r>
+        </w:sdtContent>
+      </w:sdt>
+      <w:r>
+        <w:t xml:space="preserve">. </w:t>
+      </w:r>
+      <w:r>
+        <w:t>Machine learning models cannot understand text directly, so TF-IDF assigns numerical weights to words based on their importance in the resume. Words that appear frequently in a specific resume but are rare across other resumes receive higher importance scores. This helps the model identify key technical skills such as programming languages and tools. In this project, the T</w:t>
+      </w:r>
+      <w:r>
+        <w:t xml:space="preserve">F-IDF </w:t>
+      </w:r>
+      <w:r>
+        <w:t>Vectorizer from the scikit-learn library was used with a maximum feature size of 5000. The resulting numerical vectors were used as input for training the Logistic Regression mode</w:t>
+      </w:r>
+      <w:r>
+        <w:t>l.</w:t>
       </w:r>
     </w:p>
     <w:p>
@@ -4011,6 +4104,7 @@
         <w:rPr>
           <w:noProof/>
         </w:rPr>
+        <w:lastRenderedPageBreak/>
         <mc:AlternateContent>
           <mc:Choice Requires="wps">
             <w:drawing>
@@ -4055,10 +4149,10 @@
                                 <w:noProof/>
                               </w:rPr>
                             </w:pPr>
-                            <w:bookmarkStart w:id="25" w:name="_Toc222867148"/>
-                            <w:bookmarkStart w:id="26" w:name="_Toc222867159"/>
-                            <w:bookmarkStart w:id="27" w:name="_Toc222867763"/>
-                            <w:bookmarkStart w:id="28" w:name="_Toc223433581"/>
+                            <w:bookmarkStart w:id="27" w:name="_Toc222867148"/>
+                            <w:bookmarkStart w:id="28" w:name="_Toc222867159"/>
+                            <w:bookmarkStart w:id="29" w:name="_Toc222867763"/>
+                            <w:bookmarkStart w:id="30" w:name="_Toc223463671"/>
                             <w:r>
                               <w:rPr>
                                 <w:noProof/>
@@ -4104,10 +4198,10 @@
                             <w:r>
                               <w:t>Illustration of TF-IDF Vectorization Process.</w:t>
                             </w:r>
-                            <w:bookmarkEnd w:id="25"/>
-                            <w:bookmarkEnd w:id="26"/>
                             <w:bookmarkEnd w:id="27"/>
                             <w:bookmarkEnd w:id="28"/>
+                            <w:bookmarkEnd w:id="29"/>
+                            <w:bookmarkEnd w:id="30"/>
                           </w:p>
                         </w:txbxContent>
                       </wps:txbx>
@@ -4135,10 +4229,10 @@
                           <w:noProof/>
                         </w:rPr>
                       </w:pPr>
-                      <w:bookmarkStart w:id="29" w:name="_Toc222867148"/>
-                      <w:bookmarkStart w:id="30" w:name="_Toc222867159"/>
-                      <w:bookmarkStart w:id="31" w:name="_Toc222867763"/>
-                      <w:bookmarkStart w:id="32" w:name="_Toc223433581"/>
+                      <w:bookmarkStart w:id="31" w:name="_Toc222867148"/>
+                      <w:bookmarkStart w:id="32" w:name="_Toc222867159"/>
+                      <w:bookmarkStart w:id="33" w:name="_Toc222867763"/>
+                      <w:bookmarkStart w:id="34" w:name="_Toc223463671"/>
                       <w:r>
                         <w:rPr>
                           <w:noProof/>
@@ -4184,10 +4278,10 @@
                       <w:r>
                         <w:t>Illustration of TF-IDF Vectorization Process.</w:t>
                       </w:r>
-                      <w:bookmarkEnd w:id="29"/>
-                      <w:bookmarkEnd w:id="30"/>
                       <w:bookmarkEnd w:id="31"/>
                       <w:bookmarkEnd w:id="32"/>
+                      <w:bookmarkEnd w:id="33"/>
+                      <w:bookmarkEnd w:id="34"/>
                     </w:p>
                   </w:txbxContent>
                 </v:textbox>
@@ -4264,15 +4358,7 @@
         <w:jc w:val="both"/>
       </w:pPr>
       <w:r>
-        <w:t xml:space="preserve">Figure 3 illustrates how TF-IDF converts resume text into numerical vectors. Each word is assigned </w:t>
-      </w:r>
-      <w:proofErr w:type="gramStart"/>
-      <w:r>
-        <w:t>a weight</w:t>
-      </w:r>
-      <w:proofErr w:type="gramEnd"/>
-      <w:r>
-        <w:t xml:space="preserve"> based on its importance, allowing the machine learning model to process and analyze resume content. This step is essential because machine learning algorithms require numerical input.</w:t>
+        <w:t>Figure 3 illustrates how TF-IDF converts resume text into numerical vectors. Each word is assigned a weight based on its importance, allowing the machine learning model to process and analyze resume content. This step is essential because machine learning algorithms require numerical input.</w:t>
       </w:r>
     </w:p>
     <w:p>
@@ -4328,10 +4414,10 @@
                                 <w:noProof/>
                               </w:rPr>
                             </w:pPr>
-                            <w:bookmarkStart w:id="33" w:name="_Toc222867149"/>
-                            <w:bookmarkStart w:id="34" w:name="_Toc222867160"/>
-                            <w:bookmarkStart w:id="35" w:name="_Toc222867764"/>
-                            <w:bookmarkStart w:id="36" w:name="_Toc223433582"/>
+                            <w:bookmarkStart w:id="35" w:name="_Toc222867149"/>
+                            <w:bookmarkStart w:id="36" w:name="_Toc222867160"/>
+                            <w:bookmarkStart w:id="37" w:name="_Toc222867764"/>
+                            <w:bookmarkStart w:id="38" w:name="_Toc223463672"/>
                             <w:r>
                               <w:rPr>
                                 <w:noProof/>
@@ -4377,10 +4463,10 @@
                             <w:r>
                               <w:t>Code Snippet 1</w:t>
                             </w:r>
-                            <w:bookmarkEnd w:id="33"/>
-                            <w:bookmarkEnd w:id="34"/>
                             <w:bookmarkEnd w:id="35"/>
                             <w:bookmarkEnd w:id="36"/>
+                            <w:bookmarkEnd w:id="37"/>
+                            <w:bookmarkEnd w:id="38"/>
                           </w:p>
                         </w:txbxContent>
                       </wps:txbx>
@@ -4408,10 +4494,10 @@
                           <w:noProof/>
                         </w:rPr>
                       </w:pPr>
-                      <w:bookmarkStart w:id="37" w:name="_Toc222867149"/>
-                      <w:bookmarkStart w:id="38" w:name="_Toc222867160"/>
-                      <w:bookmarkStart w:id="39" w:name="_Toc222867764"/>
-                      <w:bookmarkStart w:id="40" w:name="_Toc223433582"/>
+                      <w:bookmarkStart w:id="39" w:name="_Toc222867149"/>
+                      <w:bookmarkStart w:id="40" w:name="_Toc222867160"/>
+                      <w:bookmarkStart w:id="41" w:name="_Toc222867764"/>
+                      <w:bookmarkStart w:id="42" w:name="_Toc223463672"/>
                       <w:r>
                         <w:rPr>
                           <w:noProof/>
@@ -4457,10 +4543,10 @@
                       <w:r>
                         <w:t>Code Snippet 1</w:t>
                       </w:r>
-                      <w:bookmarkEnd w:id="37"/>
-                      <w:bookmarkEnd w:id="38"/>
                       <w:bookmarkEnd w:id="39"/>
                       <w:bookmarkEnd w:id="40"/>
+                      <w:bookmarkEnd w:id="41"/>
+                      <w:bookmarkEnd w:id="42"/>
                     </w:p>
                   </w:txbxContent>
                 </v:textbox>
@@ -4540,94 +4626,131 @@
         <w:spacing w:line="276" w:lineRule="auto"/>
         <w:jc w:val="both"/>
       </w:pPr>
-      <w:bookmarkStart w:id="41" w:name="_Toc223433538"/>
+      <w:bookmarkStart w:id="43" w:name="_Toc223465850"/>
       <w:r>
         <w:t xml:space="preserve">Model Training </w:t>
       </w:r>
       <w:r>
         <w:t>using Logistic Regression</w:t>
       </w:r>
-      <w:bookmarkEnd w:id="41"/>
-    </w:p>
-    <w:p>
-      <w:pPr>
-        <w:spacing w:line="276" w:lineRule="auto"/>
-        <w:jc w:val="both"/>
-      </w:pPr>
-    </w:p>
-    <w:p>
-      <w:pPr>
-        <w:spacing w:line="276" w:lineRule="auto"/>
-        <w:jc w:val="both"/>
-      </w:pPr>
-      <w:r>
-        <w:t>Logistic Regression was selected as the supervised machine learning algorithm to classify resumes into predefined job categories. It is widely used for multi-class classification problems and performs effectively in high-dimensional sparse feature spaces such as those produced by TF-IDF vectorization. In this project, the TF-IDF numerical representations of resume text were used as input features for the model.</w:t>
-      </w:r>
-    </w:p>
-    <w:p>
-      <w:pPr>
-        <w:spacing w:line="276" w:lineRule="auto"/>
-        <w:jc w:val="both"/>
-      </w:pPr>
-      <w:r>
-        <w:t xml:space="preserve">The dataset was divided into training and testing sets using an 80:20 stratified split. Stratified sampling ensured that class distributions were preserved across both subsets, providing a reliable and balanced evaluation. The training set was used to learn the relationships between resume features and job categories, while the testing set was used to evaluate the model’s ability to generalize to unseen data. A fixed </w:t>
+      <w:bookmarkEnd w:id="43"/>
+    </w:p>
+    <w:p>
+      <w:pPr>
+        <w:spacing w:line="276" w:lineRule="auto"/>
+        <w:jc w:val="both"/>
+      </w:pPr>
+    </w:p>
+    <w:p>
+      <w:pPr>
+        <w:spacing w:line="276" w:lineRule="auto"/>
+        <w:jc w:val="both"/>
+      </w:pPr>
+      <w:r>
+        <w:t>Logistic Regression is a widely used statistical classification algorithm suitable for multi-class problems and high-dimensional feature spaces</w:t>
+      </w:r>
+      <w:sdt>
+        <w:sdtPr>
+          <w:id w:val="-536433671"/>
+          <w:citation/>
+        </w:sdtPr>
+        <w:sdtEndPr/>
+        <w:sdtContent>
+          <w:r>
+            <w:fldChar w:fldCharType="begin"/>
+          </w:r>
+          <w:r>
+            <w:instrText xml:space="preserve"> CITATION Hos13 \l 1033 </w:instrText>
+          </w:r>
+          <w:r>
+            <w:fldChar w:fldCharType="separate"/>
+          </w:r>
+          <w:r>
+            <w:rPr>
+              <w:noProof/>
+            </w:rPr>
+            <w:t xml:space="preserve"> (Hosmer, 2013)</w:t>
+          </w:r>
+          <w:r>
+            <w:fldChar w:fldCharType="end"/>
+          </w:r>
+        </w:sdtContent>
+      </w:sdt>
+      <w:r>
+        <w:t>. This method often appears in tasks where multiple classes must be distinguished. When text from resumes gets converted using TF-IDF, the result fits neatly into what this algorithm works best with. For this work, those numerical versions of the resume content fed directly into the model setup.</w:t>
+      </w:r>
+    </w:p>
+    <w:p>
+      <w:pPr>
+        <w:spacing w:line="276" w:lineRule="auto"/>
+        <w:jc w:val="both"/>
+        <w:rPr>
+          <w:u w:val="single"/>
+        </w:rPr>
+      </w:pPr>
+      <w:r>
+        <w:lastRenderedPageBreak/>
+        <w:t>One part of the data went to training, another to testing - split 80 to 20 with strata kept intact. Keeping class ratios steady in both parts helped make results more stable and fair. Learning patterns linking resumes to jobs happened on the first portion. Generalization strength - the model's reach beyond known examples - was checked on the second. Same starting point every time: a set seed made outcomes repeatable run after run.</w:t>
+      </w:r>
+    </w:p>
+    <w:p>
+      <w:pPr>
+        <w:spacing w:line="276" w:lineRule="auto"/>
+        <w:jc w:val="both"/>
+      </w:pPr>
+      <w:r>
+        <w:t>A limit of 1000 iterations guided the setup of the Logistic Regression model via scikit-learn. Because the TF-IDF features spanned many dimensions, allowing more steps helped the solver reach stability. Training occurred through the fit() method once data preparation finished. Predictions on job types followed afterward, generated by calling predict().</w:t>
+      </w:r>
+    </w:p>
+    <w:p>
+      <w:pPr>
+        <w:spacing w:line="276" w:lineRule="auto"/>
+        <w:jc w:val="both"/>
+      </w:pPr>
+      <w:r>
+        <w:t xml:space="preserve">Splitting the data into separate sets for training and evaluation cut down on overfitting, so results showed how well the model adapts instead of just recalling examples. Once learning finished, both the trained model and the TF-IDF tool got saved through </w:t>
       </w:r>
       <w:proofErr w:type="spellStart"/>
       <w:r>
-        <w:t>random_state</w:t>
+        <w:t>joblib</w:t>
       </w:r>
       <w:proofErr w:type="spellEnd"/>
       <w:r>
-        <w:t xml:space="preserve"> value was applied to ensure reproducibility across multiple runs.</w:t>
-      </w:r>
-    </w:p>
-    <w:p>
-      <w:pPr>
-        <w:spacing w:line="276" w:lineRule="auto"/>
-        <w:jc w:val="both"/>
-      </w:pPr>
-      <w:r>
-        <w:t xml:space="preserve">The Logistic Regression model was implemented using the scikit-learn library and configured with a maximum iteration limit of 1000. Increasing the iteration limit ensured proper convergence of the optimization algorithm, particularly given the high-dimensional TF-IDF feature space. The model was trained using the </w:t>
-      </w:r>
-      <w:proofErr w:type="gramStart"/>
-      <w:r>
-        <w:t>fit(</w:t>
-      </w:r>
-      <w:proofErr w:type="gramEnd"/>
-      <w:r>
-        <w:t xml:space="preserve">) function and later used to predict job categories through the </w:t>
-      </w:r>
-      <w:proofErr w:type="gramStart"/>
-      <w:r>
-        <w:t>predict(</w:t>
-      </w:r>
-      <w:proofErr w:type="gramEnd"/>
-      <w:r>
-        <w:t>) function.</w:t>
-      </w:r>
-    </w:p>
-    <w:p>
-      <w:pPr>
-        <w:spacing w:line="276" w:lineRule="auto"/>
-        <w:jc w:val="both"/>
-      </w:pPr>
-      <w:r>
-        <w:t xml:space="preserve">By separating training and testing data, the risk of overfitting was reduced, ensuring that performance metrics reflect realistic generalization capability rather than memorization of training samples. After successful training, the model and TF-IDF vectorizer were serialized using the </w:t>
-      </w:r>
-      <w:proofErr w:type="spellStart"/>
-      <w:r>
-        <w:t>joblib</w:t>
-      </w:r>
-      <w:proofErr w:type="spellEnd"/>
-      <w:r>
-        <w:t xml:space="preserve"> library for reuse within the resume screening and recommendation system.</w:t>
-      </w:r>
-    </w:p>
-    <w:p>
-      <w:pPr>
-        <w:spacing w:line="276" w:lineRule="auto"/>
-        <w:jc w:val="both"/>
-      </w:pPr>
+        <w:t>, ready later to work inside the application for sorting and suggesting resumes</w:t>
+      </w:r>
+      <w:r>
+        <w:t>.</w:t>
+      </w:r>
+      <w:r>
+        <w:t xml:space="preserve"> The model was implemented using the Scikit-learn machine learning library</w:t>
+      </w:r>
+      <w:sdt>
+        <w:sdtPr>
+          <w:id w:val="-1821105635"/>
+          <w:citation/>
+        </w:sdtPr>
+        <w:sdtEndPr/>
+        <w:sdtContent>
+          <w:r>
+            <w:fldChar w:fldCharType="begin"/>
+          </w:r>
+          <w:r>
+            <w:instrText xml:space="preserve">CITATION Ped11 \l 1033 </w:instrText>
+          </w:r>
+          <w:r>
+            <w:fldChar w:fldCharType="separate"/>
+          </w:r>
+          <w:r>
+            <w:rPr>
+              <w:noProof/>
+            </w:rPr>
+            <w:t xml:space="preserve"> (Pegregosa et al, 2011)</w:t>
+          </w:r>
+          <w:r>
+            <w:fldChar w:fldCharType="end"/>
+          </w:r>
+        </w:sdtContent>
+      </w:sdt>
     </w:p>
     <w:p>
       <w:pPr>
@@ -4638,7 +4761,6 @@
         <w:rPr>
           <w:noProof/>
         </w:rPr>
-        <w:lastRenderedPageBreak/>
         <mc:AlternateContent>
           <mc:Choice Requires="wps">
             <w:drawing>
@@ -4690,10 +4812,10 @@
                                 <w:noProof/>
                               </w:rPr>
                             </w:pPr>
-                            <w:bookmarkStart w:id="42" w:name="_Toc222867150"/>
-                            <w:bookmarkStart w:id="43" w:name="_Toc222867161"/>
-                            <w:bookmarkStart w:id="44" w:name="_Toc222867765"/>
-                            <w:bookmarkStart w:id="45" w:name="_Toc223433583"/>
+                            <w:bookmarkStart w:id="44" w:name="_Toc222867150"/>
+                            <w:bookmarkStart w:id="45" w:name="_Toc222867161"/>
+                            <w:bookmarkStart w:id="46" w:name="_Toc222867765"/>
+                            <w:bookmarkStart w:id="47" w:name="_Toc223463673"/>
                             <w:r>
                               <w:rPr>
                                 <w:noProof/>
@@ -4739,10 +4861,10 @@
                             <w:r>
                               <w:t>Code Snippet 2</w:t>
                             </w:r>
-                            <w:bookmarkEnd w:id="42"/>
-                            <w:bookmarkEnd w:id="43"/>
                             <w:bookmarkEnd w:id="44"/>
                             <w:bookmarkEnd w:id="45"/>
+                            <w:bookmarkEnd w:id="46"/>
+                            <w:bookmarkEnd w:id="47"/>
                           </w:p>
                         </w:txbxContent>
                       </wps:txbx>
@@ -4770,10 +4892,10 @@
                           <w:noProof/>
                         </w:rPr>
                       </w:pPr>
-                      <w:bookmarkStart w:id="46" w:name="_Toc222867150"/>
-                      <w:bookmarkStart w:id="47" w:name="_Toc222867161"/>
-                      <w:bookmarkStart w:id="48" w:name="_Toc222867765"/>
-                      <w:bookmarkStart w:id="49" w:name="_Toc223433583"/>
+                      <w:bookmarkStart w:id="48" w:name="_Toc222867150"/>
+                      <w:bookmarkStart w:id="49" w:name="_Toc222867161"/>
+                      <w:bookmarkStart w:id="50" w:name="_Toc222867765"/>
+                      <w:bookmarkStart w:id="51" w:name="_Toc223463673"/>
                       <w:r>
                         <w:rPr>
                           <w:noProof/>
@@ -4819,10 +4941,10 @@
                       <w:r>
                         <w:t>Code Snippet 2</w:t>
                       </w:r>
-                      <w:bookmarkEnd w:id="46"/>
-                      <w:bookmarkEnd w:id="47"/>
                       <w:bookmarkEnd w:id="48"/>
                       <w:bookmarkEnd w:id="49"/>
+                      <w:bookmarkEnd w:id="50"/>
+                      <w:bookmarkEnd w:id="51"/>
                     </w:p>
                   </w:txbxContent>
                 </v:textbox>
@@ -4837,7 +4959,7 @@
           <w:noProof/>
         </w:rPr>
         <w:drawing>
-          <wp:anchor distT="0" distB="0" distL="114300" distR="114300" simplePos="0" relativeHeight="251666432" behindDoc="1" locked="0" layoutInCell="1" allowOverlap="1" wp14:anchorId="7629AAE3" wp14:editId="5B1ECBD2">
+          <wp:anchor distT="0" distB="0" distL="114300" distR="114300" simplePos="0" relativeHeight="251666432" behindDoc="1" locked="0" layoutInCell="1" allowOverlap="1" wp14:anchorId="7629AAE3" wp14:editId="25A1B181">
             <wp:simplePos x="0" y="0"/>
             <wp:positionH relativeFrom="column">
               <wp:posOffset>0</wp:posOffset>
@@ -4918,15 +5040,39 @@
     </w:p>
     <w:p>
       <w:pPr>
+        <w:spacing w:line="276" w:lineRule="auto"/>
+        <w:jc w:val="both"/>
+      </w:pPr>
+    </w:p>
+    <w:p>
+      <w:pPr>
+        <w:spacing w:line="276" w:lineRule="auto"/>
+        <w:jc w:val="both"/>
+      </w:pPr>
+    </w:p>
+    <w:p>
+      <w:pPr>
+        <w:spacing w:line="276" w:lineRule="auto"/>
+        <w:jc w:val="both"/>
+      </w:pPr>
+    </w:p>
+    <w:p>
+      <w:pPr>
+        <w:spacing w:line="276" w:lineRule="auto"/>
+        <w:jc w:val="both"/>
+      </w:pPr>
+    </w:p>
+    <w:p>
+      <w:pPr>
         <w:pStyle w:val="Heading2"/>
         <w:spacing w:line="276" w:lineRule="auto"/>
         <w:jc w:val="both"/>
       </w:pPr>
-      <w:bookmarkStart w:id="50" w:name="_Toc223433539"/>
+      <w:bookmarkStart w:id="52" w:name="_Toc223465851"/>
       <w:r>
         <w:t>Why Logistic Regression?</w:t>
       </w:r>
-      <w:bookmarkEnd w:id="50"/>
+      <w:bookmarkEnd w:id="52"/>
     </w:p>
     <w:p>
       <w:pPr>
@@ -4951,106 +5097,53 @@
     </w:p>
     <w:p>
       <w:pPr>
+        <w:spacing w:line="276" w:lineRule="auto"/>
+        <w:jc w:val="both"/>
+      </w:pPr>
+    </w:p>
+    <w:p>
+      <w:pPr>
+        <w:spacing w:line="276" w:lineRule="auto"/>
+        <w:jc w:val="both"/>
+      </w:pPr>
+    </w:p>
+    <w:p>
+      <w:pPr>
+        <w:spacing w:line="276" w:lineRule="auto"/>
+        <w:jc w:val="both"/>
+      </w:pPr>
+    </w:p>
+    <w:p>
+      <w:pPr>
+        <w:spacing w:line="276" w:lineRule="auto"/>
+        <w:jc w:val="both"/>
+      </w:pPr>
+    </w:p>
+    <w:p>
+      <w:pPr>
         <w:pStyle w:val="Heading2"/>
         <w:spacing w:line="276" w:lineRule="auto"/>
         <w:jc w:val="both"/>
       </w:pPr>
-      <w:bookmarkStart w:id="51" w:name="_Toc223433540"/>
+      <w:bookmarkStart w:id="53" w:name="_Toc223465852"/>
       <w:r>
         <w:t>Job Role Recommendation System</w:t>
       </w:r>
-      <w:bookmarkEnd w:id="51"/>
-    </w:p>
-    <w:p>
-      <w:pPr>
-        <w:spacing w:line="276" w:lineRule="auto"/>
-        <w:jc w:val="both"/>
-      </w:pPr>
-    </w:p>
-    <w:p>
-      <w:pPr>
-        <w:spacing w:line="276" w:lineRule="auto"/>
-        <w:jc w:val="both"/>
-      </w:pPr>
-      <w:r>
-        <w:t xml:space="preserve">The Job Role Recommendation System was implemented to recommend suitable job roles based on the candidate’s resume skills. While the Logistic Regression model predicts the job category, the recommendation system provides more practical and detailed suggestions by comparing the candidate’s skills with predefined job role requirements. Each job role </w:t>
-      </w:r>
-      <w:r>
-        <w:lastRenderedPageBreak/>
-        <w:t>contains a list of core skills and optional skills. The system extracts skills from the resume and compares them with the required skills for each role. Based on this comparison, the system calculates a match score and ranks job roles according to their suitability.</w:t>
-      </w:r>
-    </w:p>
-    <w:p>
-      <w:pPr>
-        <w:spacing w:line="276" w:lineRule="auto"/>
-        <w:jc w:val="both"/>
-      </w:pPr>
-    </w:p>
-    <w:p>
-      <w:pPr>
-        <w:spacing w:line="276" w:lineRule="auto"/>
-        <w:jc w:val="both"/>
-      </w:pPr>
-      <w:r>
-        <w:t>The recommendation system uses a weighted scoring method to calculate the suitability of each job role. Core skills are given higher importance compared to optional skills because they represent essential requirements for the job. The system calculates a score based on the number of matched core and optional skills and assigns a percentage value representing how well the resume matches the role. The system also identifies missing skills and provides suggestions to help users improve their job readiness. This approach makes the system more realistic and useful for real-world job recommendation scenarios.</w:t>
-      </w:r>
-    </w:p>
-    <w:p>
-      <w:pPr>
-        <w:spacing w:line="276" w:lineRule="auto"/>
-        <w:jc w:val="both"/>
-      </w:pPr>
-    </w:p>
-    <w:p>
-      <w:pPr>
-        <w:spacing w:line="276" w:lineRule="auto"/>
-        <w:jc w:val="both"/>
-      </w:pPr>
-      <w:r>
-        <w:t xml:space="preserve">The recommendation component uses a weighted scoring strategy to reflect realistic hiring requirements. For each job role, skills are divided into </w:t>
-      </w:r>
-      <w:r>
-        <w:rPr>
-          <w:i/>
-          <w:iCs/>
-        </w:rPr>
-        <w:t>core skills</w:t>
-      </w:r>
-      <w:r>
-        <w:t xml:space="preserve"> (essential requirements) and </w:t>
-      </w:r>
-      <w:r>
-        <w:rPr>
-          <w:i/>
-          <w:iCs/>
-        </w:rPr>
-        <w:t>optional skills</w:t>
-      </w:r>
-      <w:r>
-        <w:t xml:space="preserve"> (additional strengths). Core skills are </w:t>
-      </w:r>
-      <w:proofErr w:type="gramStart"/>
-      <w:r>
-        <w:t>weighted</w:t>
-      </w:r>
-      <w:proofErr w:type="gramEnd"/>
-      <w:r>
-        <w:t xml:space="preserve"> more heavily than optional skills because lacking core competencies usually makes a candidate unsuitable even if they match several optional skills. This weighted design improves interpretability by clearly showing which essential skills are missing and what improvements are most impactful.</w:t>
-      </w:r>
-    </w:p>
-    <w:p>
-      <w:pPr>
-        <w:spacing w:line="276" w:lineRule="auto"/>
-        <w:jc w:val="both"/>
-      </w:pPr>
-    </w:p>
-    <w:p>
-      <w:pPr>
-        <w:spacing w:line="276" w:lineRule="auto"/>
-        <w:jc w:val="both"/>
-      </w:pPr>
-      <w:r>
-        <w:t>To increase practical usefulness, the final output combines machine learning predictions with ATS-style skill matching. The Logistic Regression model provides a category “hint” based on learned patterns from the dataset, while the rule-based skill matching provides explicit, actionable feedback by comparing the user’s skills against predefined role requirements. This hybrid approach balances predictive capability with transparency, which is important in recruitment-related applications where users need to understand the reason behind recommendations</w:t>
+      <w:bookmarkEnd w:id="53"/>
+    </w:p>
+    <w:p>
+      <w:pPr>
+        <w:spacing w:line="276" w:lineRule="auto"/>
+        <w:jc w:val="both"/>
+      </w:pPr>
+    </w:p>
+    <w:p>
+      <w:pPr>
+        <w:spacing w:line="276" w:lineRule="auto"/>
+        <w:jc w:val="both"/>
+      </w:pPr>
+      <w:r>
+        <w:t>Starting from resume data, a match score ranks job roles by measuring skill overlap with set criteria. Though Logistic Regression assigns broad categories, closer analysis checks specific abilities relative to defined standards. Essential skills form one group; others fall into secondary tiers - core areas count more when computing results. A percentage emerges from this comparison, highlighting gaps while suggesting ways forward. Machine learning works alongside fixed rules, blending prediction with structured alignment to yield clear, reliable suggestions. Practical usefulness grows because outcomes make sense and feel trustworthy</w:t>
       </w:r>
       <w:r>
         <w:t>.</w:t>
@@ -5067,7 +5160,7 @@
         </w:rPr>
         <w:lastRenderedPageBreak/>
         <w:drawing>
-          <wp:anchor distT="0" distB="0" distL="114300" distR="114300" simplePos="0" relativeHeight="251667456" behindDoc="1" locked="0" layoutInCell="1" allowOverlap="1" wp14:anchorId="39C2F502" wp14:editId="563FCDE4">
+          <wp:anchor distT="0" distB="0" distL="114300" distR="114300" simplePos="0" relativeHeight="251667456" behindDoc="1" locked="0" layoutInCell="1" allowOverlap="1" wp14:anchorId="39C2F502" wp14:editId="18A2B8B2">
             <wp:simplePos x="0" y="0"/>
             <wp:positionH relativeFrom="margin">
               <wp:align>right</wp:align>
@@ -5104,7 +5197,7 @@
                   <pic:spPr>
                     <a:xfrm>
                       <a:off x="0" y="0"/>
-                      <a:ext cx="5974469" cy="1926216"/>
+                      <a:ext cx="5943600" cy="1915795"/>
                     </a:xfrm>
                     <a:prstGeom prst="rect">
                       <a:avLst/>
@@ -5167,10 +5260,10 @@
                                 <w:noProof/>
                               </w:rPr>
                             </w:pPr>
-                            <w:bookmarkStart w:id="52" w:name="_Toc222867151"/>
-                            <w:bookmarkStart w:id="53" w:name="_Toc222867162"/>
-                            <w:bookmarkStart w:id="54" w:name="_Toc222867766"/>
-                            <w:bookmarkStart w:id="55" w:name="_Toc223433584"/>
+                            <w:bookmarkStart w:id="54" w:name="_Toc222867151"/>
+                            <w:bookmarkStart w:id="55" w:name="_Toc222867162"/>
+                            <w:bookmarkStart w:id="56" w:name="_Toc222867766"/>
+                            <w:bookmarkStart w:id="57" w:name="_Toc223463674"/>
                             <w:r>
                               <w:rPr>
                                 <w:noProof/>
@@ -5216,10 +5309,10 @@
                             <w:r>
                               <w:t>Command-Line Interface Output for Job Role Recommendation.</w:t>
                             </w:r>
-                            <w:bookmarkEnd w:id="52"/>
-                            <w:bookmarkEnd w:id="53"/>
                             <w:bookmarkEnd w:id="54"/>
                             <w:bookmarkEnd w:id="55"/>
+                            <w:bookmarkEnd w:id="56"/>
+                            <w:bookmarkEnd w:id="57"/>
                           </w:p>
                         </w:txbxContent>
                       </wps:txbx>
@@ -5247,10 +5340,10 @@
                           <w:noProof/>
                         </w:rPr>
                       </w:pPr>
-                      <w:bookmarkStart w:id="56" w:name="_Toc222867151"/>
-                      <w:bookmarkStart w:id="57" w:name="_Toc222867162"/>
-                      <w:bookmarkStart w:id="58" w:name="_Toc222867766"/>
-                      <w:bookmarkStart w:id="59" w:name="_Toc223433584"/>
+                      <w:bookmarkStart w:id="58" w:name="_Toc222867151"/>
+                      <w:bookmarkStart w:id="59" w:name="_Toc222867162"/>
+                      <w:bookmarkStart w:id="60" w:name="_Toc222867766"/>
+                      <w:bookmarkStart w:id="61" w:name="_Toc223463674"/>
                       <w:r>
                         <w:rPr>
                           <w:noProof/>
@@ -5296,10 +5389,10 @@
                       <w:r>
                         <w:t>Command-Line Interface Output for Job Role Recommendation.</w:t>
                       </w:r>
-                      <w:bookmarkEnd w:id="56"/>
-                      <w:bookmarkEnd w:id="57"/>
                       <w:bookmarkEnd w:id="58"/>
                       <w:bookmarkEnd w:id="59"/>
+                      <w:bookmarkEnd w:id="60"/>
+                      <w:bookmarkEnd w:id="61"/>
                     </w:p>
                   </w:txbxContent>
                 </v:textbox>
@@ -5376,40 +5469,43 @@
         <w:spacing w:line="276" w:lineRule="auto"/>
         <w:jc w:val="both"/>
       </w:pPr>
-      <w:bookmarkStart w:id="60" w:name="_Toc223433541"/>
+      <w:bookmarkStart w:id="62" w:name="_Toc223465853"/>
       <w:r>
         <w:t>Model Evaluation</w:t>
       </w:r>
-      <w:bookmarkEnd w:id="60"/>
-    </w:p>
-    <w:p>
-      <w:pPr>
-        <w:spacing w:line="276" w:lineRule="auto"/>
-        <w:jc w:val="both"/>
-      </w:pPr>
-      <w:r>
-        <w:t>To evaluate the effectiveness of the proposed Resume Screening System, the trained Logistic Regression model was tested on a held-out test set comprising 20% of the dataset (193 resumes). The model achieved an overall accuracy of 99.48%, indicating that nearly all resumes were correctly classified into their respective job categories.</w:t>
-      </w:r>
-    </w:p>
-    <w:p>
-      <w:pPr>
-        <w:spacing w:line="276" w:lineRule="auto"/>
-        <w:jc w:val="both"/>
-      </w:pPr>
-      <w:r>
-        <w:t>In addition to accuracy, macro and weighted evaluation metrics were computed to assess performance across multiple classes. The macro F1-score was 0.9945, while the weighted F1-score was 0.9949. The macro average treats all classes equally, whereas the weighted average accounts for class support (number of samples per class). The close similarity between macro and weighted F1-scores suggests that the model performs consistently across categories and is not heavily biased toward dominant classes.</w:t>
-      </w:r>
-    </w:p>
-    <w:p>
-      <w:pPr>
-        <w:spacing w:line="276" w:lineRule="auto"/>
-        <w:jc w:val="both"/>
-      </w:pPr>
+      <w:bookmarkEnd w:id="62"/>
+    </w:p>
+    <w:p>
+      <w:pPr>
+        <w:spacing w:line="276" w:lineRule="auto"/>
+        <w:jc w:val="both"/>
+      </w:pPr>
+      <w:r>
+        <w:t>A single test set - kept separate during training - allowed assessment of the Resume Screening System's real-world performance. Using 193 resume samples, drawn from 20 percent of total data, revealed how well predictions matched actual labels. Nearly every document got placed into the right category, showing strong alignment between expected and observed outcomes. Ninety-nine point four eight percent correct classifications emerged under strict evaluation conditions</w:t>
+      </w:r>
+      <w:r>
+        <w:t>.</w:t>
+      </w:r>
+    </w:p>
+    <w:p>
+      <w:pPr>
+        <w:spacing w:line="276" w:lineRule="auto"/>
+        <w:jc w:val="both"/>
+      </w:pPr>
+      <w:r>
+        <w:t xml:space="preserve">Beyond accuracy, performance was measured using both macro and weighted scores across several classes. Although calculated differently, the two F1 values appear nearly identical - macro at 0.9945, weighted slightly higher at 0.9949. One approach gives equal importance to each category; the other adjusts based on how many instances belong to a given group. This minimal gap implies balanced predictions, without strong preference for </w:t>
+      </w:r>
+      <w:r>
+        <w:lastRenderedPageBreak/>
+        <w:t xml:space="preserve">more frequent labels. When results align so closely, it often reflects stable behavior </w:t>
+      </w:r>
+      <w:r>
+        <w:t>regardless of class size.</w:t>
+      </w:r>
       <w:r>
         <w:rPr>
           <w:noProof/>
         </w:rPr>
-        <w:lastRenderedPageBreak/>
         <mc:AlternateContent>
           <mc:Choice Requires="wps">
             <w:drawing>
@@ -5454,10 +5550,10 @@
                                 <w:noProof/>
                               </w:rPr>
                             </w:pPr>
-                            <w:bookmarkStart w:id="61" w:name="_Toc222867152"/>
-                            <w:bookmarkStart w:id="62" w:name="_Toc222867163"/>
-                            <w:bookmarkStart w:id="63" w:name="_Toc222867767"/>
-                            <w:bookmarkStart w:id="64" w:name="_Toc223433585"/>
+                            <w:bookmarkStart w:id="63" w:name="_Toc222867152"/>
+                            <w:bookmarkStart w:id="64" w:name="_Toc222867163"/>
+                            <w:bookmarkStart w:id="65" w:name="_Toc222867767"/>
+                            <w:bookmarkStart w:id="66" w:name="_Toc223463675"/>
                             <w:r>
                               <w:rPr>
                                 <w:noProof/>
@@ -5503,10 +5599,10 @@
                             <w:r>
                               <w:t>Classification Performance Metrics of the Trained Model.</w:t>
                             </w:r>
-                            <w:bookmarkEnd w:id="61"/>
-                            <w:bookmarkEnd w:id="62"/>
                             <w:bookmarkEnd w:id="63"/>
                             <w:bookmarkEnd w:id="64"/>
+                            <w:bookmarkEnd w:id="65"/>
+                            <w:bookmarkEnd w:id="66"/>
                           </w:p>
                         </w:txbxContent>
                       </wps:txbx>
@@ -5534,10 +5630,10 @@
                           <w:noProof/>
                         </w:rPr>
                       </w:pPr>
-                      <w:bookmarkStart w:id="65" w:name="_Toc222867152"/>
-                      <w:bookmarkStart w:id="66" w:name="_Toc222867163"/>
-                      <w:bookmarkStart w:id="67" w:name="_Toc222867767"/>
-                      <w:bookmarkStart w:id="68" w:name="_Toc223433585"/>
+                      <w:bookmarkStart w:id="67" w:name="_Toc222867152"/>
+                      <w:bookmarkStart w:id="68" w:name="_Toc222867163"/>
+                      <w:bookmarkStart w:id="69" w:name="_Toc222867767"/>
+                      <w:bookmarkStart w:id="70" w:name="_Toc223463675"/>
                       <w:r>
                         <w:rPr>
                           <w:noProof/>
@@ -5583,10 +5679,10 @@
                       <w:r>
                         <w:t>Classification Performance Metrics of the Trained Model.</w:t>
                       </w:r>
-                      <w:bookmarkEnd w:id="65"/>
-                      <w:bookmarkEnd w:id="66"/>
                       <w:bookmarkEnd w:id="67"/>
                       <w:bookmarkEnd w:id="68"/>
+                      <w:bookmarkEnd w:id="69"/>
+                      <w:bookmarkEnd w:id="70"/>
                     </w:p>
                   </w:txbxContent>
                 </v:textbox>
@@ -5601,7 +5697,7 @@
           <w:noProof/>
         </w:rPr>
         <w:drawing>
-          <wp:anchor distT="0" distB="0" distL="114300" distR="114300" simplePos="0" relativeHeight="251677696" behindDoc="0" locked="0" layoutInCell="1" allowOverlap="1" wp14:anchorId="66D59116" wp14:editId="16FBF626">
+          <wp:anchor distT="0" distB="0" distL="114300" distR="114300" simplePos="0" relativeHeight="251677696" behindDoc="0" locked="0" layoutInCell="1" allowOverlap="1" wp14:anchorId="66D59116" wp14:editId="1699CEDD">
             <wp:simplePos x="0" y="0"/>
             <wp:positionH relativeFrom="column">
               <wp:posOffset>0</wp:posOffset>
@@ -5662,32 +5758,17 @@
         <w:spacing w:line="276" w:lineRule="auto"/>
         <w:jc w:val="both"/>
       </w:pPr>
-    </w:p>
-    <w:p>
-      <w:pPr>
-        <w:spacing w:line="276" w:lineRule="auto"/>
-        <w:jc w:val="both"/>
-      </w:pPr>
-      <w:r>
-        <w:t>The confusion matrix analysis revealed very few misclassifications. Most categories achieved perfect precision and recall scores. Minor classification confusion occurred in categories such as “Automation Testing” and “DevOps Engineer,” which may share overlapping technical skills such as scripting, testing frameworks, and deployment tools. This indicates that role similarity can occasionally affect model predictions.</w:t>
-      </w:r>
-    </w:p>
-    <w:p>
-      <w:pPr>
-        <w:spacing w:line="276" w:lineRule="auto"/>
-        <w:jc w:val="both"/>
-      </w:pPr>
-      <w:r>
-        <w:t>The high classification performance can be attributed to several factors. First, resume text often contains explicit technical keywords (e.g., programming languages, tools, frameworks), which are highly discriminative features in TF-IDF representations. Second, Logistic Regression performs effectively in high-dimensional sparse feature spaces. Third, proper preprocessing and stratified sampling ensured consistent learning across categories.</w:t>
-      </w:r>
-    </w:p>
-    <w:p>
-      <w:pPr>
-        <w:spacing w:line="276" w:lineRule="auto"/>
-        <w:jc w:val="both"/>
-      </w:pPr>
-      <w:r>
-        <w:t>Although performance is very high, it is important to note that real-world resumes may contain more diverse formatting and ambiguous skill descriptions. Therefore, while the model demonstrates strong performance on the available dataset, further testing on larger and more varied datasets would provide additional validation of robustness.</w:t>
+      <w:r>
+        <w:t>A look at the confusion matrix showed nearly accurate classifications. Perfect precision and recall marked most classes. Where errors appeared, they clustered around roles like “Automation Testing” and “DevOps Engineer.” These areas involve shared abilities - scripting, for instance, or deployment systems. Because of these common traits, the model sometimes mixed them up. Similarity between job profiles thus plays a small part in prediction accuracy.</w:t>
+      </w:r>
+    </w:p>
+    <w:p>
+      <w:pPr>
+        <w:spacing w:line="276" w:lineRule="auto"/>
+        <w:jc w:val="both"/>
+      </w:pPr>
+      <w:r>
+        <w:t>Despite its simplicity, the model achieved strong results due to clear signals in the data. For one thing, resumes tend to list specific skills - like Python or TensorFlow - which stand out clearly when converted into numerical form. Another reason lies in how well Logistic Regression handles many separate features, especially when most values are zero. What also helped was careful cleaning of inputs, along with balanced selection during training that kept category proportions stable.</w:t>
       </w:r>
     </w:p>
     <w:p>
@@ -5697,20 +5778,17 @@
       </w:pPr>
       <w:r>
         <w:lastRenderedPageBreak/>
-        <w:t>Overall, the results demonstrate that the proposed system achieves excellent classification accuracy and reliable generalization, supporting its practical applicability in automated resume screening.</w:t>
-      </w:r>
-    </w:p>
-    <w:p>
-      <w:pPr>
-        <w:spacing w:line="276" w:lineRule="auto"/>
-        <w:jc w:val="both"/>
-      </w:pPr>
-    </w:p>
-    <w:p>
-      <w:pPr>
-        <w:spacing w:line="276" w:lineRule="auto"/>
-        <w:jc w:val="both"/>
-      </w:pPr>
+        <w:t>Even so, actual resumes often mix formats and describe skills in unclear ways. Despite solid results here, broader tests could confirm how well the system holds up. Still, the data used has limits worth acknowledging.</w:t>
+      </w:r>
+    </w:p>
+    <w:p>
+      <w:pPr>
+        <w:spacing w:line="276" w:lineRule="auto"/>
+        <w:jc w:val="both"/>
+      </w:pPr>
+      <w:r>
+        <w:t>From every angle, the findings show the new method works well in telling categories apart while staying consistent across different data sets, which suggests it could handle real tasks like sorting job applications without constant adjustments.</w:t>
+      </w:r>
     </w:p>
     <w:p>
       <w:pPr>
@@ -5765,10 +5843,10 @@
                                 <w:noProof/>
                               </w:rPr>
                             </w:pPr>
-                            <w:bookmarkStart w:id="69" w:name="_Toc222867153"/>
-                            <w:bookmarkStart w:id="70" w:name="_Toc222867164"/>
-                            <w:bookmarkStart w:id="71" w:name="_Toc222867768"/>
-                            <w:bookmarkStart w:id="72" w:name="_Toc223433586"/>
+                            <w:bookmarkStart w:id="71" w:name="_Toc222867153"/>
+                            <w:bookmarkStart w:id="72" w:name="_Toc222867164"/>
+                            <w:bookmarkStart w:id="73" w:name="_Toc222867768"/>
+                            <w:bookmarkStart w:id="74" w:name="_Toc223463676"/>
                             <w:r>
                               <w:rPr>
                                 <w:noProof/>
@@ -5814,10 +5892,10 @@
                             <w:r>
                               <w:t>Confusion Matrix of Multi-Class Resume Classification.</w:t>
                             </w:r>
-                            <w:bookmarkEnd w:id="69"/>
-                            <w:bookmarkEnd w:id="70"/>
                             <w:bookmarkEnd w:id="71"/>
                             <w:bookmarkEnd w:id="72"/>
+                            <w:bookmarkEnd w:id="73"/>
+                            <w:bookmarkEnd w:id="74"/>
                           </w:p>
                         </w:txbxContent>
                       </wps:txbx>
@@ -5845,10 +5923,10 @@
                           <w:noProof/>
                         </w:rPr>
                       </w:pPr>
-                      <w:bookmarkStart w:id="73" w:name="_Toc222867153"/>
-                      <w:bookmarkStart w:id="74" w:name="_Toc222867164"/>
-                      <w:bookmarkStart w:id="75" w:name="_Toc222867768"/>
-                      <w:bookmarkStart w:id="76" w:name="_Toc223433586"/>
+                      <w:bookmarkStart w:id="75" w:name="_Toc222867153"/>
+                      <w:bookmarkStart w:id="76" w:name="_Toc222867164"/>
+                      <w:bookmarkStart w:id="77" w:name="_Toc222867768"/>
+                      <w:bookmarkStart w:id="78" w:name="_Toc223463676"/>
                       <w:r>
                         <w:rPr>
                           <w:noProof/>
@@ -5894,10 +5972,10 @@
                       <w:r>
                         <w:t>Confusion Matrix of Multi-Class Resume Classification.</w:t>
                       </w:r>
-                      <w:bookmarkEnd w:id="73"/>
-                      <w:bookmarkEnd w:id="74"/>
                       <w:bookmarkEnd w:id="75"/>
                       <w:bookmarkEnd w:id="76"/>
+                      <w:bookmarkEnd w:id="77"/>
+                      <w:bookmarkEnd w:id="78"/>
                     </w:p>
                   </w:txbxContent>
                 </v:textbox>
@@ -5977,23 +6055,238 @@
         <w:jc w:val="both"/>
       </w:pPr>
       <w:r>
+        <w:t>The confusion matrix provides a visual representation of how well the model classified each job category. The diagonal values represent correct predictions, while off-diagonal values represent misclassifications. Due to the limited dataset size and the presence of multiple job categories, some misclassifications occurred between similar technical roles.</w:t>
+      </w:r>
+    </w:p>
+    <w:p>
+      <w:pPr>
+        <w:spacing w:line="276" w:lineRule="auto"/>
+        <w:jc w:val="both"/>
+      </w:pPr>
+    </w:p>
+    <w:p>
+      <w:pPr>
+        <w:spacing w:line="276" w:lineRule="auto"/>
+        <w:jc w:val="both"/>
+      </w:pPr>
+    </w:p>
+    <w:p>
+      <w:pPr>
+        <w:pStyle w:val="Heading1"/>
+        <w:spacing w:line="276" w:lineRule="auto"/>
+        <w:jc w:val="center"/>
+      </w:pPr>
+      <w:bookmarkStart w:id="79" w:name="_Toc223465854"/>
+      <w:r>
+        <w:t>Critical Discussion</w:t>
+      </w:r>
+      <w:bookmarkEnd w:id="79"/>
+    </w:p>
+    <w:p>
+      <w:pPr>
+        <w:spacing w:line="276" w:lineRule="auto"/>
+        <w:jc w:val="both"/>
+      </w:pPr>
+    </w:p>
+    <w:p>
+      <w:pPr>
+        <w:spacing w:line="276" w:lineRule="auto"/>
+        <w:jc w:val="both"/>
+      </w:pPr>
+      <w:r>
+        <w:t>The proposed AI-based Resume Screening and Job Role Recommendation System demonstrates strong performance in multi-class classification tasks, achieving high accuracy and F1-scores across all categories. The results indicate that the combination of TF-IDF feature extraction and Logistic Regression is highly effective for structured resume datasets where job roles are distinguishable through technical keywords.</w:t>
+      </w:r>
+    </w:p>
+    <w:p>
+      <w:pPr>
+        <w:spacing w:line="276" w:lineRule="auto"/>
+        <w:jc w:val="both"/>
+      </w:pPr>
+    </w:p>
+    <w:p>
+      <w:pPr>
+        <w:pStyle w:val="Heading2"/>
+        <w:spacing w:line="276" w:lineRule="auto"/>
+        <w:jc w:val="both"/>
+      </w:pPr>
+      <w:bookmarkStart w:id="80" w:name="_Toc223465855"/>
+      <w:r>
+        <w:t>Strengths of the Proposed System</w:t>
+      </w:r>
+      <w:bookmarkEnd w:id="80"/>
+    </w:p>
+    <w:p>
+      <w:pPr>
+        <w:spacing w:line="276" w:lineRule="auto"/>
+        <w:jc w:val="both"/>
+      </w:pPr>
+      <w:r>
+        <w:t>At its core, this system follows a simple idea: keep things lightweight, but make sure the results stay strong and consistent when working with messy, unstructured text. It’s designed to remain stable even if some job categories have much more data than others.</w:t>
+      </w:r>
+    </w:p>
+    <w:p>
+      <w:pPr>
+        <w:spacing w:line="276" w:lineRule="auto"/>
+        <w:jc w:val="both"/>
+      </w:pPr>
+      <w:r>
+        <w:t>Instead of depending on just one method, it combines machine learning with a few clear rules. The model learns patterns from past data, while the rules focus on specific skills and requirements. This makes it easier to see where a candidate fits well and where improvement might be needed.</w:t>
+      </w:r>
+    </w:p>
+    <w:p>
+      <w:pPr>
+        <w:spacing w:line="276" w:lineRule="auto"/>
+        <w:jc w:val="both"/>
+      </w:pPr>
+      <w:r>
+        <w:t>The system is built in clear, separate steps — from preparing data to matching skills — so everything works smoothly together. Once trained, the model produces steady results across repeated tests, helping build trust in how it performs.</w:t>
+      </w:r>
+    </w:p>
+    <w:p>
+      <w:pPr>
+        <w:spacing w:line="276" w:lineRule="auto"/>
+        <w:jc w:val="both"/>
+      </w:pPr>
+    </w:p>
+    <w:p>
+      <w:pPr>
+        <w:pStyle w:val="Heading2"/>
+        <w:spacing w:line="276" w:lineRule="auto"/>
+        <w:jc w:val="both"/>
+      </w:pPr>
+      <w:bookmarkStart w:id="81" w:name="_Toc223465856"/>
+      <w:r>
+        <w:t>Observed Limitations</w:t>
+      </w:r>
+      <w:bookmarkEnd w:id="81"/>
+    </w:p>
+    <w:p>
+      <w:pPr>
+        <w:spacing w:line="276" w:lineRule="auto"/>
+        <w:jc w:val="both"/>
+      </w:pPr>
+    </w:p>
+    <w:p>
+      <w:pPr>
+        <w:spacing w:line="276" w:lineRule="auto"/>
+        <w:jc w:val="both"/>
+      </w:pPr>
+      <w:r>
         <w:lastRenderedPageBreak/>
-        <w:t xml:space="preserve">The confusion matrix provides a visual representation of how well the model classified each job category. </w:t>
-      </w:r>
-      <w:proofErr w:type="gramStart"/>
-      <w:r>
-        <w:t>The diagonal</w:t>
-      </w:r>
-      <w:proofErr w:type="gramEnd"/>
-      <w:r>
-        <w:t xml:space="preserve"> values represent correct predictions, while off-diagonal values represent misclassifications. Due to the limited dataset size and the presence of multiple job categories, some misclassifications occurred between similar technical roles.</w:t>
-      </w:r>
-    </w:p>
-    <w:p>
-      <w:pPr>
-        <w:spacing w:line="276" w:lineRule="auto"/>
-        <w:jc w:val="both"/>
-      </w:pPr>
+        <w:t>Although the collection includes 962 resumes, it might miss typical variations seen outside controlled settings. Instead of grasping meaning, TF-IDF only tracks how often terms appear, which limits its ability to handle similar job titles or related phrases. Unusually strong results could suggest artificial separation within the data, unlike messier actual scenarios.</w:t>
+      </w:r>
+    </w:p>
+    <w:p>
+      <w:pPr>
+        <w:spacing w:line="276" w:lineRule="auto"/>
+        <w:jc w:val="both"/>
+      </w:pPr>
+    </w:p>
+    <w:p>
+      <w:pPr>
+        <w:spacing w:line="276" w:lineRule="auto"/>
+        <w:jc w:val="both"/>
+      </w:pPr>
+    </w:p>
+    <w:p>
+      <w:pPr>
+        <w:spacing w:line="276" w:lineRule="auto"/>
+        <w:jc w:val="both"/>
+      </w:pPr>
+    </w:p>
+    <w:p>
+      <w:pPr>
+        <w:spacing w:line="276" w:lineRule="auto"/>
+        <w:jc w:val="both"/>
+      </w:pPr>
+    </w:p>
+    <w:p>
+      <w:pPr>
+        <w:spacing w:line="276" w:lineRule="auto"/>
+        <w:jc w:val="both"/>
+      </w:pPr>
+    </w:p>
+    <w:p>
+      <w:pPr>
+        <w:pStyle w:val="Heading2"/>
+        <w:spacing w:line="276" w:lineRule="auto"/>
+        <w:jc w:val="both"/>
+      </w:pPr>
+      <w:bookmarkStart w:id="82" w:name="_Toc223465857"/>
+      <w:r>
+        <w:t>Comparison with Alternative Approaches</w:t>
+      </w:r>
+      <w:bookmarkEnd w:id="82"/>
+    </w:p>
+    <w:p>
+      <w:pPr>
+        <w:spacing w:line="276" w:lineRule="auto"/>
+        <w:jc w:val="both"/>
+      </w:pPr>
+    </w:p>
+    <w:p>
+      <w:pPr>
+        <w:spacing w:line="276" w:lineRule="auto"/>
+        <w:jc w:val="both"/>
+      </w:pPr>
+      <w:r>
+        <w:t>Despite its speed, Naïve Bayes assumes features act independently - a condition often broken in real resume data. Still, methods like Support Vector Machines might deliver better accuracy, though they demand greater processing power and careful adjustment. Other options exist beyond standard models; among them are these two widely tested approaches.</w:t>
+      </w:r>
+    </w:p>
+    <w:p>
+      <w:pPr>
+        <w:spacing w:line="276" w:lineRule="auto"/>
+        <w:jc w:val="both"/>
+      </w:pPr>
+      <w:r>
+        <w:t>Beyond basic methods, deep learning - like recurrent nets or transformers - might grasp context better. Still, such systems demand extensive data, extended training periods, along with heavy computing resources. Given the scale of data here, Logistic Regression works well, balancing precision, speed, and clarity. Though powerful, complex models aren’t always suitable when simpler ones meet the need.</w:t>
+      </w:r>
+    </w:p>
+    <w:p>
+      <w:pPr>
+        <w:spacing w:line="276" w:lineRule="auto"/>
+        <w:jc w:val="both"/>
+      </w:pPr>
+    </w:p>
+    <w:p>
+      <w:pPr>
+        <w:pStyle w:val="Heading2"/>
+        <w:spacing w:line="276" w:lineRule="auto"/>
+        <w:jc w:val="both"/>
+      </w:pPr>
+      <w:bookmarkStart w:id="83" w:name="_Toc223465858"/>
+      <w:r>
+        <w:t>Real-World Applicability</w:t>
+      </w:r>
+      <w:bookmarkEnd w:id="83"/>
+    </w:p>
+    <w:p>
+      <w:pPr>
+        <w:spacing w:line="276" w:lineRule="auto"/>
+        <w:jc w:val="both"/>
+      </w:pPr>
+    </w:p>
+    <w:p>
+      <w:pPr>
+        <w:spacing w:line="276" w:lineRule="auto"/>
+        <w:jc w:val="both"/>
+      </w:pPr>
+      <w:r>
+        <w:t>A fresh look at resume processing shows promise in real-world hiring environments. Because it sorts applications with precision, while offering clear guidance via matched competencies, the approach fits naturally into support roles for hiring managers and applicants alike.</w:t>
+      </w:r>
+    </w:p>
+    <w:p>
+      <w:pPr>
+        <w:spacing w:line="276" w:lineRule="auto"/>
+        <w:jc w:val="both"/>
+      </w:pPr>
+      <w:r>
+        <w:t xml:space="preserve">Still, putting such systems into practice demands further testing. Alongside that, scrutiny for biased outcomes becomes necessary. Security measures must also align with how </w:t>
+      </w:r>
+      <w:r>
+        <w:lastRenderedPageBreak/>
+        <w:t>information is managed. Only then can equitable performance be maintained. Meeting legal standards for privacy follows as a consequence.</w:t>
+      </w:r>
     </w:p>
     <w:p>
       <w:pPr>
@@ -6005,696 +6298,577 @@
       <w:pPr>
         <w:pStyle w:val="Heading1"/>
         <w:spacing w:line="276" w:lineRule="auto"/>
-        <w:jc w:val="both"/>
-      </w:pPr>
-      <w:bookmarkStart w:id="77" w:name="_Toc223433542"/>
-      <w:r>
-        <w:t>Critical Discussion</w:t>
-      </w:r>
-      <w:bookmarkEnd w:id="77"/>
-    </w:p>
-    <w:p>
-      <w:pPr>
-        <w:spacing w:line="276" w:lineRule="auto"/>
-        <w:jc w:val="both"/>
-      </w:pPr>
-    </w:p>
-    <w:p>
-      <w:pPr>
-        <w:spacing w:line="276" w:lineRule="auto"/>
-        <w:jc w:val="both"/>
-      </w:pPr>
-      <w:r>
-        <w:t>The proposed AI-based Resume Screening and Job Role Recommendation System demonstrates strong performance in multi-class classification tasks, achieving high accuracy and F1-scores across all categories. The results indicate that the combination of TF-IDF feature extraction and Logistic Regression is highly effective for structured resume datasets where job roles are distinguishable through technical keywords.</w:t>
-      </w:r>
-    </w:p>
-    <w:p>
-      <w:pPr>
-        <w:spacing w:line="276" w:lineRule="auto"/>
-        <w:jc w:val="both"/>
-      </w:pPr>
-    </w:p>
-    <w:p>
-      <w:pPr>
-        <w:pStyle w:val="Heading2"/>
-        <w:spacing w:line="276" w:lineRule="auto"/>
-        <w:jc w:val="both"/>
-      </w:pPr>
-      <w:bookmarkStart w:id="78" w:name="_Toc223433543"/>
-      <w:r>
-        <w:t>Strengths of the Proposed System</w:t>
-      </w:r>
-      <w:bookmarkEnd w:id="78"/>
-    </w:p>
-    <w:p>
-      <w:pPr>
-        <w:spacing w:line="276" w:lineRule="auto"/>
-        <w:jc w:val="both"/>
-      </w:pPr>
-      <w:r>
-        <w:t>One of the primary strengths of the system is its simplicity and efficiency. Logistic Regression performs well in high-dimensional sparse feature spaces, making it well suited for TF-IDF representations. The model achieved an overall accuracy of 99.48% and macro F1-score of 0.9945, indicating strong generalization performance across categories.</w:t>
-      </w:r>
-    </w:p>
-    <w:p>
-      <w:pPr>
-        <w:spacing w:line="276" w:lineRule="auto"/>
-        <w:jc w:val="both"/>
-      </w:pPr>
-      <w:r>
-        <w:t xml:space="preserve">Another key strength is </w:t>
-      </w:r>
-      <w:proofErr w:type="gramStart"/>
-      <w:r>
-        <w:t>the hybrid</w:t>
-      </w:r>
-      <w:proofErr w:type="gramEnd"/>
-      <w:r>
-        <w:t xml:space="preserve"> architecture combining machine learning classification with rule-based skill matching. While the classification model predicts the most likely job category, the skill-matching component provides interpretable feedback by identifying missing core competencies. This improves transparency and usability, which is particularly important in recruitment applications </w:t>
-      </w:r>
-      <w:proofErr w:type="gramStart"/>
-      <w:r>
-        <w:t>where</w:t>
-      </w:r>
-      <w:proofErr w:type="gramEnd"/>
-      <w:r>
-        <w:t xml:space="preserve"> decisions impact individuals’ career opportunities.</w:t>
-      </w:r>
-    </w:p>
-    <w:p>
-      <w:pPr>
-        <w:spacing w:line="276" w:lineRule="auto"/>
-        <w:jc w:val="both"/>
-      </w:pPr>
-      <w:r>
-        <w:t>Additionally, stratified sampling during the train-test split ensures balanced representation of classes, improving reliability of performance metrics. The modular code structure and model serialization also support reproducibility and future scalability.</w:t>
-      </w:r>
-    </w:p>
-    <w:p>
-      <w:pPr>
-        <w:spacing w:line="276" w:lineRule="auto"/>
-        <w:jc w:val="both"/>
-      </w:pPr>
-    </w:p>
-    <w:p>
-      <w:pPr>
-        <w:pStyle w:val="Heading2"/>
-        <w:spacing w:line="276" w:lineRule="auto"/>
-        <w:jc w:val="both"/>
-      </w:pPr>
-      <w:bookmarkStart w:id="79" w:name="_Toc223433544"/>
-      <w:r>
-        <w:t>Observed Limitations</w:t>
-      </w:r>
-      <w:bookmarkEnd w:id="79"/>
-    </w:p>
-    <w:p>
-      <w:pPr>
-        <w:spacing w:line="276" w:lineRule="auto"/>
-        <w:jc w:val="both"/>
-      </w:pPr>
-    </w:p>
-    <w:p>
-      <w:pPr>
-        <w:spacing w:line="276" w:lineRule="auto"/>
-        <w:jc w:val="both"/>
-      </w:pPr>
+        <w:jc w:val="center"/>
+      </w:pPr>
+      <w:bookmarkStart w:id="84" w:name="_Toc223465859"/>
+      <w:r>
+        <w:t>Ethical Considerations</w:t>
+      </w:r>
+      <w:bookmarkEnd w:id="84"/>
+    </w:p>
+    <w:p>
+      <w:pPr>
+        <w:spacing w:line="276" w:lineRule="auto"/>
+        <w:jc w:val="both"/>
+      </w:pPr>
+    </w:p>
+    <w:p>
+      <w:pPr>
+        <w:spacing w:line="276" w:lineRule="auto"/>
+        <w:jc w:val="both"/>
+      </w:pPr>
+      <w:r>
+        <w:t>Even when built carefully, systems can reflect old patterns if past records shaped their training. To grasp why choices happen, clear explanations matter. Sensitive details within job applications need strong safeguards. Oversight by people stays key - balancing trust with responsibility in outcomes.</w:t>
+      </w:r>
+    </w:p>
+    <w:p>
+      <w:pPr>
+        <w:spacing w:line="276" w:lineRule="auto"/>
+        <w:jc w:val="both"/>
+      </w:pPr>
+    </w:p>
+    <w:p>
+      <w:pPr>
+        <w:spacing w:line="276" w:lineRule="auto"/>
+        <w:jc w:val="both"/>
+      </w:pPr>
+    </w:p>
+    <w:p>
+      <w:pPr>
+        <w:spacing w:line="276" w:lineRule="auto"/>
+        <w:jc w:val="both"/>
+      </w:pPr>
+    </w:p>
+    <w:p>
+      <w:pPr>
+        <w:pStyle w:val="Heading1"/>
+        <w:spacing w:line="276" w:lineRule="auto"/>
+        <w:jc w:val="center"/>
+      </w:pPr>
+      <w:bookmarkStart w:id="85" w:name="_Toc223465860"/>
+      <w:r>
+        <w:t>Limitations</w:t>
+      </w:r>
+      <w:bookmarkEnd w:id="85"/>
+    </w:p>
+    <w:p>
+      <w:pPr>
+        <w:jc w:val="both"/>
+      </w:pPr>
+    </w:p>
+    <w:p>
+      <w:pPr>
+        <w:jc w:val="both"/>
+      </w:pPr>
+      <w:bookmarkStart w:id="86" w:name="_Toc223462378"/>
+      <w:r>
+        <w:t>Small data sets limit how deeply models understand context, while fixed labels reduce adaptability. Instead of flexible learning, systems using TF-IDF often struggle with nuance. Updating rule-based skill inventories becomes necessary as job markets shift over time. Without frequent revisions, their accuracy declines steadily. The current command-line setup lacks accessibility, so broader adoption demands easier interaction methods. Scalable backends must support future growth behind the scenes. User experience improves only when design prioritizes clarity over complexity.</w:t>
+      </w:r>
+      <w:bookmarkEnd w:id="86"/>
+    </w:p>
+    <w:p>
+      <w:pPr>
+        <w:pStyle w:val="Heading1"/>
+        <w:spacing w:line="276" w:lineRule="auto"/>
+        <w:jc w:val="center"/>
+      </w:pPr>
+      <w:bookmarkStart w:id="87" w:name="_Toc223462379"/>
+      <w:bookmarkStart w:id="88" w:name="_Toc223465861"/>
+      <w:r>
+        <w:t>Future Improvements</w:t>
+      </w:r>
+      <w:bookmarkEnd w:id="87"/>
+      <w:bookmarkEnd w:id="88"/>
+    </w:p>
+    <w:p>
+      <w:pPr>
+        <w:spacing w:line="276" w:lineRule="auto"/>
+        <w:jc w:val="both"/>
+      </w:pPr>
+      <w:r>
+        <w:t>Moving beyond basic tools might involve using techniques like Word2Vec or models based on transformers - BERT, for instance - to capture context more effectively. To build stronger results, testing across multiple data splits combined with careful adjustment of settings may help. Handling overlapping skill categories through multi-label approaches can reflect real-world complexity more accurately. Putting the system online opens access, especially if infrastructure supports growth over time. Checking for bias throughout development tends to support fairer outcomes in actual use.</w:t>
+      </w:r>
+    </w:p>
+    <w:p>
+      <w:pPr>
+        <w:spacing w:line="276" w:lineRule="auto"/>
+        <w:jc w:val="both"/>
+      </w:pPr>
+    </w:p>
+    <w:p>
+      <w:pPr>
+        <w:spacing w:line="276" w:lineRule="auto"/>
+        <w:jc w:val="both"/>
+      </w:pPr>
+    </w:p>
+    <w:p>
+      <w:pPr>
+        <w:spacing w:line="276" w:lineRule="auto"/>
+        <w:jc w:val="both"/>
+      </w:pPr>
+    </w:p>
+    <w:p>
+      <w:pPr>
+        <w:spacing w:line="276" w:lineRule="auto"/>
+        <w:jc w:val="both"/>
+      </w:pPr>
+    </w:p>
+    <w:p>
+      <w:pPr>
+        <w:spacing w:line="276" w:lineRule="auto"/>
+        <w:jc w:val="both"/>
+      </w:pPr>
+    </w:p>
+    <w:p>
+      <w:pPr>
+        <w:spacing w:line="276" w:lineRule="auto"/>
+        <w:jc w:val="both"/>
+      </w:pPr>
+    </w:p>
+    <w:p>
+      <w:pPr>
+        <w:spacing w:line="276" w:lineRule="auto"/>
+        <w:jc w:val="both"/>
+      </w:pPr>
+    </w:p>
+    <w:p>
+      <w:pPr>
+        <w:spacing w:line="276" w:lineRule="auto"/>
+        <w:jc w:val="both"/>
+      </w:pPr>
+    </w:p>
+    <w:p>
+      <w:pPr>
+        <w:spacing w:line="276" w:lineRule="auto"/>
+        <w:jc w:val="both"/>
+      </w:pPr>
+    </w:p>
+    <w:p>
+      <w:pPr>
+        <w:spacing w:line="276" w:lineRule="auto"/>
+        <w:jc w:val="both"/>
+      </w:pPr>
+    </w:p>
+    <w:p>
+      <w:pPr>
+        <w:spacing w:line="276" w:lineRule="auto"/>
+        <w:jc w:val="both"/>
+      </w:pPr>
+    </w:p>
+    <w:p>
+      <w:pPr>
+        <w:pStyle w:val="Heading1"/>
+        <w:spacing w:line="276" w:lineRule="auto"/>
+        <w:jc w:val="both"/>
+      </w:pPr>
+      <w:bookmarkStart w:id="89" w:name="_Toc223465862"/>
+      <w:r>
+        <w:t>Version Control and Reproducibility</w:t>
+      </w:r>
+      <w:bookmarkEnd w:id="89"/>
+    </w:p>
+    <w:p>
+      <w:pPr>
+        <w:spacing w:line="276" w:lineRule="auto"/>
+        <w:jc w:val="both"/>
+      </w:pPr>
+    </w:p>
+    <w:p>
+      <w:pPr>
+        <w:spacing w:line="276" w:lineRule="auto"/>
+        <w:jc w:val="both"/>
+      </w:pPr>
+      <w:r>
+        <w:t xml:space="preserve">A single seed value locks randomness across runs, so outcomes stay identical every time. Modular pieces of Python code fit together like building blocks, each handling one clear task. </w:t>
+      </w:r>
+      <w:r>
+        <w:t xml:space="preserve">Instead of merging steps, separation keeps training distinct from data preparation. Stratified division of data preserves class balance through every test cycle. </w:t>
+      </w:r>
+      <w:r>
+        <w:t xml:space="preserve">The trained model and vectorizer were serialized using the </w:t>
+      </w:r>
+      <w:proofErr w:type="spellStart"/>
+      <w:r>
+        <w:t>Joblib</w:t>
+      </w:r>
+      <w:proofErr w:type="spellEnd"/>
+      <w:r>
+        <w:t xml:space="preserve"> library</w:t>
+      </w:r>
+      <w:sdt>
+        <w:sdtPr>
+          <w:id w:val="-1836445645"/>
+          <w:citation/>
+        </w:sdtPr>
+        <w:sdtEndPr/>
+        <w:sdtContent>
+          <w:r>
+            <w:fldChar w:fldCharType="begin"/>
+          </w:r>
+          <w:r>
+            <w:instrText xml:space="preserve"> CITATION Dev \l 1033 </w:instrText>
+          </w:r>
+          <w:r>
+            <w:fldChar w:fldCharType="separate"/>
+          </w:r>
+          <w:r>
+            <w:rPr>
+              <w:noProof/>
+            </w:rPr>
+            <w:t xml:space="preserve"> (Developers, n.d.)</w:t>
+          </w:r>
+          <w:r>
+            <w:fldChar w:fldCharType="end"/>
+          </w:r>
+        </w:sdtContent>
+      </w:sdt>
+      <w:r>
+        <w:t xml:space="preserve"> </w:t>
+      </w:r>
+      <w:r>
+        <w:t xml:space="preserve">. Files go into clearly named folders, making navigation predictable even months later. Git tracks changes step by step, giving a full history without extra effort. Collaborators pull updates knowing exactly what shifted since last sync. Long-term reuse becomes possible because nothing depends on hidden states. </w:t>
+      </w:r>
+    </w:p>
+    <w:p>
+      <w:pPr>
+        <w:spacing w:line="276" w:lineRule="auto"/>
+        <w:jc w:val="both"/>
+      </w:pPr>
+    </w:p>
+    <w:p>
+      <w:pPr>
+        <w:pStyle w:val="Heading1"/>
+        <w:spacing w:line="276" w:lineRule="auto"/>
+        <w:jc w:val="center"/>
+      </w:pPr>
+      <w:bookmarkStart w:id="90" w:name="_Toc223465863"/>
+      <w:r>
+        <w:t>Conclusion</w:t>
+      </w:r>
+      <w:bookmarkEnd w:id="90"/>
+    </w:p>
+    <w:p>
+      <w:pPr>
+        <w:spacing w:line="276" w:lineRule="auto"/>
+        <w:jc w:val="both"/>
+      </w:pPr>
+      <w:r>
+        <w:t xml:space="preserve">One way this work stands out is through automated sorting of resumes using artificial intelligence, without losing clarity in decision-making. Although certain limits exist - such as data scope and real-world context - it still forms a useful base for hiring tools that grow easily, </w:t>
+      </w:r>
       <w:r>
         <w:lastRenderedPageBreak/>
-        <w:t>Despite strong performance, several limitations must be acknowledged.</w:t>
-      </w:r>
-    </w:p>
-    <w:p>
-      <w:pPr>
-        <w:spacing w:line="276" w:lineRule="auto"/>
-        <w:jc w:val="both"/>
-      </w:pPr>
-      <w:r>
-        <w:t xml:space="preserve">First, the dataset consists of 962 resumes, which </w:t>
-      </w:r>
-      <w:proofErr w:type="gramStart"/>
-      <w:r>
-        <w:t>is</w:t>
-      </w:r>
-      <w:proofErr w:type="gramEnd"/>
-      <w:r>
-        <w:t xml:space="preserve"> moderate in size. Although the model performs well on this dataset, larger and more diverse real-world datasets may introduce additional complexity such as varied writing styles, informal language, or incomplete skill descriptions.</w:t>
-      </w:r>
-    </w:p>
-    <w:p>
-      <w:pPr>
-        <w:spacing w:line="276" w:lineRule="auto"/>
-        <w:jc w:val="both"/>
-      </w:pPr>
-      <w:r>
-        <w:t>Second, certain job categories share overlapping skills (e.g., DevOps Engineer and Automation Testing), which may occasionally lead to minor misclassifications. This highlights a limitation of purely keyword-based TF-IDF approaches, which may struggle with nuanced contextual differences.</w:t>
-      </w:r>
-    </w:p>
-    <w:p>
-      <w:pPr>
-        <w:spacing w:line="276" w:lineRule="auto"/>
-        <w:jc w:val="both"/>
-      </w:pPr>
-      <w:r>
-        <w:t xml:space="preserve">Third, TF-IDF treats each word independently and does not capture semantic relationships between terms. For example, synonyms or context-based meanings are not inherently modeled. More advanced techniques such as word embeddings or transformer-based </w:t>
-      </w:r>
-      <w:proofErr w:type="gramStart"/>
-      <w:r>
-        <w:t>architectures</w:t>
-      </w:r>
-      <w:proofErr w:type="gramEnd"/>
-      <w:r>
-        <w:t xml:space="preserve"> could potentially improve contextual understanding.</w:t>
-      </w:r>
-    </w:p>
-    <w:p>
-      <w:pPr>
-        <w:spacing w:line="276" w:lineRule="auto"/>
-        <w:jc w:val="both"/>
-      </w:pPr>
-      <w:r>
-        <w:t>Finally, the extremely high classification accuracy may indicate that the dataset categories are strongly separable. While this benefits model performance, real-world resumes may be less structured and more ambiguous.</w:t>
-      </w:r>
-    </w:p>
-    <w:p>
-      <w:pPr>
-        <w:spacing w:line="276" w:lineRule="auto"/>
-        <w:jc w:val="both"/>
-      </w:pPr>
-    </w:p>
-    <w:p>
-      <w:pPr>
-        <w:pStyle w:val="Heading2"/>
-        <w:spacing w:line="276" w:lineRule="auto"/>
-        <w:jc w:val="both"/>
-      </w:pPr>
-      <w:bookmarkStart w:id="80" w:name="_Toc223433545"/>
-      <w:r>
-        <w:t>Comparison with Alternative Approaches</w:t>
-      </w:r>
-      <w:bookmarkEnd w:id="80"/>
-    </w:p>
-    <w:p>
-      <w:pPr>
-        <w:spacing w:line="276" w:lineRule="auto"/>
-        <w:jc w:val="both"/>
-      </w:pPr>
-    </w:p>
-    <w:p>
-      <w:pPr>
-        <w:spacing w:line="276" w:lineRule="auto"/>
-        <w:jc w:val="both"/>
-      </w:pPr>
-      <w:r>
-        <w:t>Alternative classification algorithms such as Naïve Bayes and Support Vector Machines could also be applied to this problem. Naïve Bayes is computationally efficient but relies on the assumption of feature independence, which may not always hold in resume text. Support Vector Machines can achieve strong performance but may require more computational resources and parameter tuning.</w:t>
-      </w:r>
-    </w:p>
-    <w:p>
-      <w:pPr>
-        <w:spacing w:line="276" w:lineRule="auto"/>
-        <w:jc w:val="both"/>
-      </w:pPr>
-      <w:r>
-        <w:t>Deep learning approaches, including recurrent neural networks and transformer-based models, could potentially capture contextual meaning more effectively. However, these models require larger datasets, longer training times, and higher computational cost. For the dataset size used in this project, Logistic Regression provides an effective balance between accuracy, efficiency, and interpretability.</w:t>
-      </w:r>
-    </w:p>
-    <w:p>
-      <w:pPr>
-        <w:spacing w:line="276" w:lineRule="auto"/>
-        <w:jc w:val="both"/>
-      </w:pPr>
-    </w:p>
-    <w:p>
-      <w:pPr>
-        <w:pStyle w:val="Heading2"/>
-        <w:spacing w:line="276" w:lineRule="auto"/>
-        <w:jc w:val="both"/>
-      </w:pPr>
-      <w:bookmarkStart w:id="81" w:name="_Toc223433546"/>
-      <w:r>
-        <w:t>Real-World Applicability</w:t>
-      </w:r>
-      <w:bookmarkEnd w:id="81"/>
-    </w:p>
-    <w:p>
-      <w:pPr>
-        <w:spacing w:line="276" w:lineRule="auto"/>
-        <w:jc w:val="both"/>
-      </w:pPr>
-    </w:p>
-    <w:p>
-      <w:pPr>
-        <w:spacing w:line="276" w:lineRule="auto"/>
-        <w:jc w:val="both"/>
-      </w:pPr>
-      <w:r>
-        <w:lastRenderedPageBreak/>
-        <w:t>The system demonstrates strong potential for practical application in recruitment support systems. Its ability to classify resumes accurately and provide actionable feedback through skill matching makes it suitable for use as an assistive tool for both recruiters and job seekers.</w:t>
-      </w:r>
-    </w:p>
-    <w:p>
-      <w:pPr>
-        <w:spacing w:line="276" w:lineRule="auto"/>
-        <w:jc w:val="both"/>
-      </w:pPr>
-      <w:r>
-        <w:t>However, deployment in real-world environments would require additional validation, bias auditing, and integration with secure data handling mechanisms to ensure fairness and compliance with data protection regulations.</w:t>
-      </w:r>
-    </w:p>
-    <w:p>
-      <w:pPr>
-        <w:spacing w:line="276" w:lineRule="auto"/>
-        <w:jc w:val="both"/>
-      </w:pPr>
-    </w:p>
-    <w:p>
-      <w:pPr>
-        <w:pStyle w:val="Heading1"/>
-        <w:spacing w:line="276" w:lineRule="auto"/>
-        <w:jc w:val="both"/>
-      </w:pPr>
-      <w:bookmarkStart w:id="82" w:name="_Toc223433547"/>
-      <w:r>
-        <w:t>Ethical Considerations</w:t>
-      </w:r>
-      <w:bookmarkEnd w:id="82"/>
-    </w:p>
-    <w:p>
-      <w:pPr>
-        <w:spacing w:line="276" w:lineRule="auto"/>
-        <w:jc w:val="both"/>
-      </w:pPr>
-    </w:p>
-    <w:p>
-      <w:pPr>
-        <w:spacing w:line="276" w:lineRule="auto"/>
-        <w:jc w:val="both"/>
-      </w:pPr>
-      <w:r>
-        <w:t>The application of Artificial Intelligence in recruitment and resume screening introduces important ethical considerations. While automated systems can improve efficiency and consistency, they also have the potential to introduce bias or unfair decision-making if not carefully designed and evaluated.</w:t>
-      </w:r>
-    </w:p>
-    <w:p>
-      <w:pPr>
-        <w:spacing w:line="276" w:lineRule="auto"/>
-        <w:jc w:val="both"/>
-      </w:pPr>
-      <w:r>
-        <w:t xml:space="preserve">One key concern is algorithmic bias. If the training dataset reflects historical hiring trends or imbalanced representation across certain roles, the model may learn patterns that unintentionally disadvantage </w:t>
-      </w:r>
-      <w:proofErr w:type="gramStart"/>
-      <w:r>
-        <w:t>particular groups</w:t>
-      </w:r>
-      <w:proofErr w:type="gramEnd"/>
-      <w:r>
-        <w:t xml:space="preserve"> or reinforce existing inequalities. Although the dataset used in this project is labeled by job category rather than demographic attributes, the possibility of indirect bias through language patterns cannot be fully eliminated.</w:t>
-      </w:r>
-    </w:p>
-    <w:p>
-      <w:pPr>
-        <w:spacing w:line="276" w:lineRule="auto"/>
-        <w:jc w:val="both"/>
-      </w:pPr>
-      <w:r>
-        <w:t>Another ethical concern involves transparency and interpretability. In recruitment contexts, decisions directly affect individuals’ career opportunities. Therefore, it is important that automated systems provide understandable explanations rather than opaque predictions. The hybrid design of this system, which combines machine learning classification with rule-based skill matching, improves interpretability by explicitly identifying matched and missing skills.</w:t>
-      </w:r>
-    </w:p>
-    <w:p>
-      <w:pPr>
-        <w:spacing w:line="276" w:lineRule="auto"/>
-        <w:jc w:val="both"/>
-      </w:pPr>
-      <w:r>
-        <w:t>Data privacy is also a critical consideration. Resumes often contain sensitive personal information, including contact details, employment history, and educational background. Any real-world deployment of such a system must comply with data protection regulations and ensure secure storage and processing of personal data.</w:t>
-      </w:r>
-    </w:p>
-    <w:p>
-      <w:pPr>
-        <w:spacing w:line="276" w:lineRule="auto"/>
-        <w:jc w:val="both"/>
-      </w:pPr>
-      <w:r>
-        <w:t>Finally, automated systems should be viewed as decision-support tools rather than decision-makers. Human oversight remains essential to ensure fairness, contextual understanding, and responsible application of AI technologies.</w:t>
-      </w:r>
-    </w:p>
-    <w:p>
-      <w:pPr>
-        <w:spacing w:line="276" w:lineRule="auto"/>
-        <w:jc w:val="both"/>
-      </w:pPr>
-      <w:r>
-        <w:lastRenderedPageBreak/>
-        <w:t>Overall, while the proposed system demonstrates strong technical performance, ethical awareness and responsible implementation are necessary for safe and fair real-world adoption.</w:t>
-      </w:r>
-    </w:p>
-    <w:p>
-      <w:pPr>
-        <w:spacing w:line="276" w:lineRule="auto"/>
-        <w:jc w:val="both"/>
-      </w:pPr>
-    </w:p>
-    <w:p>
-      <w:pPr>
-        <w:pStyle w:val="Heading1"/>
-        <w:spacing w:line="276" w:lineRule="auto"/>
-        <w:jc w:val="both"/>
-      </w:pPr>
-      <w:bookmarkStart w:id="83" w:name="_Toc223433548"/>
-      <w:r>
-        <w:t>Limitations</w:t>
-      </w:r>
-      <w:bookmarkEnd w:id="83"/>
-    </w:p>
-    <w:p>
-      <w:pPr>
-        <w:spacing w:line="276" w:lineRule="auto"/>
-        <w:jc w:val="both"/>
-      </w:pPr>
-    </w:p>
-    <w:p>
-      <w:pPr>
-        <w:spacing w:line="276" w:lineRule="auto"/>
-        <w:jc w:val="both"/>
-      </w:pPr>
-      <w:r>
-        <w:t>Although the proposed Resume Screening and Job Role Recommendation System demonstrates strong classification performance, several limitations must be acknowledged.</w:t>
-      </w:r>
-    </w:p>
-    <w:p>
-      <w:pPr>
-        <w:spacing w:line="276" w:lineRule="auto"/>
-        <w:jc w:val="both"/>
-      </w:pPr>
-      <w:r>
-        <w:t>First, the dataset used in this project consists of 962 resumes across multiple job categories. While this dataset is sufficient to train and evaluate a machine learning model, it may not fully represent the diversity and complexity of real-world resumes. Real recruitment datasets may contain varied formatting styles, inconsistent skill descriptions, spelling errors, and non-standard terminology, which could reduce model performance.</w:t>
-      </w:r>
-    </w:p>
-    <w:p>
-      <w:pPr>
-        <w:spacing w:line="276" w:lineRule="auto"/>
-        <w:jc w:val="both"/>
-      </w:pPr>
-      <w:r>
-        <w:t>Second, the TF-IDF feature representation relies on word frequency and does not capture deeper semantic relationships between terms. For example, synonyms such as “software developer” and “software engineer” may not be treated as equivalent unless explicitly learned from the dataset. More advanced techniques such as word embeddings or transformer-based language models could potentially improve contextual understanding.</w:t>
-      </w:r>
-    </w:p>
-    <w:p>
-      <w:pPr>
-        <w:spacing w:line="276" w:lineRule="auto"/>
-        <w:jc w:val="both"/>
-      </w:pPr>
-      <w:r>
-        <w:t>Third, the model assumes that resumes are clearly aligned with a single dominant job category. In practice, many candidates possess cross-disciplinary skills (e.g., data engineering and DevOps), which may lead to ambiguity in classification. Although the model provides high accuracy, it may oversimplify multi-skilled profiles by assigning them to only one primary category.</w:t>
-      </w:r>
-    </w:p>
-    <w:p>
-      <w:pPr>
-        <w:spacing w:line="276" w:lineRule="auto"/>
-        <w:jc w:val="both"/>
-      </w:pPr>
-      <w:r>
-        <w:t>Additionally, the rule-based skill matching system depends on predefined lists of core and optional skills. While this improves interpretability, it requires manual updates to remain aligned with evolving industry requirements. Emerging technologies and tools would need to be added to maintain relevance.</w:t>
-      </w:r>
-    </w:p>
-    <w:p>
-      <w:pPr>
-        <w:spacing w:line="276" w:lineRule="auto"/>
-        <w:jc w:val="both"/>
-      </w:pPr>
-      <w:r>
-        <w:t>Finally, the system has been implemented as a command-line interface for demonstration purposes. A real-world deployment would require integration with secure databases, scalable infrastructure, and user-friendly web interfaces to support large-scale adoption.</w:t>
-      </w:r>
-    </w:p>
-    <w:p>
-      <w:pPr>
-        <w:spacing w:line="276" w:lineRule="auto"/>
-        <w:jc w:val="both"/>
-      </w:pPr>
-      <w:r>
-        <w:lastRenderedPageBreak/>
-        <w:t>Despite these limitations, the system provides a strong foundation for automated resume classification and demonstrates the effective application of AI techniques in recruitment support systems.</w:t>
-      </w:r>
-    </w:p>
-    <w:p>
-      <w:pPr>
-        <w:spacing w:line="276" w:lineRule="auto"/>
-        <w:jc w:val="both"/>
-      </w:pPr>
-    </w:p>
-    <w:p>
-      <w:pPr>
-        <w:pStyle w:val="Heading1"/>
-        <w:spacing w:line="276" w:lineRule="auto"/>
-        <w:jc w:val="both"/>
-      </w:pPr>
-      <w:bookmarkStart w:id="84" w:name="_Toc223433549"/>
-      <w:r>
-        <w:t>Future Improvements</w:t>
-      </w:r>
-      <w:bookmarkEnd w:id="84"/>
-    </w:p>
-    <w:p>
-      <w:pPr>
-        <w:spacing w:line="276" w:lineRule="auto"/>
-        <w:jc w:val="both"/>
-      </w:pPr>
-    </w:p>
-    <w:p>
-      <w:pPr>
-        <w:spacing w:line="276" w:lineRule="auto"/>
-        <w:jc w:val="both"/>
-      </w:pPr>
-      <w:r>
-        <w:t>Although the proposed system demonstrates strong performance, several enhancements could further improve its robustness, scalability, and real-world applicability.</w:t>
-      </w:r>
-    </w:p>
-    <w:p>
-      <w:pPr>
-        <w:spacing w:line="276" w:lineRule="auto"/>
-        <w:jc w:val="both"/>
-      </w:pPr>
-      <w:r>
-        <w:t xml:space="preserve">One potential improvement involves integrating more advanced Natural Language Processing techniques. Instead of relying solely on TF-IDF, future work could incorporate word embeddings such as Word2Vec or </w:t>
+        <w:t>stay fair, and function well. Room remains to build on what's been done, refining both accuracy and transparency over time.</w:t>
+      </w:r>
+    </w:p>
+    <w:p>
+      <w:pPr>
+        <w:spacing w:line="276" w:lineRule="auto"/>
+        <w:jc w:val="both"/>
+      </w:pPr>
+    </w:p>
+    <w:p>
+      <w:pPr>
+        <w:pStyle w:val="ListParagraph"/>
+        <w:numPr>
+          <w:ilvl w:val="0"/>
+          <w:numId w:val="6"/>
+        </w:numPr>
+        <w:spacing w:line="276" w:lineRule="auto"/>
+        <w:jc w:val="both"/>
+      </w:pPr>
+      <w:r>
+        <w:rPr>
+          <w:b/>
+          <w:bCs/>
+        </w:rPr>
+        <w:t xml:space="preserve">The Link to the </w:t>
       </w:r>
       <w:proofErr w:type="spellStart"/>
       <w:r>
-        <w:t>GloVe</w:t>
+        <w:rPr>
+          <w:b/>
+          <w:bCs/>
+        </w:rPr>
+        <w:t>Github</w:t>
       </w:r>
       <w:proofErr w:type="spellEnd"/>
       <w:r>
-        <w:t xml:space="preserve"> to capture semantic similarity between terms. More sophisticated transformer-based models such as BERT could also be explored to improve contextual understanding of resume content. These approaches may enhance performance on more diverse and ambiguous datasets.</w:t>
-      </w:r>
-    </w:p>
-    <w:p>
-      <w:pPr>
-        <w:spacing w:line="276" w:lineRule="auto"/>
-        <w:jc w:val="both"/>
-      </w:pPr>
-      <w:r>
-        <w:t>Another improvement would be the implementation of cross-validation and hyperparameter tuning techniques such as Grid Search or Random Search. While the current model performs well, systematic optimization of hyperparameters (e.g., regularization strength, n-gram range, feature size) could further improve generalization and robustness.</w:t>
-      </w:r>
-    </w:p>
-    <w:p>
-      <w:pPr>
-        <w:spacing w:line="276" w:lineRule="auto"/>
-        <w:jc w:val="both"/>
-      </w:pPr>
-      <w:r>
-        <w:t>The system could also be extended to support multi-label classification. Many real-world resumes reflect expertise across multiple domains. Allowing the model to assign multiple relevant categories would better represent candidates with interdisciplinary skill sets.</w:t>
-      </w:r>
-    </w:p>
-    <w:p>
-      <w:pPr>
-        <w:spacing w:line="276" w:lineRule="auto"/>
-        <w:jc w:val="both"/>
-      </w:pPr>
-      <w:r>
-        <w:t>From a deployment perspective, the command-line interface could be upgraded to a web-based application with a graphical user interface. Integration with databases and cloud infrastructure would allow real-time resume screening at scale. Additionally, implementing user authentication and secure data handling mechanisms would be essential for practical deployment.</w:t>
-      </w:r>
-    </w:p>
-    <w:p>
-      <w:pPr>
-        <w:spacing w:line="276" w:lineRule="auto"/>
-        <w:jc w:val="both"/>
-      </w:pPr>
-      <w:r>
-        <w:t>Future work could also incorporate fairness auditing mechanisms to detect potential bias across demographic groups. Monitoring model performance across different subsets of users would help ensure ethical and responsible AI implementation.</w:t>
-      </w:r>
-    </w:p>
-    <w:p>
-      <w:pPr>
-        <w:spacing w:line="276" w:lineRule="auto"/>
-        <w:jc w:val="both"/>
-      </w:pPr>
-      <w:r>
-        <w:t>Overall, these improvements would enhance the system’s scalability, fairness, contextual understanding, and practical adoption in real-world recruitment environments.</w:t>
-      </w:r>
-    </w:p>
-    <w:p>
-      <w:pPr>
-        <w:spacing w:line="276" w:lineRule="auto"/>
-        <w:jc w:val="both"/>
-      </w:pPr>
-    </w:p>
-    <w:p>
-      <w:pPr>
-        <w:pStyle w:val="Heading1"/>
-        <w:spacing w:line="276" w:lineRule="auto"/>
-        <w:jc w:val="both"/>
-      </w:pPr>
-      <w:bookmarkStart w:id="85" w:name="_Toc223433550"/>
-      <w:r>
-        <w:lastRenderedPageBreak/>
-        <w:t>Version Control and Reproducibility</w:t>
-      </w:r>
-      <w:bookmarkEnd w:id="85"/>
-    </w:p>
-    <w:p>
-      <w:pPr>
-        <w:spacing w:line="276" w:lineRule="auto"/>
-        <w:jc w:val="both"/>
-      </w:pPr>
-    </w:p>
-    <w:p>
-      <w:pPr>
-        <w:spacing w:line="276" w:lineRule="auto"/>
-        <w:jc w:val="both"/>
-      </w:pPr>
-      <w:r>
-        <w:t>To ensure reproducibility and organized development, the project was structured using modular Python scripts, separating functionality into data loading, preprocessing, model training, evaluation, and the command-line interface. This modular structure improves maintainability and allows independent testing of each component.</w:t>
-      </w:r>
-    </w:p>
-    <w:p>
-      <w:pPr>
-        <w:spacing w:line="276" w:lineRule="auto"/>
-        <w:jc w:val="both"/>
-      </w:pPr>
-      <w:r>
-        <w:t xml:space="preserve">A fixed </w:t>
-      </w:r>
-      <w:proofErr w:type="spellStart"/>
-      <w:r>
-        <w:t>random_state</w:t>
-      </w:r>
-      <w:proofErr w:type="spellEnd"/>
-      <w:r>
-        <w:t xml:space="preserve"> parameter was used during the train-test split to ensure that dataset partitioning remains consistent across multiple runs. This guarantees that evaluation results are reproducible and not dependent on random variation. Additionally, stratified sampling was applied to preserve class distribution in both training and testing sets, ensuring reliable performance measurement.</w:t>
-      </w:r>
-    </w:p>
-    <w:p>
-      <w:pPr>
-        <w:spacing w:line="276" w:lineRule="auto"/>
-        <w:jc w:val="both"/>
-      </w:pPr>
-      <w:r>
-        <w:t xml:space="preserve">The trained machine learning model and TF-IDF vectorizer were serialized using the </w:t>
-      </w:r>
-      <w:proofErr w:type="spellStart"/>
-      <w:r>
-        <w:t>joblib</w:t>
-      </w:r>
-      <w:proofErr w:type="spellEnd"/>
-      <w:r>
-        <w:t xml:space="preserve"> library and stored in a dedicated models directory. This allows the trained system to be reused without retraining, ensuring consistent predictions across executions.</w:t>
-      </w:r>
-    </w:p>
-    <w:p>
-      <w:pPr>
-        <w:spacing w:line="276" w:lineRule="auto"/>
-        <w:jc w:val="both"/>
-      </w:pPr>
-      <w:r>
-        <w:t>All scripts were organized in a structured project directory, separating source code, datasets, trained models, and output files such as evaluation plots and logs. This directory structure supports clarity, debugging, and future expansion of the system.</w:t>
-      </w:r>
-    </w:p>
-    <w:p>
-      <w:pPr>
-        <w:spacing w:line="276" w:lineRule="auto"/>
-        <w:jc w:val="both"/>
-      </w:pPr>
-      <w:r>
-        <w:t>For collaborative or real-world development environments, version control systems such as Git can be used to track code changes, maintain development history, and support reproducibility. Proper documentation and dependency management further enhance the reproducibility and maintainability of the project.</w:t>
-      </w:r>
-    </w:p>
-    <w:p>
-      <w:pPr>
-        <w:spacing w:line="276" w:lineRule="auto"/>
-        <w:jc w:val="both"/>
-      </w:pPr>
-      <w:r>
-        <w:t>Overall, reproducibility practices implemented in this project ensure that the system’s results can be consistently regenerated and validated.</w:t>
-      </w:r>
-    </w:p>
-    <w:p>
-      <w:pPr>
-        <w:spacing w:line="276" w:lineRule="auto"/>
-        <w:jc w:val="both"/>
-      </w:pPr>
-    </w:p>
-    <w:p>
-      <w:pPr>
-        <w:spacing w:line="276" w:lineRule="auto"/>
-        <w:jc w:val="both"/>
-      </w:pPr>
-    </w:p>
-    <w:p>
-      <w:pPr>
-        <w:pStyle w:val="Heading1"/>
-        <w:spacing w:line="276" w:lineRule="auto"/>
-        <w:jc w:val="both"/>
-      </w:pPr>
-      <w:bookmarkStart w:id="86" w:name="_Toc223433551"/>
-      <w:r>
-        <w:t>Conclusion</w:t>
-      </w:r>
-      <w:bookmarkEnd w:id="86"/>
-    </w:p>
-    <w:p>
-      <w:pPr>
-        <w:spacing w:line="276" w:lineRule="auto"/>
-        <w:jc w:val="both"/>
-      </w:pPr>
-      <w:r>
-        <w:t>This project presented the design and implementation of an AI-based Resume Screening and Job Role Recommendation System using Natural Language Processing and machine learning techniques. The system was developed to address inefficiencies in manual resume screening by automating job category classification and providing interpretable role recommendations.</w:t>
-      </w:r>
-    </w:p>
-    <w:p>
-      <w:pPr>
-        <w:spacing w:line="276" w:lineRule="auto"/>
-        <w:jc w:val="both"/>
-      </w:pPr>
-      <w:r>
-        <w:lastRenderedPageBreak/>
-        <w:t>The methodology involved structured data preprocessing, TF-IDF feature extraction, and multi-class classification using Logistic Regression. The dataset consisted of 962 labeled resumes, which were split into training and testing subsets using an 80:20 stratified split to ensure balanced evaluation. The trained model achieved an accuracy of 99.48%, with macro and weighted F1-scores exceeding 0.99, demonstrating strong generalization performance across categories.</w:t>
-      </w:r>
-    </w:p>
-    <w:p>
-      <w:pPr>
-        <w:spacing w:line="276" w:lineRule="auto"/>
-        <w:jc w:val="both"/>
-      </w:pPr>
-      <w:r>
-        <w:t>In addition to classification, the system incorporated a rule-based skill-matching mechanism to provide actionable feedback. This hybrid architecture enhanced interpretability by identifying matched and missing skills for specific job roles. The integration of machine learning predictions with weighted skill scoring improved transparency and practical usability.</w:t>
-      </w:r>
-    </w:p>
-    <w:p>
-      <w:pPr>
-        <w:spacing w:line="276" w:lineRule="auto"/>
-        <w:jc w:val="both"/>
-      </w:pPr>
-      <w:r>
-        <w:t>While the system demonstrated excellent performance on the available dataset, limitations related to dataset size, contextual understanding, and real-world variability were acknowledged. Ethical considerations such as bias, fairness, and responsible AI usage were also discussed to highlight the importance of careful deployment in recruitment environments.</w:t>
-      </w:r>
-    </w:p>
-    <w:p>
-      <w:pPr>
-        <w:spacing w:line="276" w:lineRule="auto"/>
-        <w:jc w:val="both"/>
-      </w:pPr>
-      <w:r>
-        <w:t>Overall, the project successfully demonstrates the practical application of Artificial Intelligence techniques in automated resume screening. The system achieves high classification accuracy, provides interpretable recommendations, and establishes a foundation for future enhancements involving advanced NLP models, scalable deployment, and fairness auditing. The results confirm that AI-driven approaches can significantly improve efficiency and consistency in recruitment support systems.</w:t>
-      </w:r>
-    </w:p>
+        <w:rPr>
+          <w:b/>
+          <w:bCs/>
+        </w:rPr>
+        <w:t xml:space="preserve"> Repository</w:t>
+      </w:r>
+      <w:r>
+        <w:t>:</w:t>
+      </w:r>
+      <w:r>
+        <w:t xml:space="preserve"> </w:t>
+      </w:r>
+      <w:hyperlink r:id="rId18" w:history="1">
+        <w:r>
+          <w:rPr>
+            <w:rStyle w:val="Hyperlink"/>
+          </w:rPr>
+          <w:t>https://github.com/Saurav-373/AI_Assignment.git</w:t>
+        </w:r>
+      </w:hyperlink>
+    </w:p>
+    <w:p>
+      <w:pPr>
+        <w:pStyle w:val="ListParagraph"/>
+        <w:numPr>
+          <w:ilvl w:val="0"/>
+          <w:numId w:val="6"/>
+        </w:numPr>
+        <w:spacing w:line="276" w:lineRule="auto"/>
+        <w:jc w:val="both"/>
+        <w:rPr>
+          <w:b/>
+          <w:bCs/>
+        </w:rPr>
+      </w:pPr>
+      <w:r>
+        <w:rPr>
+          <w:b/>
+          <w:bCs/>
+        </w:rPr>
+        <w:t>The link to the unlisted project presentation video on YouTube:</w:t>
+      </w:r>
+      <w:r>
+        <w:rPr>
+          <w:b/>
+          <w:bCs/>
+        </w:rPr>
+        <w:t xml:space="preserve"> </w:t>
+      </w:r>
+      <w:r>
+        <w:t>https://youtu.be/GHP7YRV62vk</w:t>
+      </w:r>
+    </w:p>
+    <w:p>
+      <w:pPr>
+        <w:ind w:left="360"/>
+        <w:jc w:val="both"/>
+      </w:pPr>
+      <w:r>
+        <w:br w:type="page"/>
+      </w:r>
+    </w:p>
+    <w:bookmarkStart w:id="91" w:name="_Toc223465864" w:displacedByCustomXml="next"/>
+    <w:sdt>
+      <w:sdtPr>
+        <w:rPr>
+          <w:rFonts w:asciiTheme="minorHAnsi" w:eastAsiaTheme="minorHAnsi" w:hAnsiTheme="minorHAnsi" w:cstheme="minorBidi"/>
+          <w:color w:val="auto"/>
+          <w:sz w:val="24"/>
+          <w:szCs w:val="24"/>
+        </w:rPr>
+        <w:id w:val="164449253"/>
+        <w:docPartObj>
+          <w:docPartGallery w:val="Bibliographies"/>
+          <w:docPartUnique/>
+        </w:docPartObj>
+      </w:sdtPr>
+      <w:sdtEndPr/>
+      <w:sdtContent>
+        <w:p>
+          <w:pPr>
+            <w:pStyle w:val="Heading1"/>
+            <w:jc w:val="center"/>
+          </w:pPr>
+          <w:r>
+            <w:t>References</w:t>
+          </w:r>
+          <w:bookmarkEnd w:id="91"/>
+        </w:p>
+        <w:sdt>
+          <w:sdtPr>
+            <w:id w:val="-573587230"/>
+            <w:bibliography/>
+          </w:sdtPr>
+          <w:sdtEndPr/>
+          <w:sdtContent>
+            <w:p>
+              <w:pPr>
+                <w:pStyle w:val="Bibliography"/>
+                <w:ind w:left="720" w:hanging="720"/>
+                <w:jc w:val="both"/>
+                <w:rPr>
+                  <w:noProof/>
+                  <w:kern w:val="0"/>
+                  <w14:ligatures w14:val="none"/>
+                </w:rPr>
+              </w:pPr>
+              <w:r>
+                <w:fldChar w:fldCharType="begin"/>
+              </w:r>
+              <w:r>
+                <w:instrText xml:space="preserve"> BIBLIOGRAPHY </w:instrText>
+              </w:r>
+              <w:r>
+                <w:fldChar w:fldCharType="separate"/>
+              </w:r>
+              <w:r>
+                <w:rPr>
+                  <w:noProof/>
+                </w:rPr>
+                <w:t xml:space="preserve">Developers, J. (n.d.). </w:t>
+              </w:r>
+              <w:r>
+                <w:rPr>
+                  <w:i/>
+                  <w:iCs/>
+                  <w:noProof/>
+                </w:rPr>
+                <w:t>Joblib: Lightweight pipelining in Python</w:t>
+              </w:r>
+              <w:r>
+                <w:rPr>
+                  <w:noProof/>
+                </w:rPr>
+                <w:t>. Retrieved from https://joblib.readthedocs.io/</w:t>
+              </w:r>
+            </w:p>
+            <w:p>
+              <w:pPr>
+                <w:pStyle w:val="Bibliography"/>
+                <w:ind w:left="720" w:hanging="720"/>
+                <w:jc w:val="both"/>
+                <w:rPr>
+                  <w:noProof/>
+                </w:rPr>
+              </w:pPr>
+              <w:r>
+                <w:rPr>
+                  <w:noProof/>
+                </w:rPr>
+                <w:t xml:space="preserve">Gauravduttakiit. (2023). </w:t>
+              </w:r>
+              <w:r>
+                <w:rPr>
+                  <w:i/>
+                  <w:iCs/>
+                  <w:noProof/>
+                </w:rPr>
+                <w:t>Updated Resume Dataset [Data set]</w:t>
+              </w:r>
+              <w:r>
+                <w:rPr>
+                  <w:noProof/>
+                </w:rPr>
+                <w:t>. Retrieved from Kaggle: https://www.kaggle.com/datasets/5651295/updated-resume-dataset</w:t>
+              </w:r>
+            </w:p>
+            <w:p>
+              <w:pPr>
+                <w:pStyle w:val="Bibliography"/>
+                <w:ind w:left="720" w:hanging="720"/>
+                <w:jc w:val="both"/>
+                <w:rPr>
+                  <w:noProof/>
+                </w:rPr>
+              </w:pPr>
+              <w:r>
+                <w:rPr>
+                  <w:noProof/>
+                </w:rPr>
+                <w:t>Hosmer, D. W. (2013). Applied logistic regression (3rd ed.). Wiley.</w:t>
+              </w:r>
+            </w:p>
+            <w:p>
+              <w:pPr>
+                <w:pStyle w:val="Bibliography"/>
+                <w:ind w:left="720" w:hanging="720"/>
+                <w:jc w:val="both"/>
+                <w:rPr>
+                  <w:noProof/>
+                </w:rPr>
+              </w:pPr>
+              <w:r>
+                <w:rPr>
+                  <w:noProof/>
+                </w:rPr>
+                <w:t xml:space="preserve">Jurafsky, D. &amp;. (2023). </w:t>
+              </w:r>
+              <w:r>
+                <w:rPr>
+                  <w:i/>
+                  <w:iCs/>
+                  <w:noProof/>
+                </w:rPr>
+                <w:t>Speech and language processing</w:t>
+              </w:r>
+              <w:r>
+                <w:rPr>
+                  <w:noProof/>
+                </w:rPr>
+                <w:t>. Retrieved from https://web.stanford.edu/~jurafsky/slp3/</w:t>
+              </w:r>
+            </w:p>
+            <w:p>
+              <w:pPr>
+                <w:pStyle w:val="Bibliography"/>
+                <w:ind w:left="720" w:hanging="720"/>
+                <w:jc w:val="both"/>
+                <w:rPr>
+                  <w:noProof/>
+                </w:rPr>
+              </w:pPr>
+              <w:r>
+                <w:rPr>
+                  <w:noProof/>
+                </w:rPr>
+                <w:t xml:space="preserve">Pegregosa et al. (2011). </w:t>
+              </w:r>
+              <w:r>
+                <w:rPr>
+                  <w:i/>
+                  <w:iCs/>
+                  <w:noProof/>
+                </w:rPr>
+                <w:t>Scikit-learn: Machine learning in Python. Journal of Machine Learning Research.</w:t>
+              </w:r>
+              <w:r>
+                <w:rPr>
+                  <w:noProof/>
+                </w:rPr>
+                <w:t xml:space="preserve"> </w:t>
+              </w:r>
+            </w:p>
+            <w:p>
+              <w:pPr>
+                <w:pStyle w:val="Bibliography"/>
+                <w:ind w:left="720" w:hanging="720"/>
+                <w:jc w:val="both"/>
+                <w:rPr>
+                  <w:noProof/>
+                </w:rPr>
+              </w:pPr>
+              <w:r>
+                <w:rPr>
+                  <w:noProof/>
+                </w:rPr>
+                <w:t>Ramos, J. (2003). Proceedings of the First Instructional Conference on Machine Learning.</w:t>
+              </w:r>
+            </w:p>
+            <w:p>
+              <w:pPr>
+                <w:jc w:val="both"/>
+              </w:pPr>
+              <w:r>
+                <w:rPr>
+                  <w:b/>
+                  <w:bCs/>
+                  <w:noProof/>
+                </w:rPr>
+                <w:fldChar w:fldCharType="end"/>
+              </w:r>
+            </w:p>
+          </w:sdtContent>
+        </w:sdt>
+      </w:sdtContent>
+    </w:sdt>
     <w:p>
       <w:pPr>
         <w:spacing w:line="276" w:lineRule="auto"/>
@@ -6702,7 +6876,7 @@
       </w:pPr>
     </w:p>
     <w:sectPr>
-      <w:footerReference w:type="default" r:id="rId18"/>
+      <w:footerReference w:type="default" r:id="rId19"/>
       <w:pgSz w:w="12240" w:h="15840"/>
       <w:pgMar w:top="1440" w:right="1440" w:bottom="1440" w:left="1440" w:header="720" w:footer="720" w:gutter="0"/>
       <w:cols w:space="720"/>
@@ -7196,6 +7370,119 @@
     </w:lvl>
   </w:abstractNum>
   <w:abstractNum w:abstractNumId="3" w15:restartNumberingAfterBreak="0">
+    <w:nsid w:val="55240809"/>
+    <w:multiLevelType w:val="hybridMultilevel"/>
+    <w:tmpl w:val="CFA20110"/>
+    <w:lvl w:ilvl="0" w:tplc="04090001">
+      <w:start w:val="1"/>
+      <w:numFmt w:val="bullet"/>
+      <w:lvlText w:val=""/>
+      <w:lvlJc w:val="left"/>
+      <w:pPr>
+        <w:ind w:left="720" w:hanging="360"/>
+      </w:pPr>
+      <w:rPr>
+        <w:rFonts w:ascii="Symbol" w:hAnsi="Symbol" w:hint="default"/>
+      </w:rPr>
+    </w:lvl>
+    <w:lvl w:ilvl="1" w:tplc="04090003" w:tentative="1">
+      <w:start w:val="1"/>
+      <w:numFmt w:val="bullet"/>
+      <w:lvlText w:val="o"/>
+      <w:lvlJc w:val="left"/>
+      <w:pPr>
+        <w:ind w:left="1440" w:hanging="360"/>
+      </w:pPr>
+      <w:rPr>
+        <w:rFonts w:ascii="Courier New" w:hAnsi="Courier New" w:cs="Courier New" w:hint="default"/>
+      </w:rPr>
+    </w:lvl>
+    <w:lvl w:ilvl="2" w:tplc="04090005" w:tentative="1">
+      <w:start w:val="1"/>
+      <w:numFmt w:val="bullet"/>
+      <w:lvlText w:val=""/>
+      <w:lvlJc w:val="left"/>
+      <w:pPr>
+        <w:ind w:left="2160" w:hanging="360"/>
+      </w:pPr>
+      <w:rPr>
+        <w:rFonts w:ascii="Wingdings" w:hAnsi="Wingdings" w:hint="default"/>
+      </w:rPr>
+    </w:lvl>
+    <w:lvl w:ilvl="3" w:tplc="04090001" w:tentative="1">
+      <w:start w:val="1"/>
+      <w:numFmt w:val="bullet"/>
+      <w:lvlText w:val=""/>
+      <w:lvlJc w:val="left"/>
+      <w:pPr>
+        <w:ind w:left="2880" w:hanging="360"/>
+      </w:pPr>
+      <w:rPr>
+        <w:rFonts w:ascii="Symbol" w:hAnsi="Symbol" w:hint="default"/>
+      </w:rPr>
+    </w:lvl>
+    <w:lvl w:ilvl="4" w:tplc="04090003" w:tentative="1">
+      <w:start w:val="1"/>
+      <w:numFmt w:val="bullet"/>
+      <w:lvlText w:val="o"/>
+      <w:lvlJc w:val="left"/>
+      <w:pPr>
+        <w:ind w:left="3600" w:hanging="360"/>
+      </w:pPr>
+      <w:rPr>
+        <w:rFonts w:ascii="Courier New" w:hAnsi="Courier New" w:cs="Courier New" w:hint="default"/>
+      </w:rPr>
+    </w:lvl>
+    <w:lvl w:ilvl="5" w:tplc="04090005" w:tentative="1">
+      <w:start w:val="1"/>
+      <w:numFmt w:val="bullet"/>
+      <w:lvlText w:val=""/>
+      <w:lvlJc w:val="left"/>
+      <w:pPr>
+        <w:ind w:left="4320" w:hanging="360"/>
+      </w:pPr>
+      <w:rPr>
+        <w:rFonts w:ascii="Wingdings" w:hAnsi="Wingdings" w:hint="default"/>
+      </w:rPr>
+    </w:lvl>
+    <w:lvl w:ilvl="6" w:tplc="04090001" w:tentative="1">
+      <w:start w:val="1"/>
+      <w:numFmt w:val="bullet"/>
+      <w:lvlText w:val=""/>
+      <w:lvlJc w:val="left"/>
+      <w:pPr>
+        <w:ind w:left="5040" w:hanging="360"/>
+      </w:pPr>
+      <w:rPr>
+        <w:rFonts w:ascii="Symbol" w:hAnsi="Symbol" w:hint="default"/>
+      </w:rPr>
+    </w:lvl>
+    <w:lvl w:ilvl="7" w:tplc="04090003" w:tentative="1">
+      <w:start w:val="1"/>
+      <w:numFmt w:val="bullet"/>
+      <w:lvlText w:val="o"/>
+      <w:lvlJc w:val="left"/>
+      <w:pPr>
+        <w:ind w:left="5760" w:hanging="360"/>
+      </w:pPr>
+      <w:rPr>
+        <w:rFonts w:ascii="Courier New" w:hAnsi="Courier New" w:cs="Courier New" w:hint="default"/>
+      </w:rPr>
+    </w:lvl>
+    <w:lvl w:ilvl="8" w:tplc="04090005" w:tentative="1">
+      <w:start w:val="1"/>
+      <w:numFmt w:val="bullet"/>
+      <w:lvlText w:val=""/>
+      <w:lvlJc w:val="left"/>
+      <w:pPr>
+        <w:ind w:left="6480" w:hanging="360"/>
+      </w:pPr>
+      <w:rPr>
+        <w:rFonts w:ascii="Wingdings" w:hAnsi="Wingdings" w:hint="default"/>
+      </w:rPr>
+    </w:lvl>
+  </w:abstractNum>
+  <w:abstractNum w:abstractNumId="4" w15:restartNumberingAfterBreak="0">
     <w:nsid w:val="68EC6111"/>
     <w:multiLevelType w:val="multilevel"/>
     <w:tmpl w:val="4528A054"/>
@@ -7344,17 +7631,252 @@
       </w:rPr>
     </w:lvl>
   </w:abstractNum>
+  <w:abstractNum w:abstractNumId="5" w15:restartNumberingAfterBreak="0">
+    <w:nsid w:val="6CCA521B"/>
+    <w:multiLevelType w:val="hybridMultilevel"/>
+    <w:tmpl w:val="340AC6A8"/>
+    <w:lvl w:ilvl="0" w:tplc="04090001">
+      <w:start w:val="1"/>
+      <w:numFmt w:val="bullet"/>
+      <w:lvlText w:val=""/>
+      <w:lvlJc w:val="left"/>
+      <w:pPr>
+        <w:ind w:left="720" w:hanging="360"/>
+      </w:pPr>
+      <w:rPr>
+        <w:rFonts w:ascii="Symbol" w:hAnsi="Symbol" w:hint="default"/>
+      </w:rPr>
+    </w:lvl>
+    <w:lvl w:ilvl="1" w:tplc="04090003" w:tentative="1">
+      <w:start w:val="1"/>
+      <w:numFmt w:val="bullet"/>
+      <w:lvlText w:val="o"/>
+      <w:lvlJc w:val="left"/>
+      <w:pPr>
+        <w:ind w:left="1440" w:hanging="360"/>
+      </w:pPr>
+      <w:rPr>
+        <w:rFonts w:ascii="Courier New" w:hAnsi="Courier New" w:cs="Courier New" w:hint="default"/>
+      </w:rPr>
+    </w:lvl>
+    <w:lvl w:ilvl="2" w:tplc="04090005" w:tentative="1">
+      <w:start w:val="1"/>
+      <w:numFmt w:val="bullet"/>
+      <w:lvlText w:val=""/>
+      <w:lvlJc w:val="left"/>
+      <w:pPr>
+        <w:ind w:left="2160" w:hanging="360"/>
+      </w:pPr>
+      <w:rPr>
+        <w:rFonts w:ascii="Wingdings" w:hAnsi="Wingdings" w:hint="default"/>
+      </w:rPr>
+    </w:lvl>
+    <w:lvl w:ilvl="3" w:tplc="04090001" w:tentative="1">
+      <w:start w:val="1"/>
+      <w:numFmt w:val="bullet"/>
+      <w:lvlText w:val=""/>
+      <w:lvlJc w:val="left"/>
+      <w:pPr>
+        <w:ind w:left="2880" w:hanging="360"/>
+      </w:pPr>
+      <w:rPr>
+        <w:rFonts w:ascii="Symbol" w:hAnsi="Symbol" w:hint="default"/>
+      </w:rPr>
+    </w:lvl>
+    <w:lvl w:ilvl="4" w:tplc="04090003" w:tentative="1">
+      <w:start w:val="1"/>
+      <w:numFmt w:val="bullet"/>
+      <w:lvlText w:val="o"/>
+      <w:lvlJc w:val="left"/>
+      <w:pPr>
+        <w:ind w:left="3600" w:hanging="360"/>
+      </w:pPr>
+      <w:rPr>
+        <w:rFonts w:ascii="Courier New" w:hAnsi="Courier New" w:cs="Courier New" w:hint="default"/>
+      </w:rPr>
+    </w:lvl>
+    <w:lvl w:ilvl="5" w:tplc="04090005" w:tentative="1">
+      <w:start w:val="1"/>
+      <w:numFmt w:val="bullet"/>
+      <w:lvlText w:val=""/>
+      <w:lvlJc w:val="left"/>
+      <w:pPr>
+        <w:ind w:left="4320" w:hanging="360"/>
+      </w:pPr>
+      <w:rPr>
+        <w:rFonts w:ascii="Wingdings" w:hAnsi="Wingdings" w:hint="default"/>
+      </w:rPr>
+    </w:lvl>
+    <w:lvl w:ilvl="6" w:tplc="04090001" w:tentative="1">
+      <w:start w:val="1"/>
+      <w:numFmt w:val="bullet"/>
+      <w:lvlText w:val=""/>
+      <w:lvlJc w:val="left"/>
+      <w:pPr>
+        <w:ind w:left="5040" w:hanging="360"/>
+      </w:pPr>
+      <w:rPr>
+        <w:rFonts w:ascii="Symbol" w:hAnsi="Symbol" w:hint="default"/>
+      </w:rPr>
+    </w:lvl>
+    <w:lvl w:ilvl="7" w:tplc="04090003" w:tentative="1">
+      <w:start w:val="1"/>
+      <w:numFmt w:val="bullet"/>
+      <w:lvlText w:val="o"/>
+      <w:lvlJc w:val="left"/>
+      <w:pPr>
+        <w:ind w:left="5760" w:hanging="360"/>
+      </w:pPr>
+      <w:rPr>
+        <w:rFonts w:ascii="Courier New" w:hAnsi="Courier New" w:cs="Courier New" w:hint="default"/>
+      </w:rPr>
+    </w:lvl>
+    <w:lvl w:ilvl="8" w:tplc="04090005" w:tentative="1">
+      <w:start w:val="1"/>
+      <w:numFmt w:val="bullet"/>
+      <w:lvlText w:val=""/>
+      <w:lvlJc w:val="left"/>
+      <w:pPr>
+        <w:ind w:left="6480" w:hanging="360"/>
+      </w:pPr>
+      <w:rPr>
+        <w:rFonts w:ascii="Wingdings" w:hAnsi="Wingdings" w:hint="default"/>
+      </w:rPr>
+    </w:lvl>
+  </w:abstractNum>
+  <w:abstractNum w:abstractNumId="6" w15:restartNumberingAfterBreak="0">
+    <w:nsid w:val="6F5B4B3F"/>
+    <w:multiLevelType w:val="hybridMultilevel"/>
+    <w:tmpl w:val="02FCEB58"/>
+    <w:lvl w:ilvl="0" w:tplc="52D4205E">
+      <w:start w:val="1"/>
+      <w:numFmt w:val="bullet"/>
+      <w:lvlText w:val="-"/>
+      <w:lvlJc w:val="left"/>
+      <w:pPr>
+        <w:ind w:left="720" w:hanging="360"/>
+      </w:pPr>
+      <w:rPr>
+        <w:rFonts w:ascii="Aptos" w:eastAsiaTheme="minorHAnsi" w:hAnsi="Aptos" w:cstheme="minorBidi" w:hint="default"/>
+      </w:rPr>
+    </w:lvl>
+    <w:lvl w:ilvl="1" w:tplc="04090003" w:tentative="1">
+      <w:start w:val="1"/>
+      <w:numFmt w:val="bullet"/>
+      <w:lvlText w:val="o"/>
+      <w:lvlJc w:val="left"/>
+      <w:pPr>
+        <w:ind w:left="1440" w:hanging="360"/>
+      </w:pPr>
+      <w:rPr>
+        <w:rFonts w:ascii="Courier New" w:hAnsi="Courier New" w:cs="Courier New" w:hint="default"/>
+      </w:rPr>
+    </w:lvl>
+    <w:lvl w:ilvl="2" w:tplc="04090005" w:tentative="1">
+      <w:start w:val="1"/>
+      <w:numFmt w:val="bullet"/>
+      <w:lvlText w:val=""/>
+      <w:lvlJc w:val="left"/>
+      <w:pPr>
+        <w:ind w:left="2160" w:hanging="360"/>
+      </w:pPr>
+      <w:rPr>
+        <w:rFonts w:ascii="Wingdings" w:hAnsi="Wingdings" w:hint="default"/>
+      </w:rPr>
+    </w:lvl>
+    <w:lvl w:ilvl="3" w:tplc="04090001" w:tentative="1">
+      <w:start w:val="1"/>
+      <w:numFmt w:val="bullet"/>
+      <w:lvlText w:val=""/>
+      <w:lvlJc w:val="left"/>
+      <w:pPr>
+        <w:ind w:left="2880" w:hanging="360"/>
+      </w:pPr>
+      <w:rPr>
+        <w:rFonts w:ascii="Symbol" w:hAnsi="Symbol" w:hint="default"/>
+      </w:rPr>
+    </w:lvl>
+    <w:lvl w:ilvl="4" w:tplc="04090003" w:tentative="1">
+      <w:start w:val="1"/>
+      <w:numFmt w:val="bullet"/>
+      <w:lvlText w:val="o"/>
+      <w:lvlJc w:val="left"/>
+      <w:pPr>
+        <w:ind w:left="3600" w:hanging="360"/>
+      </w:pPr>
+      <w:rPr>
+        <w:rFonts w:ascii="Courier New" w:hAnsi="Courier New" w:cs="Courier New" w:hint="default"/>
+      </w:rPr>
+    </w:lvl>
+    <w:lvl w:ilvl="5" w:tplc="04090005" w:tentative="1">
+      <w:start w:val="1"/>
+      <w:numFmt w:val="bullet"/>
+      <w:lvlText w:val=""/>
+      <w:lvlJc w:val="left"/>
+      <w:pPr>
+        <w:ind w:left="4320" w:hanging="360"/>
+      </w:pPr>
+      <w:rPr>
+        <w:rFonts w:ascii="Wingdings" w:hAnsi="Wingdings" w:hint="default"/>
+      </w:rPr>
+    </w:lvl>
+    <w:lvl w:ilvl="6" w:tplc="04090001" w:tentative="1">
+      <w:start w:val="1"/>
+      <w:numFmt w:val="bullet"/>
+      <w:lvlText w:val=""/>
+      <w:lvlJc w:val="left"/>
+      <w:pPr>
+        <w:ind w:left="5040" w:hanging="360"/>
+      </w:pPr>
+      <w:rPr>
+        <w:rFonts w:ascii="Symbol" w:hAnsi="Symbol" w:hint="default"/>
+      </w:rPr>
+    </w:lvl>
+    <w:lvl w:ilvl="7" w:tplc="04090003" w:tentative="1">
+      <w:start w:val="1"/>
+      <w:numFmt w:val="bullet"/>
+      <w:lvlText w:val="o"/>
+      <w:lvlJc w:val="left"/>
+      <w:pPr>
+        <w:ind w:left="5760" w:hanging="360"/>
+      </w:pPr>
+      <w:rPr>
+        <w:rFonts w:ascii="Courier New" w:hAnsi="Courier New" w:cs="Courier New" w:hint="default"/>
+      </w:rPr>
+    </w:lvl>
+    <w:lvl w:ilvl="8" w:tplc="04090005" w:tentative="1">
+      <w:start w:val="1"/>
+      <w:numFmt w:val="bullet"/>
+      <w:lvlText w:val=""/>
+      <w:lvlJc w:val="left"/>
+      <w:pPr>
+        <w:ind w:left="6480" w:hanging="360"/>
+      </w:pPr>
+      <w:rPr>
+        <w:rFonts w:ascii="Wingdings" w:hAnsi="Wingdings" w:hint="default"/>
+      </w:rPr>
+    </w:lvl>
+  </w:abstractNum>
   <w:num w:numId="1" w16cid:durableId="2045859362">
     <w:abstractNumId w:val="2"/>
   </w:num>
   <w:num w:numId="2" w16cid:durableId="391080800">
-    <w:abstractNumId w:val="3"/>
+    <w:abstractNumId w:val="4"/>
   </w:num>
   <w:num w:numId="3" w16cid:durableId="1109273533">
     <w:abstractNumId w:val="0"/>
   </w:num>
   <w:num w:numId="4" w16cid:durableId="49960361">
     <w:abstractNumId w:val="1"/>
+  </w:num>
+  <w:num w:numId="5" w16cid:durableId="1063262205">
+    <w:abstractNumId w:val="5"/>
+  </w:num>
+  <w:num w:numId="6" w16cid:durableId="39938103">
+    <w:abstractNumId w:val="3"/>
+  </w:num>
+  <w:num w:numId="7" w16cid:durableId="472600708">
+    <w:abstractNumId w:val="6"/>
   </w:num>
 </w:numbering>
 </file>
@@ -7961,7 +8483,6 @@
   <w:style w:type="character" w:default="1" w:styleId="DefaultParagraphFont">
     <w:name w:val="Default Paragraph Font"/>
     <w:uiPriority w:val="1"/>
-    <w:semiHidden/>
     <w:unhideWhenUsed/>
   </w:style>
   <w:style w:type="table" w:default="1" w:styleId="TableNormal">
@@ -8412,6 +8933,26 @@
       <w:spacing w:after="0" w:line="240" w:lineRule="auto"/>
     </w:pPr>
   </w:style>
+  <w:style w:type="paragraph" w:styleId="Bibliography">
+    <w:name w:val="Bibliography"/>
+    <w:basedOn w:val="Normal"/>
+    <w:next w:val="Normal"/>
+    <w:uiPriority w:val="37"/>
+    <w:unhideWhenUsed/>
+    <w:rsid w:val="00580248"/>
+  </w:style>
+  <w:style w:type="character" w:styleId="UnresolvedMention">
+    <w:name w:val="Unresolved Mention"/>
+    <w:basedOn w:val="DefaultParagraphFont"/>
+    <w:uiPriority w:val="99"/>
+    <w:semiHidden/>
+    <w:unhideWhenUsed/>
+    <w:rsid w:val="00D10DAC"/>
+    <w:rPr>
+      <w:color w:val="605E5C"/>
+      <w:shd w:val="clear" w:color="auto" w:fill="E1DFDD"/>
+    </w:rPr>
+  </w:style>
 </w:styles>
 </file>
 
@@ -8731,11 +9272,123 @@
 </file>
 
 <file path=customXml/item1.xml><?xml version="1.0" encoding="utf-8"?>
-<b:Sources xmlns:b="http://schemas.openxmlformats.org/officeDocument/2006/bibliography" xmlns="http://schemas.openxmlformats.org/officeDocument/2006/bibliography" SelectedStyle="\APASixthEditionOfficeOnline.xsl" StyleName="APA" Version="6"/>
+<b:Sources xmlns:b="http://schemas.openxmlformats.org/officeDocument/2006/bibliography" xmlns="http://schemas.openxmlformats.org/officeDocument/2006/bibliography" SelectedStyle="\APASixthEditionOfficeOnline.xsl" StyleName="APA" Version="6">
+  <b:Source>
+    <b:Tag>Gau23</b:Tag>
+    <b:SourceType>InternetSite</b:SourceType>
+    <b:Guid>{6FA7B5B3-9198-48D2-B2CF-666412AC15C5}</b:Guid>
+    <b:Author>
+      <b:Author>
+        <b:NameList>
+          <b:Person>
+            <b:Last>Gauravduttakiit</b:Last>
+          </b:Person>
+        </b:NameList>
+      </b:Author>
+    </b:Author>
+    <b:Title>Updated Resume Dataset [Data set]</b:Title>
+    <b:InternetSiteTitle>Kaggle</b:InternetSiteTitle>
+    <b:Year>2023</b:Year>
+    <b:URL>https://www.kaggle.com/datasets/5651295/updated-resume-dataset</b:URL>
+    <b:RefOrder>2</b:RefOrder>
+  </b:Source>
+  <b:Source>
+    <b:Tag>Ram03</b:Tag>
+    <b:SourceType>JournalArticle</b:SourceType>
+    <b:Guid>{D3669AFF-FABE-4195-BA49-C51788E627E5}</b:Guid>
+    <b:Author>
+      <b:Author>
+        <b:NameList>
+          <b:Person>
+            <b:Last>Ramos</b:Last>
+            <b:First>J</b:First>
+          </b:Person>
+        </b:NameList>
+      </b:Author>
+    </b:Author>
+    <b:Title>Proceedings of the First Instructional Conference on Machine Learning.</b:Title>
+    <b:Year>2003</b:Year>
+    <b:RefOrder>3</b:RefOrder>
+  </b:Source>
+  <b:Source>
+    <b:Tag>Hos13</b:Tag>
+    <b:SourceType>JournalArticle</b:SourceType>
+    <b:Guid>{1B39B743-5980-4494-98AB-B7B4CF5FE065}</b:Guid>
+    <b:Author>
+      <b:Author>
+        <b:NameList>
+          <b:Person>
+            <b:Last>Hosmer</b:Last>
+            <b:First>D.</b:First>
+            <b:Middle>W., Lemeshow, S., &amp; Sturdivant</b:Middle>
+          </b:Person>
+        </b:NameList>
+      </b:Author>
+    </b:Author>
+    <b:Title>Applied logistic regression (3rd ed.). Wiley.</b:Title>
+    <b:Year>2013</b:Year>
+    <b:RefOrder>4</b:RefOrder>
+  </b:Source>
+  <b:Source>
+    <b:Tag>Dev</b:Tag>
+    <b:SourceType>InternetSite</b:SourceType>
+    <b:Guid>{05B1A896-F423-4B1E-8729-2799575A9704}</b:Guid>
+    <b:Author>
+      <b:Author>
+        <b:NameList>
+          <b:Person>
+            <b:Last>Developers</b:Last>
+            <b:First>Joblib</b:First>
+          </b:Person>
+        </b:NameList>
+      </b:Author>
+    </b:Author>
+    <b:Title>Joblib: Lightweight pipelining in Python</b:Title>
+    <b:URL>https://joblib.readthedocs.io/</b:URL>
+    <b:RefOrder>6</b:RefOrder>
+  </b:Source>
+  <b:Source>
+    <b:Tag>Ped11</b:Tag>
+    <b:SourceType>Report</b:SourceType>
+    <b:Guid>{E7A87453-4F7E-40A8-9881-289C3AFF83F7}</b:Guid>
+    <b:Author>
+      <b:Author>
+        <b:NameList>
+          <b:Person>
+            <b:Last>Pegregosa et al</b:Last>
+          </b:Person>
+        </b:NameList>
+      </b:Author>
+    </b:Author>
+    <b:Title>Scikit-learn: Machine learning in Python. Journal of Machine Learning Research</b:Title>
+    <b:Year>2011</b:Year>
+    <b:RefOrder>5</b:RefOrder>
+  </b:Source>
+  <b:Source>
+    <b:Tag>Jur</b:Tag>
+    <b:SourceType>InternetSite</b:SourceType>
+    <b:Guid>{03B20CE6-3D7B-4F6B-B0E3-13A1298844B2}</b:Guid>
+    <b:Author>
+      <b:Author>
+        <b:NameList>
+          <b:Person>
+            <b:Last>Jurafsky</b:Last>
+            <b:First>D.,</b:First>
+            <b:Middle>&amp; Martin, J. H</b:Middle>
+          </b:Person>
+        </b:NameList>
+      </b:Author>
+    </b:Author>
+    <b:Title>Speech and language processing</b:Title>
+    <b:URL>https://web.stanford.edu/~jurafsky/slp3/</b:URL>
+    <b:Year>2023</b:Year>
+    <b:RefOrder>1</b:RefOrder>
+  </b:Source>
+</b:Sources>
 </file>
 
 <file path=customXml/itemProps1.xml><?xml version="1.0" encoding="utf-8"?>
-<ds:datastoreItem xmlns:ds="http://schemas.openxmlformats.org/officeDocument/2006/customXml" ds:itemID="{EFA8502F-3E23-471E-85A8-F6E1041D48E4}">
+<ds:datastoreItem xmlns:ds="http://schemas.openxmlformats.org/officeDocument/2006/customXml" ds:itemID="{0286EB96-DF70-48A0-AC15-AC60D3C6F2AC}">
   <ds:schemaRefs>
     <ds:schemaRef ds:uri="http://schemas.openxmlformats.org/officeDocument/2006/bibliography"/>
   </ds:schemaRefs>
